--- a/docs/deliverables/out/Drop-1_Transactional/BRD-06_Renewal/BIBS_TestPlan_BRD-06_Renewal_Summary_v1.1.docx
+++ b/docs/deliverables/out/Drop-1_Transactional/BRD-06_Renewal/BIBS_TestPlan_BRD-06_Renewal_Summary_v1.1.docx
@@ -836,7 +836,7 @@
               <w:rPr>
                 <w:sz w:val="18"/>
               </w:rPr>
-              <w:t>Internal draft from FRS BRD-6 v1.1 and the Renewal build design</w:t>
+              <w:t>Internal draft from FRS BRD-6 v1.1</w:t>
             </w:r>
           </w:p>
         </w:tc>
@@ -2026,7 +2026,7 @@
               <w:rPr>
                 <w:sz w:val="18"/>
               </w:rPr>
-              <w:t>System test, defect fixing, UAT support</w:t>
+              <w:t>System test, issue resolution, UAT support</w:t>
             </w:r>
           </w:p>
         </w:tc>
@@ -2184,7 +2184,7 @@
           <w:t xml:space="preserve">	</w:t>
         </w:r>
         <w:r>
-          <w:t xml:space="preserve">6</w:t>
+          <w:t xml:space="preserve">5</w:t>
         </w:r>
       </w:hyperlink>
     </w:p>
@@ -2216,7 +2216,7 @@
           <w:t xml:space="preserve">	</w:t>
         </w:r>
         <w:r>
-          <w:t xml:space="preserve">7</w:t>
+          <w:t xml:space="preserve">6</w:t>
         </w:r>
       </w:hyperlink>
     </w:p>
@@ -2232,7 +2232,7 @@
           <w:t xml:space="preserve">	</w:t>
         </w:r>
         <w:r>
-          <w:t xml:space="preserve">7</w:t>
+          <w:t xml:space="preserve">6</w:t>
         </w:r>
       </w:hyperlink>
     </w:p>
@@ -2296,7 +2296,7 @@
           <w:t xml:space="preserve">	</w:t>
         </w:r>
         <w:r>
-          <w:t xml:space="preserve">8</w:t>
+          <w:t xml:space="preserve">7</w:t>
         </w:r>
       </w:hyperlink>
     </w:p>
@@ -2312,7 +2312,7 @@
           <w:t xml:space="preserve">	</w:t>
         </w:r>
         <w:r>
-          <w:t xml:space="preserve">9</w:t>
+          <w:t xml:space="preserve">8</w:t>
         </w:r>
       </w:hyperlink>
     </w:p>
@@ -2322,13 +2322,13 @@
       </w:pPr>
       <w:hyperlink w:anchor="_Toc000117" w:history="1">
         <w:r>
-          <w:t xml:space="preserve">6 Defect management</w:t>
+          <w:t xml:space="preserve">6 Issue management</w:t>
         </w:r>
         <w:r>
           <w:t xml:space="preserve">	</w:t>
         </w:r>
         <w:r>
-          <w:t xml:space="preserve">10</w:t>
+          <w:t xml:space="preserve">9</w:t>
         </w:r>
       </w:hyperlink>
     </w:p>
@@ -2344,7 +2344,7 @@
           <w:t xml:space="preserve">	</w:t>
         </w:r>
         <w:r>
-          <w:t xml:space="preserve">10</w:t>
+          <w:t xml:space="preserve">9</w:t>
         </w:r>
       </w:hyperlink>
     </w:p>
@@ -2424,7 +2424,7 @@
           <w:t xml:space="preserve">	</w:t>
         </w:r>
         <w:r>
-          <w:t xml:space="preserve">16</w:t>
+          <w:t xml:space="preserve">14</w:t>
         </w:r>
       </w:hyperlink>
     </w:p>
@@ -2440,7 +2440,7 @@
           <w:t xml:space="preserve">	</w:t>
         </w:r>
         <w:r>
-          <w:t xml:space="preserve">17</w:t>
+          <w:t xml:space="preserve">16</w:t>
         </w:r>
       </w:hyperlink>
     </w:p>
@@ -2456,23 +2456,23 @@
           <w:t xml:space="preserve">	</w:t>
         </w:r>
         <w:r>
-          <w:t xml:space="preserve">18</w:t>
+          <w:t xml:space="preserve">17</w:t>
         </w:r>
       </w:hyperlink>
     </w:p>
     <w:p>
       <w:pPr>
-        <w:pStyle w:val="toc2"/>
+        <w:pStyle w:val="toc1"/>
       </w:pPr>
       <w:hyperlink w:anchor="_Toc000126" w:history="1">
         <w:r>
-          <w:t xml:space="preserve">7.6 Automated tests</w:t>
+          <w:t xml:space="preserve">8 Risks</w:t>
         </w:r>
         <w:r>
           <w:t xml:space="preserve">	</w:t>
         </w:r>
         <w:r>
-          <w:t xml:space="preserve">19</w:t>
+          <w:t xml:space="preserve">17</w:t>
         </w:r>
       </w:hyperlink>
     </w:p>
@@ -2482,45 +2482,13 @@
       </w:pPr>
       <w:hyperlink w:anchor="_Toc000127" w:history="1">
         <w:r>
-          <w:t xml:space="preserve">8 Risks</w:t>
+          <w:t xml:space="preserve">9 Sign-off</w:t>
         </w:r>
         <w:r>
           <w:t xml:space="preserve">	</w:t>
         </w:r>
         <w:r>
-          <w:t xml:space="preserve">19</w:t>
-        </w:r>
-      </w:hyperlink>
-    </w:p>
-    <w:p>
-      <w:pPr>
-        <w:pStyle w:val="toc1"/>
-      </w:pPr>
-      <w:hyperlink w:anchor="_Toc000128" w:history="1">
-        <w:r>
-          <w:t xml:space="preserve">9 FRS findings</w:t>
-        </w:r>
-        <w:r>
-          <w:t xml:space="preserve">	</w:t>
-        </w:r>
-        <w:r>
-          <w:t xml:space="preserve">19</w:t>
-        </w:r>
-      </w:hyperlink>
-    </w:p>
-    <w:p>
-      <w:pPr>
-        <w:pStyle w:val="toc1"/>
-      </w:pPr>
-      <w:hyperlink w:anchor="_Toc000129" w:history="1">
-        <w:r>
-          <w:t xml:space="preserve">10 Sign-off</w:t>
-        </w:r>
-        <w:r>
-          <w:t xml:space="preserve">	</w:t>
-        </w:r>
-        <w:r>
-          <w:t xml:space="preserve">21</w:t>
+          <w:t xml:space="preserve">18</w:t>
         </w:r>
       </w:hyperlink>
       <w:r>
@@ -2574,17 +2542,7 @@
     <w:p>
       <w:r>
         <w:rPr/>
-        <w:t xml:space="preserve">Every case traces to a functional requirement (FR) of FRS BRD-6 v1.1 and to the BRD requirement IDs (BRRN.nnn and the persona line IDs 1.001 to 6.002) that the FR meets. Renewal is </w:t>
-      </w:r>
-      <w:r>
-        <w:rPr>
-          <w:b/>
-        </w:rPr>
-        <w:t>designed and not yet built</w:t>
-      </w:r>
-      <w:r>
-        <w:rPr/>
-        <w:t>. The expected results therefore quote the message texts of the FRS without codes, the screen paths are those of the build design, and no case names an automated test yet. Where a Renewal check reuses a message that the platform already shows (log-in, bulk upload, account completeness), the case quotes the text BIBS shows today and a finding records the difference from the FRS (section 9).</w:t>
+        <w:t>Every case traces to a functional requirement (FR) of FRS BRD-6 v1.1 and to the BRD requirement IDs (BRRN.nnn and the persona line IDs 1.001 to 6.002) that the FR meets. The expected results quote the message texts of the FRS, and the screen paths are those of the FRS. Where a Renewal check reuses a message that the platform already shows (log-in, bulk upload, account completeness), the case quotes the text BIBS shows on that screen.</w:t>
       </w:r>
     </w:p>
     <w:p>
@@ -2958,7 +2916,7 @@
       </w:r>
       <w:r>
         <w:rPr/>
-        <w:t>BDOI's own letter layouts, file layouts and password convention (RQ15, RQ20, RQ26, Q07). The cases use the draft layouts delivered with the build and are re-run when BDOI's layouts are loaded.</w:t>
+        <w:t>BDOI's own letter layouts, file layouts and password convention (RQ15, RQ20, RQ26, Q07). The cases use the draft layouts provided with the system and are re-run when BDOI's layouts are loaded.</w:t>
       </w:r>
     </w:p>
     <w:p>
@@ -3225,21 +3183,7 @@
               <w:rPr>
                 <w:sz w:val="18"/>
               </w:rPr>
-              <w:t>Renewal BRD pack: Workshop addendum, Addendum 1 and RMEL Phase 2 BRD (</w:t>
-            </w:r>
-            <w:r>
-              <w:rPr>
-                <w:rFonts w:ascii="Courier New" w:hAnsi="Courier New" w:cs="Courier New" w:eastAsia="Courier New"/>
-                <w:color w:val="2E2E2E"/>
-                <w:sz w:val="16"/>
-              </w:rPr>
-              <w:t>docs/source-documents/Renewal (RN) BRD.pdf</w:t>
-            </w:r>
-            <w:r>
-              <w:rPr>
-                <w:sz w:val="18"/>
-              </w:rPr>
-              <w:t>)</w:t>
+              <w:t>Renewal BRD pack: Workshop addendum, Addendum 1 and RMEL Phase 2 BRD</w:t>
             </w:r>
           </w:p>
         </w:tc>
@@ -3348,179 +3292,6 @@
                 <w:sz w:val="18"/>
               </w:rPr>
               <w:t>1.1</w:t>
-            </w:r>
-          </w:p>
-        </w:tc>
-      </w:tr>
-      <w:tr>
-        <w:trPr>
-          <w:cantSplit w:val="true"/>
-        </w:trPr>
-        <w:tc>
-          <w:tcPr>
-            <w:tcW w:type="dxa" w:w="855"/>
-            <w:tcMar>
-              <w:top w:w="50" w:type="dxa"/>
-              <w:bottom w:w="50" w:type="dxa"/>
-              <w:left w:w="90" w:type="dxa"/>
-              <w:right w:w="90" w:type="dxa"/>
-            </w:tcMar>
-            <w:shd w:val="clear" w:color="auto" w:fill="E5F5FF"/>
-          </w:tcPr>
-          <w:p>
-            <w:pPr>
-              <w:pStyle w:val="BDOITable"/>
-            </w:pPr>
-            <w:r>
-              <w:rPr>
-                <w:sz w:val="18"/>
-              </w:rPr>
-              <w:t>R4</w:t>
-            </w:r>
-          </w:p>
-        </w:tc>
-        <w:tc>
-          <w:tcPr>
-            <w:tcW w:type="dxa" w:w="6126"/>
-            <w:tcMar>
-              <w:top w:w="50" w:type="dxa"/>
-              <w:bottom w:w="50" w:type="dxa"/>
-              <w:left w:w="90" w:type="dxa"/>
-              <w:right w:w="90" w:type="dxa"/>
-            </w:tcMar>
-            <w:shd w:val="clear" w:color="auto" w:fill="E5F5FF"/>
-          </w:tcPr>
-          <w:p>
-            <w:pPr>
-              <w:pStyle w:val="BDOITable"/>
-            </w:pPr>
-            <w:r>
-              <w:rPr>
-                <w:sz w:val="18"/>
-              </w:rPr>
-              <w:t>Renewal build design (</w:t>
-            </w:r>
-            <w:r>
-              <w:rPr>
-                <w:rFonts w:ascii="Courier New" w:hAnsi="Courier New" w:cs="Courier New" w:eastAsia="Courier New"/>
-                <w:color w:val="2E2E2E"/>
-                <w:sz w:val="16"/>
-              </w:rPr>
-              <w:t>docs/architecture/RENEWAL_DESIGN.md</w:t>
-            </w:r>
-            <w:r>
-              <w:rPr>
-                <w:sz w:val="18"/>
-              </w:rPr>
-              <w:t>)</w:t>
-            </w:r>
-          </w:p>
-        </w:tc>
-        <w:tc>
-          <w:tcPr>
-            <w:tcW w:type="dxa" w:w="2992"/>
-            <w:tcMar>
-              <w:top w:w="50" w:type="dxa"/>
-              <w:bottom w:w="50" w:type="dxa"/>
-              <w:left w:w="90" w:type="dxa"/>
-              <w:right w:w="90" w:type="dxa"/>
-            </w:tcMar>
-            <w:shd w:val="clear" w:color="auto" w:fill="E5F5FF"/>
-          </w:tcPr>
-          <w:p>
-            <w:pPr>
-              <w:pStyle w:val="BDOITable"/>
-            </w:pPr>
-            <w:r>
-              <w:rPr>
-                <w:sz w:val="18"/>
-              </w:rPr>
-              <w:t>current</w:t>
-            </w:r>
-          </w:p>
-        </w:tc>
-      </w:tr>
-      <w:tr>
-        <w:trPr>
-          <w:cantSplit w:val="true"/>
-        </w:trPr>
-        <w:tc>
-          <w:tcPr>
-            <w:tcW w:type="dxa" w:w="855"/>
-            <w:tcMar>
-              <w:top w:w="50" w:type="dxa"/>
-              <w:bottom w:w="50" w:type="dxa"/>
-              <w:left w:w="90" w:type="dxa"/>
-              <w:right w:w="90" w:type="dxa"/>
-            </w:tcMar>
-          </w:tcPr>
-          <w:p>
-            <w:pPr>
-              <w:pStyle w:val="BDOITable"/>
-            </w:pPr>
-            <w:r>
-              <w:rPr>
-                <w:sz w:val="18"/>
-              </w:rPr>
-              <w:t>R5</w:t>
-            </w:r>
-          </w:p>
-        </w:tc>
-        <w:tc>
-          <w:tcPr>
-            <w:tcW w:type="dxa" w:w="6126"/>
-            <w:tcMar>
-              <w:top w:w="50" w:type="dxa"/>
-              <w:bottom w:w="50" w:type="dxa"/>
-              <w:left w:w="90" w:type="dxa"/>
-              <w:right w:w="90" w:type="dxa"/>
-            </w:tcMar>
-          </w:tcPr>
-          <w:p>
-            <w:pPr>
-              <w:pStyle w:val="BDOITable"/>
-            </w:pPr>
-            <w:r>
-              <w:rPr>
-                <w:sz w:val="18"/>
-              </w:rPr>
-              <w:t>Cross-BRD decisions (</w:t>
-            </w:r>
-            <w:r>
-              <w:rPr>
-                <w:rFonts w:ascii="Courier New" w:hAnsi="Courier New" w:cs="Courier New" w:eastAsia="Courier New"/>
-                <w:color w:val="2E2E2E"/>
-                <w:sz w:val="16"/>
-              </w:rPr>
-              <w:t>docs/requirements/BDOI_CROSS_BRD_DECISIONS.md</w:t>
-            </w:r>
-            <w:r>
-              <w:rPr>
-                <w:sz w:val="18"/>
-              </w:rPr>
-              <w:t>)</w:t>
-            </w:r>
-          </w:p>
-        </w:tc>
-        <w:tc>
-          <w:tcPr>
-            <w:tcW w:type="dxa" w:w="2992"/>
-            <w:tcMar>
-              <w:top w:w="50" w:type="dxa"/>
-              <w:bottom w:w="50" w:type="dxa"/>
-              <w:left w:w="90" w:type="dxa"/>
-              <w:right w:w="90" w:type="dxa"/>
-            </w:tcMar>
-          </w:tcPr>
-          <w:p>
-            <w:pPr>
-              <w:pStyle w:val="BDOITable"/>
-            </w:pPr>
-            <w:r>
-              <w:rPr>
-                <w:sz w:val="18"/>
-              </w:rPr>
-              <w:t>current</w:t>
             </w:r>
           </w:p>
         </w:tc>
@@ -3815,7 +3586,7 @@
               <w:rPr>
                 <w:sz w:val="18"/>
               </w:rPr>
-              <w:t>Unit and integration (automated)</w:t>
+              <w:t>System test</w:t>
             </w:r>
           </w:p>
         </w:tc>
@@ -3837,7 +3608,7 @@
               <w:rPr>
                 <w:sz w:val="18"/>
               </w:rPr>
-              <w:t>Checks, bucket and matrix rules, workflow transitions, permissions, uploads and letters of each FR, against a PostgreSQL database</w:t>
+              <w:t>Every case of the workbook, screen by screen, with the named data sets</w:t>
             </w:r>
           </w:p>
         </w:tc>
@@ -3859,7 +3630,7 @@
               <w:rPr>
                 <w:sz w:val="18"/>
               </w:rPr>
-              <w:t>iorta TechNXT developers</w:t>
+              <w:t>iorta TechNXT QA</w:t>
             </w:r>
           </w:p>
         </w:tc>
@@ -3881,35 +3652,7 @@
               <w:rPr>
                 <w:sz w:val="18"/>
               </w:rPr>
-              <w:t>Written with the build; every change in CI (</w:t>
-            </w:r>
-            <w:r>
-              <w:rPr>
-                <w:rFonts w:ascii="Courier New" w:hAnsi="Courier New" w:cs="Courier New" w:eastAsia="Courier New"/>
-                <w:color w:val="2E2E2E"/>
-                <w:sz w:val="16"/>
-              </w:rPr>
-              <w:t>mvn verify</w:t>
-            </w:r>
-            <w:r>
-              <w:rPr>
-                <w:sz w:val="18"/>
-              </w:rPr>
-              <w:t xml:space="preserve">, </w:t>
-            </w:r>
-            <w:r>
-              <w:rPr>
-                <w:rFonts w:ascii="Courier New" w:hAnsi="Courier New" w:cs="Courier New" w:eastAsia="Courier New"/>
-                <w:color w:val="2E2E2E"/>
-                <w:sz w:val="16"/>
-              </w:rPr>
-              <w:t>npm run verify</w:t>
-            </w:r>
-            <w:r>
-              <w:rPr>
-                <w:sz w:val="18"/>
-              </w:rPr>
-              <w:t>)</w:t>
+              <w:t>Before UAT, on the SIT environment</w:t>
             </w:r>
           </w:p>
         </w:tc>
@@ -3937,7 +3680,7 @@
               <w:rPr>
                 <w:sz w:val="18"/>
               </w:rPr>
-              <w:t>System test</w:t>
+              <w:t>Persona end-to-end</w:t>
             </w:r>
           </w:p>
         </w:tc>
@@ -3960,7 +3703,7 @@
               <w:rPr>
                 <w:sz w:val="18"/>
               </w:rPr>
-              <w:t>Every case of the workbook, screen by screen, with the named data sets</w:t>
+              <w:t>The twelve scenarios run from start to finish by the persona that owns each step, with notifications and e-mails checked in the test mailboxes</w:t>
             </w:r>
           </w:p>
         </w:tc>
@@ -3983,7 +3726,7 @@
               <w:rPr>
                 <w:sz w:val="18"/>
               </w:rPr>
-              <w:t>iorta TechNXT QA</w:t>
+              <w:t>iorta TechNXT QA with the BDOI department testers</w:t>
             </w:r>
           </w:p>
         </w:tc>
@@ -4006,7 +3749,7 @@
               <w:rPr>
                 <w:sz w:val="18"/>
               </w:rPr>
-              <w:t>Before UAT, on the SIT environment</w:t>
+              <w:t>After the system test passes</w:t>
             </w:r>
           </w:p>
         </w:tc>
@@ -4033,7 +3776,7 @@
               <w:rPr>
                 <w:sz w:val="18"/>
               </w:rPr>
-              <w:t>Persona end-to-end</w:t>
+              <w:t>User acceptance test (UAT)</w:t>
             </w:r>
           </w:p>
         </w:tc>
@@ -4055,7 +3798,7 @@
               <w:rPr>
                 <w:sz w:val="18"/>
               </w:rPr>
-              <w:t>The twelve scenarios run from start to finish by the persona that owns each step, with notifications and e-mails checked in the test mailboxes</w:t>
+              <w:t>The scenarios and the High-priority cases, run by BDOI testers on masked production-like data</w:t>
             </w:r>
           </w:p>
         </w:tc>
@@ -4077,7 +3820,7 @@
               <w:rPr>
                 <w:sz w:val="18"/>
               </w:rPr>
-              <w:t>iorta TechNXT QA with the BDOI department testers</w:t>
+              <w:t>BDOI Marketing, Processing, MBS, LAMD and Contact Center testers</w:t>
             </w:r>
           </w:p>
         </w:tc>
@@ -4090,103 +3833,6 @@
               <w:left w:w="90" w:type="dxa"/>
               <w:right w:w="90" w:type="dxa"/>
             </w:tcMar>
-          </w:tcPr>
-          <w:p>
-            <w:pPr>
-              <w:pStyle w:val="BDOITable"/>
-            </w:pPr>
-            <w:r>
-              <w:rPr>
-                <w:sz w:val="18"/>
-              </w:rPr>
-              <w:t>After the system test passes</w:t>
-            </w:r>
-          </w:p>
-        </w:tc>
-      </w:tr>
-      <w:tr>
-        <w:trPr>
-          <w:cantSplit w:val="true"/>
-        </w:trPr>
-        <w:tc>
-          <w:tcPr>
-            <w:tcW w:type="dxa" w:w="1922"/>
-            <w:tcMar>
-              <w:top w:w="50" w:type="dxa"/>
-              <w:bottom w:w="50" w:type="dxa"/>
-              <w:left w:w="90" w:type="dxa"/>
-              <w:right w:w="90" w:type="dxa"/>
-            </w:tcMar>
-            <w:shd w:val="clear" w:color="auto" w:fill="E5F5FF"/>
-          </w:tcPr>
-          <w:p>
-            <w:pPr>
-              <w:pStyle w:val="BDOITable"/>
-            </w:pPr>
-            <w:r>
-              <w:rPr>
-                <w:sz w:val="18"/>
-              </w:rPr>
-              <w:t>User acceptance test (UAT)</w:t>
-            </w:r>
-          </w:p>
-        </w:tc>
-        <w:tc>
-          <w:tcPr>
-            <w:tcW w:type="dxa" w:w="3724"/>
-            <w:tcMar>
-              <w:top w:w="50" w:type="dxa"/>
-              <w:bottom w:w="50" w:type="dxa"/>
-              <w:left w:w="90" w:type="dxa"/>
-              <w:right w:w="90" w:type="dxa"/>
-            </w:tcMar>
-            <w:shd w:val="clear" w:color="auto" w:fill="E5F5FF"/>
-          </w:tcPr>
-          <w:p>
-            <w:pPr>
-              <w:pStyle w:val="BDOITable"/>
-            </w:pPr>
-            <w:r>
-              <w:rPr>
-                <w:sz w:val="18"/>
-              </w:rPr>
-              <w:t>The scenarios and the High-priority cases, run by BDOI testers on masked production-like data</w:t>
-            </w:r>
-          </w:p>
-        </w:tc>
-        <w:tc>
-          <w:tcPr>
-            <w:tcW w:type="dxa" w:w="2163"/>
-            <w:tcMar>
-              <w:top w:w="50" w:type="dxa"/>
-              <w:bottom w:w="50" w:type="dxa"/>
-              <w:left w:w="90" w:type="dxa"/>
-              <w:right w:w="90" w:type="dxa"/>
-            </w:tcMar>
-            <w:shd w:val="clear" w:color="auto" w:fill="E5F5FF"/>
-          </w:tcPr>
-          <w:p>
-            <w:pPr>
-              <w:pStyle w:val="BDOITable"/>
-            </w:pPr>
-            <w:r>
-              <w:rPr>
-                <w:sz w:val="18"/>
-              </w:rPr>
-              <w:t>BDOI Marketing, Processing, MBS, LAMD and Contact Center testers</w:t>
-            </w:r>
-          </w:p>
-        </w:tc>
-        <w:tc>
-          <w:tcPr>
-            <w:tcW w:type="dxa" w:w="2163"/>
-            <w:tcMar>
-              <w:top w:w="50" w:type="dxa"/>
-              <w:bottom w:w="50" w:type="dxa"/>
-              <w:left w:w="90" w:type="dxa"/>
-              <w:right w:w="90" w:type="dxa"/>
-            </w:tcMar>
-            <w:shd w:val="clear" w:color="auto" w:fill="E5F5FF"/>
           </w:tcPr>
           <w:p>
             <w:pPr>
@@ -4206,12 +3852,6 @@
       <w:pPr>
         <w:pStyle w:val="BDOISpacer"/>
       </w:pPr>
-    </w:p>
-    <w:p>
-      <w:r>
-        <w:rPr/>
-        <w:t>The automation reference column is blank in this version. When the module is built, the developers name in the workbook the integration test that asserts each case, as was done for BRD-1 to BRD-3; a case with an automation reference is still run on the screen once per cycle.</w:t>
-      </w:r>
     </w:p>
     <w:p>
       <w:pPr>
@@ -4864,7 +4504,7 @@
     <w:p>
       <w:r>
         <w:rPr/>
-        <w:t>The workbook has a README sheet that explains every column. The sheets are Document Control, Test Conditions, Scenarios, Test Cases, Coverage, Test Data, Roles and Access and FRS Findings. Case IDs carry their condition: TC-RN-043.2-01 is the first case of condition 2 of FR-RN-043. Status starts as Not run; testers fill Status, Actual result, Tester, Date and Defect ID.</w:t>
+        <w:t>The workbook has a README sheet that explains every column. The sheets are Document Control, Test Conditions, Scenarios, Test Cases, Coverage, Test Data, Roles and Access. Case IDs carry their condition: TC-RN-043.2-01 is the first case of condition 2 of FR-RN-043. Status starts as Not run; testers fill Status, Actual result, Tester, Date and Issue ID.</w:t>
       </w:r>
     </w:p>
     <w:p>
@@ -5031,7 +4671,7 @@
               <w:rPr>
                 <w:sz w:val="18"/>
               </w:rPr>
-              <w:t>The Renewal module is deployed on SIT with its jobs (RNW_EXTRACTION, RNW_REEVALUATE, RNW_NRNS_LETTERS, RNW_EXPIRY_SWEEP); the shared change BT0 (business type on the account) is deployed; CI is green on the deployed commit; the data sets of section 4.2 are loaded; the test mailboxes of clients and insurers receive mail; the developers have added the automation references to the workbook.</w:t>
+              <w:t>The Renewal module is deployed on SIT with its jobs (RNW_EXTRACTION, RNW_REEVALUATE, RNW_NRNS_LETTERS, RNW_EXPIRY_SWEEP); the business type RENEWAL (BT0) is available on the account; the data sets of section 4.2 are loaded; the test mailboxes of clients and insurers receive mail.</w:t>
             </w:r>
           </w:p>
         </w:tc>
@@ -5082,7 +4722,7 @@
               <w:rPr>
                 <w:sz w:val="18"/>
               </w:rPr>
-              <w:t>All High-priority system test cases are run; no open Critical defect; notifications and the e-mail relay work on SIT; the Submitted Policies hand-off (BRD-12) is deployed for SC-RN-10.</w:t>
+              <w:t>All High-priority system test cases are run; no open Critical issue; notifications and the e-mail relay work on SIT; the Submitted Policies hand-off (BRD-12) is deployed for SC-RN-10.</w:t>
             </w:r>
           </w:p>
         </w:tc>
@@ -5292,7 +4932,7 @@
               <w:rPr>
                 <w:sz w:val="18"/>
               </w:rPr>
-              <w:t>100 % of cases run; 100 % of High-priority cases passed; no open Critical or High defect; open Medium and Low defects have an agreed fix date.</w:t>
+              <w:t>100 % of cases run; 100 % of High-priority cases passed; no open Critical or High issue; open Medium and Low issues have an agreed fix date.</w:t>
             </w:r>
           </w:p>
         </w:tc>
@@ -5392,7 +5032,7 @@
               <w:rPr>
                 <w:sz w:val="18"/>
               </w:rPr>
-              <w:t>All scenarios and High-priority cases passed or accepted by the BDOI process owner; no open Critical or High defect; open defects listed with an agreed plan in the UAT sign-off; the sign-off of section 10 is signed.</w:t>
+              <w:t>All scenarios and High-priority cases passed or accepted by the BDOI process owner; no open Critical or High issue; open issues listed with an agreed plan in the UAT sign-off; the sign-off of section 9 is signed.</w:t>
             </w:r>
           </w:p>
         </w:tc>
@@ -5412,7 +5052,7 @@
       </w:r>
       <w:r>
         <w:rPr/>
-        <w:t xml:space="preserve"> Testing of a scenario stops when a Critical defect blocks it, when the environment or the mail relay is down for more than half a day, or when the test data is corrupted. It resumes after the fix is deployed and the blocked cases are re-run from their first step.</w:t>
+        <w:t xml:space="preserve"> Testing of a scenario stops when a Critical issue blocks it, when the environment or the mail relay is down for more than half a day, or when the test data is corrupted. It resumes after the fix is deployed and the blocked cases are re-run from their first step.</w:t>
       </w:r>
     </w:p>
     <w:p>
@@ -5584,7 +5224,7 @@
               <w:rPr>
                 <w:sz w:val="18"/>
               </w:rPr>
-              <w:t>CI</w:t>
+              <w:t>SIT</w:t>
             </w:r>
           </w:p>
         </w:tc>
@@ -5606,7 +5246,7 @@
               <w:rPr>
                 <w:sz w:val="18"/>
               </w:rPr>
-              <w:t>Automated unit and integration tests on every change</w:t>
+              <w:t>System test and persona end-to-end runs by iorta TechNXT QA</w:t>
             </w:r>
           </w:p>
         </w:tc>
@@ -5628,7 +5268,7 @@
               <w:rPr>
                 <w:sz w:val="18"/>
               </w:rPr>
-              <w:t>Created by each test; PostgreSQL in a container</w:t>
+              <w:t>Data sets of section 4.2, booked through BRD-1 on SIT; test mailboxes for clients and insurers</w:t>
             </w:r>
           </w:p>
         </w:tc>
@@ -5656,7 +5296,7 @@
               <w:rPr>
                 <w:sz w:val="18"/>
               </w:rPr>
-              <w:t>SIT</w:t>
+              <w:t>UAT</w:t>
             </w:r>
           </w:p>
         </w:tc>
@@ -5679,7 +5319,7 @@
               <w:rPr>
                 <w:sz w:val="18"/>
               </w:rPr>
-              <w:t>System test and persona end-to-end runs by iorta TechNXT QA</w:t>
+              <w:t>Acceptance by BDOI testers</w:t>
             </w:r>
           </w:p>
         </w:tc>
@@ -5693,77 +5333,6 @@
               <w:right w:w="90" w:type="dxa"/>
             </w:tcMar>
             <w:shd w:val="clear" w:color="auto" w:fill="E5F5FF"/>
-          </w:tcPr>
-          <w:p>
-            <w:pPr>
-              <w:pStyle w:val="BDOITable"/>
-            </w:pPr>
-            <w:r>
-              <w:rPr>
-                <w:sz w:val="18"/>
-              </w:rPr>
-              <w:t>Data sets of section 4.2, booked through BRD-1 on SIT; test mailboxes for clients and insurers</w:t>
-            </w:r>
-          </w:p>
-        </w:tc>
-      </w:tr>
-      <w:tr>
-        <w:trPr>
-          <w:cantSplit w:val="true"/>
-        </w:trPr>
-        <w:tc>
-          <w:tcPr>
-            <w:tcW w:type="dxa" w:w="1800"/>
-            <w:tcMar>
-              <w:top w:w="50" w:type="dxa"/>
-              <w:bottom w:w="50" w:type="dxa"/>
-              <w:left w:w="90" w:type="dxa"/>
-              <w:right w:w="90" w:type="dxa"/>
-            </w:tcMar>
-          </w:tcPr>
-          <w:p>
-            <w:pPr>
-              <w:pStyle w:val="BDOITable"/>
-            </w:pPr>
-            <w:r>
-              <w:rPr>
-                <w:sz w:val="18"/>
-              </w:rPr>
-              <w:t>UAT</w:t>
-            </w:r>
-          </w:p>
-        </w:tc>
-        <w:tc>
-          <w:tcPr>
-            <w:tcW w:type="dxa" w:w="4432"/>
-            <w:tcMar>
-              <w:top w:w="50" w:type="dxa"/>
-              <w:bottom w:w="50" w:type="dxa"/>
-              <w:left w:w="90" w:type="dxa"/>
-              <w:right w:w="90" w:type="dxa"/>
-            </w:tcMar>
-          </w:tcPr>
-          <w:p>
-            <w:pPr>
-              <w:pStyle w:val="BDOITable"/>
-            </w:pPr>
-            <w:r>
-              <w:rPr>
-                <w:sz w:val="18"/>
-              </w:rPr>
-              <w:t>Acceptance by BDOI testers</w:t>
-            </w:r>
-          </w:p>
-        </w:tc>
-        <w:tc>
-          <w:tcPr>
-            <w:tcW w:type="dxa" w:w="3739"/>
-            <w:tcMar>
-              <w:top w:w="50" w:type="dxa"/>
-              <w:bottom w:w="50" w:type="dxa"/>
-              <w:left w:w="90" w:type="dxa"/>
-              <w:right w:w="90" w:type="dxa"/>
-            </w:tcMar>
           </w:tcPr>
           <w:p>
             <w:pPr>
@@ -5804,7 +5373,7 @@
     <w:p>
       <w:r>
         <w:rPr/>
-        <w:t>Renewal is not built, so no seed provides the data yet. The test lead prepares each set on SIT as its source column says, mostly by booking policies through BRD-1 with expiry dates relative to the business date. When the module is built, the sets become a seed and this column names it.</w:t>
+        <w:t>The test lead prepares each set on SIT as its source column says, mostly by booking policies through BRD-1 with expiry dates relative to the business date.</w:t>
       </w:r>
     </w:p>
     <w:p>
@@ -6214,7 +5783,7 @@
               <w:rPr>
                 <w:sz w:val="17"/>
               </w:rPr>
-              <w:t>Prepared on SIT (claim in Claims or the claims stub, endorsement request in Operations, unpaid invoice left open)</w:t>
+              <w:t>Prepared on SIT (claim in Claims or a prepared open-claims list, endorsement request in Operations, unpaid invoice left open)</w:t>
             </w:r>
           </w:p>
         </w:tc>
@@ -6939,7 +6508,7 @@
               <w:rPr>
                 <w:sz w:val="17"/>
               </w:rPr>
-              <w:t>Draft layouts delivered with the build until BDOI provides its own (RQ26)</w:t>
+              <w:t>Draft layouts provided with the system until BDOI provides its own (RQ26)</w:t>
             </w:r>
           </w:p>
         </w:tc>
@@ -7303,7 +6872,7 @@
               <w:rPr>
                 <w:sz w:val="18"/>
               </w:rPr>
-              <w:t>Owns this plan and the workbook; prepares environments and data; runs the daily defect triage; reports progress</w:t>
+              <w:t>Owns this plan and the workbook; prepares environments and data; runs the daily issue triage; reports progress</w:t>
             </w:r>
           </w:p>
         </w:tc>
@@ -7377,7 +6946,7 @@
               <w:rPr>
                 <w:sz w:val="18"/>
               </w:rPr>
-              <w:t>Run the system test and the persona end-to-end scenarios; raise defects with evidence</w:t>
+              <w:t>Run the system test and the persona end-to-end scenarios; raise issues with evidence</w:t>
             </w:r>
           </w:p>
         </w:tc>
@@ -7448,7 +7017,7 @@
               <w:rPr>
                 <w:sz w:val="18"/>
               </w:rPr>
-              <w:t>Write and keep the automated tests green; add the automation references; fix defects; support triage</w:t>
+              <w:t>Resolve issues; support triage</w:t>
             </w:r>
           </w:p>
         </w:tc>
@@ -7522,7 +7091,7 @@
               <w:rPr>
                 <w:sz w:val="18"/>
               </w:rPr>
-              <w:t>Run the UAT scenarios of their department; confirm the expected results match the business rules; raise defects</w:t>
+              <w:t>Run the UAT scenarios of their department; confirm the expected results match the business rules; raise issues</w:t>
             </w:r>
           </w:p>
         </w:tc>
@@ -7593,7 +7162,7 @@
               <w:rPr>
                 <w:sz w:val="18"/>
               </w:rPr>
-              <w:t>Decides on disputed expected results and accepted defects; signs off UAT</w:t>
+              <w:t>Decides on disputed expected results and accepted issues; signs off UAT</w:t>
             </w:r>
           </w:p>
         </w:tc>
@@ -8618,7 +8187,7 @@
       <w:bookmarkStart w:id="117" w:name="_Toc000117"/>
       <w:r>
         <w:rPr/>
-        <w:t>6 Defect management</w:t>
+        <w:t>6 Issue management</w:t>
       </w:r>
       <w:bookmarkEnd w:id="117"/>
     </w:p>
@@ -8648,7 +8217,7 @@
       </w:r>
       <w:r>
         <w:rPr/>
-        <w:t>Defect severity</w:t>
+        <w:t>Issue severity</w:t>
       </w:r>
     </w:p>
     <w:tbl>
@@ -9079,7 +8648,7 @@
       </w:r>
       <w:r>
         <w:rPr/>
-        <w:t>Testers raise a defect for each failed case, with the case ID, steps, actual result, screenshot and the renewal reference.</w:t>
+        <w:t>Testers raise an issue for each failed case, with the case ID, steps, actual result, screenshot and the renewal reference.</w:t>
       </w:r>
     </w:p>
     <w:p>
@@ -9099,7 +8668,7 @@
       </w:r>
       <w:r>
         <w:rPr/>
-        <w:t>The test lead triages new defects daily with the development lead and, during UAT, the BDOI process owner. Triage confirms the severity, links duplicates and decides whether the FRS or the build is wrong. A disputed expected result goes to the BDOI process owner; an FRS change goes to the FRS owner (section 9).</w:t>
+        <w:t>The test lead triages new issues daily with the development lead and, during UAT, the BDOI process owner. Triage confirms the severity, links duplicates and decides whether the FRS or the system needs the correction. A disputed expected result goes to the BDOI process owner; an FRS change goes to the FRS owner, who records it in the clarifications chapter of the FRS.</w:t>
       </w:r>
     </w:p>
     <w:p>
@@ -9139,7 +8708,7 @@
       </w:r>
       <w:r>
         <w:rPr/>
-        <w:t>A fixed defect is retested with its case and the cases of the same condition; the automated tests of the FR must also pass.</w:t>
+        <w:t>A resolved issue is retested with its case and the cases of the same condition.</w:t>
       </w:r>
     </w:p>
     <w:p>
@@ -9934,7 +9503,7 @@
               <w:rPr>
                 <w:sz w:val="18"/>
               </w:rPr>
-              <w:t>Test cases with an automation reference</w:t>
+              <w:t>Roles-and-access checks (action x role)</w:t>
             </w:r>
           </w:p>
         </w:tc>
@@ -9957,7 +9526,7 @@
               <w:rPr>
                 <w:sz w:val="18"/>
               </w:rPr>
-              <w:t>0</w:t>
+              <w:t>84</w:t>
             </w:r>
           </w:p>
         </w:tc>
@@ -9984,7 +9553,7 @@
               <w:rPr>
                 <w:sz w:val="18"/>
               </w:rPr>
-              <w:t>Roles-and-access checks (action x role)</w:t>
+              <w:t>Named test data sets</w:t>
             </w:r>
           </w:p>
         </w:tc>
@@ -9997,57 +9566,6 @@
               <w:left w:w="90" w:type="dxa"/>
               <w:right w:w="90" w:type="dxa"/>
             </w:tcMar>
-          </w:tcPr>
-          <w:p>
-            <w:pPr>
-              <w:pStyle w:val="BDOITable"/>
-            </w:pPr>
-            <w:r>
-              <w:rPr>
-                <w:sz w:val="18"/>
-              </w:rPr>
-              <w:t>84</w:t>
-            </w:r>
-          </w:p>
-        </w:tc>
-      </w:tr>
-      <w:tr>
-        <w:trPr>
-          <w:cantSplit w:val="true"/>
-        </w:trPr>
-        <w:tc>
-          <w:tcPr>
-            <w:tcW w:type="dxa" w:w="6648"/>
-            <w:tcMar>
-              <w:top w:w="50" w:type="dxa"/>
-              <w:bottom w:w="50" w:type="dxa"/>
-              <w:left w:w="90" w:type="dxa"/>
-              <w:right w:w="90" w:type="dxa"/>
-            </w:tcMar>
-            <w:shd w:val="clear" w:color="auto" w:fill="E5F5FF"/>
-          </w:tcPr>
-          <w:p>
-            <w:pPr>
-              <w:pStyle w:val="BDOITable"/>
-            </w:pPr>
-            <w:r>
-              <w:rPr>
-                <w:sz w:val="18"/>
-              </w:rPr>
-              <w:t>Named test data sets</w:t>
-            </w:r>
-          </w:p>
-        </w:tc>
-        <w:tc>
-          <w:tcPr>
-            <w:tcW w:type="dxa" w:w="3324"/>
-            <w:tcMar>
-              <w:top w:w="50" w:type="dxa"/>
-              <w:bottom w:w="50" w:type="dxa"/>
-              <w:left w:w="90" w:type="dxa"/>
-              <w:right w:w="90" w:type="dxa"/>
-            </w:tcMar>
-            <w:shd w:val="clear" w:color="auto" w:fill="E5F5FF"/>
           </w:tcPr>
           <w:p>
             <w:pPr>
@@ -10071,7 +9589,7 @@
     <w:p>
       <w:r>
         <w:rPr/>
-        <w:t>Every FR has at least one positive and one negative case, and every BRD ID of the FRS is covered. The builder of the workbook checks this each time the plan is built and refuses to produce a plan with a gap.</w:t>
+        <w:t>Every FR has at least one positive and one negative case, and every BRD ID of the FRS is covered. The coverage is checked each time the workbook is issued, and a plan with a gap is not issued.</w:t>
       </w:r>
     </w:p>
     <w:p>
@@ -10119,14 +9637,13 @@
         <w:tblLayout w:type="fixed"/>
       </w:tblPr>
       <w:tblGrid>
-        <w:gridCol w:w="1188"/>
-        <w:gridCol w:w="3307"/>
-        <w:gridCol w:w="1653"/>
-        <w:gridCol w:w="775"/>
-        <w:gridCol w:w="775"/>
-        <w:gridCol w:w="775"/>
-        <w:gridCol w:w="671"/>
-        <w:gridCol w:w="826"/>
+        <w:gridCol w:w="1182"/>
+        <w:gridCol w:w="3804"/>
+        <w:gridCol w:w="1953"/>
+        <w:gridCol w:w="771"/>
+        <w:gridCol w:w="771"/>
+        <w:gridCol w:w="771"/>
+        <w:gridCol w:w="719"/>
       </w:tblGrid>
       <w:tr>
         <w:trPr>
@@ -10135,7 +9652,7 @@
         </w:trPr>
         <w:tc>
           <w:tcPr>
-            <w:tcW w:type="dxa" w:w="1188"/>
+            <w:tcW w:type="dxa" w:w="1182"/>
             <w:shd w:val="clear" w:color="auto" w:fill="004EA8"/>
             <w:tcMar>
               <w:top w:w="50" w:type="dxa"/>
@@ -10161,7 +9678,7 @@
         </w:tc>
         <w:tc>
           <w:tcPr>
-            <w:tcW w:type="dxa" w:w="3307"/>
+            <w:tcW w:type="dxa" w:w="3804"/>
             <w:shd w:val="clear" w:color="auto" w:fill="004EA8"/>
             <w:tcMar>
               <w:top w:w="50" w:type="dxa"/>
@@ -10187,7 +9704,7 @@
         </w:tc>
         <w:tc>
           <w:tcPr>
-            <w:tcW w:type="dxa" w:w="1653"/>
+            <w:tcW w:type="dxa" w:w="1953"/>
             <w:shd w:val="clear" w:color="auto" w:fill="004EA8"/>
             <w:tcMar>
               <w:top w:w="50" w:type="dxa"/>
@@ -10213,7 +9730,7 @@
         </w:tc>
         <w:tc>
           <w:tcPr>
-            <w:tcW w:type="dxa" w:w="775"/>
+            <w:tcW w:type="dxa" w:w="771"/>
             <w:shd w:val="clear" w:color="auto" w:fill="004EA8"/>
             <w:tcMar>
               <w:top w:w="50" w:type="dxa"/>
@@ -10239,7 +9756,7 @@
         </w:tc>
         <w:tc>
           <w:tcPr>
-            <w:tcW w:type="dxa" w:w="775"/>
+            <w:tcW w:type="dxa" w:w="771"/>
             <w:shd w:val="clear" w:color="auto" w:fill="004EA8"/>
             <w:tcMar>
               <w:top w:w="50" w:type="dxa"/>
@@ -10265,7 +9782,7 @@
         </w:tc>
         <w:tc>
           <w:tcPr>
-            <w:tcW w:type="dxa" w:w="775"/>
+            <w:tcW w:type="dxa" w:w="771"/>
             <w:shd w:val="clear" w:color="auto" w:fill="004EA8"/>
             <w:tcMar>
               <w:top w:w="50" w:type="dxa"/>
@@ -10291,7 +9808,7 @@
         </w:tc>
         <w:tc>
           <w:tcPr>
-            <w:tcW w:type="dxa" w:w="672"/>
+            <w:tcW w:type="dxa" w:w="720"/>
             <w:shd w:val="clear" w:color="auto" w:fill="004EA8"/>
             <w:tcMar>
               <w:top w:w="50" w:type="dxa"/>
@@ -10312,32 +9829,6 @@
                 <w:sz w:val="15"/>
               </w:rPr>
               <w:t>Total</w:t>
-            </w:r>
-          </w:p>
-        </w:tc>
-        <w:tc>
-          <w:tcPr>
-            <w:tcW w:type="dxa" w:w="827"/>
-            <w:shd w:val="clear" w:color="auto" w:fill="004EA8"/>
-            <w:tcMar>
-              <w:top w:w="50" w:type="dxa"/>
-              <w:bottom w:w="50" w:type="dxa"/>
-              <w:left w:w="90" w:type="dxa"/>
-              <w:right w:w="90" w:type="dxa"/>
-            </w:tcMar>
-            <w:vAlign w:val="center"/>
-          </w:tcPr>
-          <w:p>
-            <w:pPr>
-              <w:pStyle w:val="BDOITableHeader"/>
-            </w:pPr>
-            <w:r>
-              <w:rPr>
-                <w:b/>
-                <w:color w:val="FFFFFF"/>
-                <w:sz w:val="15"/>
-              </w:rPr>
-              <w:t>Auto.</w:t>
             </w:r>
           </w:p>
         </w:tc>
@@ -10348,7 +9839,7 @@
         </w:trPr>
         <w:tc>
           <w:tcPr>
-            <w:tcW w:type="dxa" w:w="1188"/>
+            <w:tcW w:type="dxa" w:w="1182"/>
             <w:tcMar>
               <w:top w:w="50" w:type="dxa"/>
               <w:bottom w:w="50" w:type="dxa"/>
@@ -10370,7 +9861,7 @@
         </w:tc>
         <w:tc>
           <w:tcPr>
-            <w:tcW w:type="dxa" w:w="3307"/>
+            <w:tcW w:type="dxa" w:w="3804"/>
             <w:tcMar>
               <w:top w:w="50" w:type="dxa"/>
               <w:bottom w:w="50" w:type="dxa"/>
@@ -10392,7 +9883,7 @@
         </w:tc>
         <w:tc>
           <w:tcPr>
-            <w:tcW w:type="dxa" w:w="1653"/>
+            <w:tcW w:type="dxa" w:w="1953"/>
             <w:tcMar>
               <w:top w:w="50" w:type="dxa"/>
               <w:bottom w:w="50" w:type="dxa"/>
@@ -10414,7 +9905,7 @@
         </w:tc>
         <w:tc>
           <w:tcPr>
-            <w:tcW w:type="dxa" w:w="775"/>
+            <w:tcW w:type="dxa" w:w="771"/>
             <w:tcMar>
               <w:top w:w="50" w:type="dxa"/>
               <w:bottom w:w="50" w:type="dxa"/>
@@ -10436,7 +9927,7 @@
         </w:tc>
         <w:tc>
           <w:tcPr>
-            <w:tcW w:type="dxa" w:w="775"/>
+            <w:tcW w:type="dxa" w:w="771"/>
             <w:tcMar>
               <w:top w:w="50" w:type="dxa"/>
               <w:bottom w:w="50" w:type="dxa"/>
@@ -10458,7 +9949,7 @@
         </w:tc>
         <w:tc>
           <w:tcPr>
-            <w:tcW w:type="dxa" w:w="775"/>
+            <w:tcW w:type="dxa" w:w="771"/>
             <w:tcMar>
               <w:top w:w="50" w:type="dxa"/>
               <w:bottom w:w="50" w:type="dxa"/>
@@ -10480,7 +9971,7 @@
         </w:tc>
         <w:tc>
           <w:tcPr>
-            <w:tcW w:type="dxa" w:w="672"/>
+            <w:tcW w:type="dxa" w:w="720"/>
             <w:tcMar>
               <w:top w:w="50" w:type="dxa"/>
               <w:bottom w:w="50" w:type="dxa"/>
@@ -10497,28 +9988,6 @@
                 <w:sz w:val="15"/>
               </w:rPr>
               <w:t>13</w:t>
-            </w:r>
-          </w:p>
-        </w:tc>
-        <w:tc>
-          <w:tcPr>
-            <w:tcW w:type="dxa" w:w="827"/>
-            <w:tcMar>
-              <w:top w:w="50" w:type="dxa"/>
-              <w:bottom w:w="50" w:type="dxa"/>
-              <w:left w:w="90" w:type="dxa"/>
-              <w:right w:w="90" w:type="dxa"/>
-            </w:tcMar>
-          </w:tcPr>
-          <w:p>
-            <w:pPr>
-              <w:pStyle w:val="BDOITable"/>
-            </w:pPr>
-            <w:r>
-              <w:rPr>
-                <w:sz w:val="15"/>
-              </w:rPr>
-              <w:t>0</w:t>
             </w:r>
           </w:p>
         </w:tc>
@@ -10529,7 +9998,7 @@
         </w:trPr>
         <w:tc>
           <w:tcPr>
-            <w:tcW w:type="dxa" w:w="1188"/>
+            <w:tcW w:type="dxa" w:w="1182"/>
             <w:tcMar>
               <w:top w:w="50" w:type="dxa"/>
               <w:bottom w:w="50" w:type="dxa"/>
@@ -10552,7 +10021,7 @@
         </w:tc>
         <w:tc>
           <w:tcPr>
-            <w:tcW w:type="dxa" w:w="3307"/>
+            <w:tcW w:type="dxa" w:w="3804"/>
             <w:tcMar>
               <w:top w:w="50" w:type="dxa"/>
               <w:bottom w:w="50" w:type="dxa"/>
@@ -10575,7 +10044,7 @@
         </w:tc>
         <w:tc>
           <w:tcPr>
-            <w:tcW w:type="dxa" w:w="1653"/>
+            <w:tcW w:type="dxa" w:w="1953"/>
             <w:tcMar>
               <w:top w:w="50" w:type="dxa"/>
               <w:bottom w:w="50" w:type="dxa"/>
@@ -10598,7 +10067,7 @@
         </w:tc>
         <w:tc>
           <w:tcPr>
-            <w:tcW w:type="dxa" w:w="775"/>
+            <w:tcW w:type="dxa" w:w="771"/>
             <w:tcMar>
               <w:top w:w="50" w:type="dxa"/>
               <w:bottom w:w="50" w:type="dxa"/>
@@ -10621,7 +10090,7 @@
         </w:tc>
         <w:tc>
           <w:tcPr>
-            <w:tcW w:type="dxa" w:w="775"/>
+            <w:tcW w:type="dxa" w:w="771"/>
             <w:tcMar>
               <w:top w:w="50" w:type="dxa"/>
               <w:bottom w:w="50" w:type="dxa"/>
@@ -10644,7 +10113,7 @@
         </w:tc>
         <w:tc>
           <w:tcPr>
-            <w:tcW w:type="dxa" w:w="775"/>
+            <w:tcW w:type="dxa" w:w="771"/>
             <w:tcMar>
               <w:top w:w="50" w:type="dxa"/>
               <w:bottom w:w="50" w:type="dxa"/>
@@ -10667,7 +10136,7 @@
         </w:tc>
         <w:tc>
           <w:tcPr>
-            <w:tcW w:type="dxa" w:w="672"/>
+            <w:tcW w:type="dxa" w:w="720"/>
             <w:tcMar>
               <w:top w:w="50" w:type="dxa"/>
               <w:bottom w:w="50" w:type="dxa"/>
@@ -10685,29 +10154,6 @@
                 <w:sz w:val="15"/>
               </w:rPr>
               <w:t>8</w:t>
-            </w:r>
-          </w:p>
-        </w:tc>
-        <w:tc>
-          <w:tcPr>
-            <w:tcW w:type="dxa" w:w="827"/>
-            <w:tcMar>
-              <w:top w:w="50" w:type="dxa"/>
-              <w:bottom w:w="50" w:type="dxa"/>
-              <w:left w:w="90" w:type="dxa"/>
-              <w:right w:w="90" w:type="dxa"/>
-            </w:tcMar>
-            <w:shd w:val="clear" w:color="auto" w:fill="E5F5FF"/>
-          </w:tcPr>
-          <w:p>
-            <w:pPr>
-              <w:pStyle w:val="BDOITable"/>
-            </w:pPr>
-            <w:r>
-              <w:rPr>
-                <w:sz w:val="15"/>
-              </w:rPr>
-              <w:t>0</w:t>
             </w:r>
           </w:p>
         </w:tc>
@@ -10718,7 +10164,7 @@
         </w:trPr>
         <w:tc>
           <w:tcPr>
-            <w:tcW w:type="dxa" w:w="1188"/>
+            <w:tcW w:type="dxa" w:w="1182"/>
             <w:tcMar>
               <w:top w:w="50" w:type="dxa"/>
               <w:bottom w:w="50" w:type="dxa"/>
@@ -10740,7 +10186,7 @@
         </w:tc>
         <w:tc>
           <w:tcPr>
-            <w:tcW w:type="dxa" w:w="3307"/>
+            <w:tcW w:type="dxa" w:w="3804"/>
             <w:tcMar>
               <w:top w:w="50" w:type="dxa"/>
               <w:bottom w:w="50" w:type="dxa"/>
@@ -10762,7 +10208,7 @@
         </w:tc>
         <w:tc>
           <w:tcPr>
-            <w:tcW w:type="dxa" w:w="1653"/>
+            <w:tcW w:type="dxa" w:w="1953"/>
             <w:tcMar>
               <w:top w:w="50" w:type="dxa"/>
               <w:bottom w:w="50" w:type="dxa"/>
@@ -10784,7 +10230,7 @@
         </w:tc>
         <w:tc>
           <w:tcPr>
-            <w:tcW w:type="dxa" w:w="775"/>
+            <w:tcW w:type="dxa" w:w="771"/>
             <w:tcMar>
               <w:top w:w="50" w:type="dxa"/>
               <w:bottom w:w="50" w:type="dxa"/>
@@ -10806,7 +10252,7 @@
         </w:tc>
         <w:tc>
           <w:tcPr>
-            <w:tcW w:type="dxa" w:w="775"/>
+            <w:tcW w:type="dxa" w:w="771"/>
             <w:tcMar>
               <w:top w:w="50" w:type="dxa"/>
               <w:bottom w:w="50" w:type="dxa"/>
@@ -10828,7 +10274,7 @@
         </w:tc>
         <w:tc>
           <w:tcPr>
-            <w:tcW w:type="dxa" w:w="775"/>
+            <w:tcW w:type="dxa" w:w="771"/>
             <w:tcMar>
               <w:top w:w="50" w:type="dxa"/>
               <w:bottom w:w="50" w:type="dxa"/>
@@ -10850,7 +10296,7 @@
         </w:tc>
         <w:tc>
           <w:tcPr>
-            <w:tcW w:type="dxa" w:w="672"/>
+            <w:tcW w:type="dxa" w:w="720"/>
             <w:tcMar>
               <w:top w:w="50" w:type="dxa"/>
               <w:bottom w:w="50" w:type="dxa"/>
@@ -10867,28 +10313,6 @@
                 <w:sz w:val="15"/>
               </w:rPr>
               <w:t>6</w:t>
-            </w:r>
-          </w:p>
-        </w:tc>
-        <w:tc>
-          <w:tcPr>
-            <w:tcW w:type="dxa" w:w="827"/>
-            <w:tcMar>
-              <w:top w:w="50" w:type="dxa"/>
-              <w:bottom w:w="50" w:type="dxa"/>
-              <w:left w:w="90" w:type="dxa"/>
-              <w:right w:w="90" w:type="dxa"/>
-            </w:tcMar>
-          </w:tcPr>
-          <w:p>
-            <w:pPr>
-              <w:pStyle w:val="BDOITable"/>
-            </w:pPr>
-            <w:r>
-              <w:rPr>
-                <w:sz w:val="15"/>
-              </w:rPr>
-              <w:t>0</w:t>
             </w:r>
           </w:p>
         </w:tc>
@@ -10899,7 +10323,7 @@
         </w:trPr>
         <w:tc>
           <w:tcPr>
-            <w:tcW w:type="dxa" w:w="1188"/>
+            <w:tcW w:type="dxa" w:w="1182"/>
             <w:tcMar>
               <w:top w:w="50" w:type="dxa"/>
               <w:bottom w:w="50" w:type="dxa"/>
@@ -10922,7 +10346,7 @@
         </w:tc>
         <w:tc>
           <w:tcPr>
-            <w:tcW w:type="dxa" w:w="3307"/>
+            <w:tcW w:type="dxa" w:w="3804"/>
             <w:tcMar>
               <w:top w:w="50" w:type="dxa"/>
               <w:bottom w:w="50" w:type="dxa"/>
@@ -10945,7 +10369,7 @@
         </w:tc>
         <w:tc>
           <w:tcPr>
-            <w:tcW w:type="dxa" w:w="1653"/>
+            <w:tcW w:type="dxa" w:w="1953"/>
             <w:tcMar>
               <w:top w:w="50" w:type="dxa"/>
               <w:bottom w:w="50" w:type="dxa"/>
@@ -10968,7 +10392,7 @@
         </w:tc>
         <w:tc>
           <w:tcPr>
-            <w:tcW w:type="dxa" w:w="775"/>
+            <w:tcW w:type="dxa" w:w="771"/>
             <w:tcMar>
               <w:top w:w="50" w:type="dxa"/>
               <w:bottom w:w="50" w:type="dxa"/>
@@ -10991,7 +10415,7 @@
         </w:tc>
         <w:tc>
           <w:tcPr>
-            <w:tcW w:type="dxa" w:w="775"/>
+            <w:tcW w:type="dxa" w:w="771"/>
             <w:tcMar>
               <w:top w:w="50" w:type="dxa"/>
               <w:bottom w:w="50" w:type="dxa"/>
@@ -11014,7 +10438,7 @@
         </w:tc>
         <w:tc>
           <w:tcPr>
-            <w:tcW w:type="dxa" w:w="775"/>
+            <w:tcW w:type="dxa" w:w="771"/>
             <w:tcMar>
               <w:top w:w="50" w:type="dxa"/>
               <w:bottom w:w="50" w:type="dxa"/>
@@ -11037,7 +10461,7 @@
         </w:tc>
         <w:tc>
           <w:tcPr>
-            <w:tcW w:type="dxa" w:w="672"/>
+            <w:tcW w:type="dxa" w:w="720"/>
             <w:tcMar>
               <w:top w:w="50" w:type="dxa"/>
               <w:bottom w:w="50" w:type="dxa"/>
@@ -11055,29 +10479,6 @@
                 <w:sz w:val="15"/>
               </w:rPr>
               <w:t>5</w:t>
-            </w:r>
-          </w:p>
-        </w:tc>
-        <w:tc>
-          <w:tcPr>
-            <w:tcW w:type="dxa" w:w="827"/>
-            <w:tcMar>
-              <w:top w:w="50" w:type="dxa"/>
-              <w:bottom w:w="50" w:type="dxa"/>
-              <w:left w:w="90" w:type="dxa"/>
-              <w:right w:w="90" w:type="dxa"/>
-            </w:tcMar>
-            <w:shd w:val="clear" w:color="auto" w:fill="E5F5FF"/>
-          </w:tcPr>
-          <w:p>
-            <w:pPr>
-              <w:pStyle w:val="BDOITable"/>
-            </w:pPr>
-            <w:r>
-              <w:rPr>
-                <w:sz w:val="15"/>
-              </w:rPr>
-              <w:t>0</w:t>
             </w:r>
           </w:p>
         </w:tc>
@@ -11088,7 +10489,7 @@
         </w:trPr>
         <w:tc>
           <w:tcPr>
-            <w:tcW w:type="dxa" w:w="1188"/>
+            <w:tcW w:type="dxa" w:w="1182"/>
             <w:tcMar>
               <w:top w:w="50" w:type="dxa"/>
               <w:bottom w:w="50" w:type="dxa"/>
@@ -11110,7 +10511,7 @@
         </w:tc>
         <w:tc>
           <w:tcPr>
-            <w:tcW w:type="dxa" w:w="3307"/>
+            <w:tcW w:type="dxa" w:w="3804"/>
             <w:tcMar>
               <w:top w:w="50" w:type="dxa"/>
               <w:bottom w:w="50" w:type="dxa"/>
@@ -11132,7 +10533,7 @@
         </w:tc>
         <w:tc>
           <w:tcPr>
-            <w:tcW w:type="dxa" w:w="1653"/>
+            <w:tcW w:type="dxa" w:w="1953"/>
             <w:tcMar>
               <w:top w:w="50" w:type="dxa"/>
               <w:bottom w:w="50" w:type="dxa"/>
@@ -11154,7 +10555,7 @@
         </w:tc>
         <w:tc>
           <w:tcPr>
-            <w:tcW w:type="dxa" w:w="775"/>
+            <w:tcW w:type="dxa" w:w="771"/>
             <w:tcMar>
               <w:top w:w="50" w:type="dxa"/>
               <w:bottom w:w="50" w:type="dxa"/>
@@ -11176,7 +10577,7 @@
         </w:tc>
         <w:tc>
           <w:tcPr>
-            <w:tcW w:type="dxa" w:w="775"/>
+            <w:tcW w:type="dxa" w:w="771"/>
             <w:tcMar>
               <w:top w:w="50" w:type="dxa"/>
               <w:bottom w:w="50" w:type="dxa"/>
@@ -11198,7 +10599,7 @@
         </w:tc>
         <w:tc>
           <w:tcPr>
-            <w:tcW w:type="dxa" w:w="775"/>
+            <w:tcW w:type="dxa" w:w="771"/>
             <w:tcMar>
               <w:top w:w="50" w:type="dxa"/>
               <w:bottom w:w="50" w:type="dxa"/>
@@ -11220,7 +10621,7 @@
         </w:tc>
         <w:tc>
           <w:tcPr>
-            <w:tcW w:type="dxa" w:w="672"/>
+            <w:tcW w:type="dxa" w:w="720"/>
             <w:tcMar>
               <w:top w:w="50" w:type="dxa"/>
               <w:bottom w:w="50" w:type="dxa"/>
@@ -11237,28 +10638,6 @@
                 <w:sz w:val="15"/>
               </w:rPr>
               <w:t>7</w:t>
-            </w:r>
-          </w:p>
-        </w:tc>
-        <w:tc>
-          <w:tcPr>
-            <w:tcW w:type="dxa" w:w="827"/>
-            <w:tcMar>
-              <w:top w:w="50" w:type="dxa"/>
-              <w:bottom w:w="50" w:type="dxa"/>
-              <w:left w:w="90" w:type="dxa"/>
-              <w:right w:w="90" w:type="dxa"/>
-            </w:tcMar>
-          </w:tcPr>
-          <w:p>
-            <w:pPr>
-              <w:pStyle w:val="BDOITable"/>
-            </w:pPr>
-            <w:r>
-              <w:rPr>
-                <w:sz w:val="15"/>
-              </w:rPr>
-              <w:t>0</w:t>
             </w:r>
           </w:p>
         </w:tc>
@@ -11269,7 +10648,7 @@
         </w:trPr>
         <w:tc>
           <w:tcPr>
-            <w:tcW w:type="dxa" w:w="1188"/>
+            <w:tcW w:type="dxa" w:w="1182"/>
             <w:tcMar>
               <w:top w:w="50" w:type="dxa"/>
               <w:bottom w:w="50" w:type="dxa"/>
@@ -11292,7 +10671,7 @@
         </w:tc>
         <w:tc>
           <w:tcPr>
-            <w:tcW w:type="dxa" w:w="3307"/>
+            <w:tcW w:type="dxa" w:w="3804"/>
             <w:tcMar>
               <w:top w:w="50" w:type="dxa"/>
               <w:bottom w:w="50" w:type="dxa"/>
@@ -11315,7 +10694,7 @@
         </w:tc>
         <w:tc>
           <w:tcPr>
-            <w:tcW w:type="dxa" w:w="1653"/>
+            <w:tcW w:type="dxa" w:w="1953"/>
             <w:tcMar>
               <w:top w:w="50" w:type="dxa"/>
               <w:bottom w:w="50" w:type="dxa"/>
@@ -11338,7 +10717,7 @@
         </w:tc>
         <w:tc>
           <w:tcPr>
-            <w:tcW w:type="dxa" w:w="775"/>
+            <w:tcW w:type="dxa" w:w="771"/>
             <w:tcMar>
               <w:top w:w="50" w:type="dxa"/>
               <w:bottom w:w="50" w:type="dxa"/>
@@ -11361,7 +10740,7 @@
         </w:tc>
         <w:tc>
           <w:tcPr>
-            <w:tcW w:type="dxa" w:w="775"/>
+            <w:tcW w:type="dxa" w:w="771"/>
             <w:tcMar>
               <w:top w:w="50" w:type="dxa"/>
               <w:bottom w:w="50" w:type="dxa"/>
@@ -11384,7 +10763,7 @@
         </w:tc>
         <w:tc>
           <w:tcPr>
-            <w:tcW w:type="dxa" w:w="775"/>
+            <w:tcW w:type="dxa" w:w="771"/>
             <w:tcMar>
               <w:top w:w="50" w:type="dxa"/>
               <w:bottom w:w="50" w:type="dxa"/>
@@ -11407,7 +10786,7 @@
         </w:tc>
         <w:tc>
           <w:tcPr>
-            <w:tcW w:type="dxa" w:w="672"/>
+            <w:tcW w:type="dxa" w:w="720"/>
             <w:tcMar>
               <w:top w:w="50" w:type="dxa"/>
               <w:bottom w:w="50" w:type="dxa"/>
@@ -11425,29 +10804,6 @@
                 <w:sz w:val="15"/>
               </w:rPr>
               <w:t>7</w:t>
-            </w:r>
-          </w:p>
-        </w:tc>
-        <w:tc>
-          <w:tcPr>
-            <w:tcW w:type="dxa" w:w="827"/>
-            <w:tcMar>
-              <w:top w:w="50" w:type="dxa"/>
-              <w:bottom w:w="50" w:type="dxa"/>
-              <w:left w:w="90" w:type="dxa"/>
-              <w:right w:w="90" w:type="dxa"/>
-            </w:tcMar>
-            <w:shd w:val="clear" w:color="auto" w:fill="E5F5FF"/>
-          </w:tcPr>
-          <w:p>
-            <w:pPr>
-              <w:pStyle w:val="BDOITable"/>
-            </w:pPr>
-            <w:r>
-              <w:rPr>
-                <w:sz w:val="15"/>
-              </w:rPr>
-              <w:t>0</w:t>
             </w:r>
           </w:p>
         </w:tc>
@@ -11458,7 +10814,7 @@
         </w:trPr>
         <w:tc>
           <w:tcPr>
-            <w:tcW w:type="dxa" w:w="1188"/>
+            <w:tcW w:type="dxa" w:w="1182"/>
             <w:tcMar>
               <w:top w:w="50" w:type="dxa"/>
               <w:bottom w:w="50" w:type="dxa"/>
@@ -11480,7 +10836,7 @@
         </w:tc>
         <w:tc>
           <w:tcPr>
-            <w:tcW w:type="dxa" w:w="3307"/>
+            <w:tcW w:type="dxa" w:w="3804"/>
             <w:tcMar>
               <w:top w:w="50" w:type="dxa"/>
               <w:bottom w:w="50" w:type="dxa"/>
@@ -11502,7 +10858,7 @@
         </w:tc>
         <w:tc>
           <w:tcPr>
-            <w:tcW w:type="dxa" w:w="1653"/>
+            <w:tcW w:type="dxa" w:w="1953"/>
             <w:tcMar>
               <w:top w:w="50" w:type="dxa"/>
               <w:bottom w:w="50" w:type="dxa"/>
@@ -11524,7 +10880,7 @@
         </w:tc>
         <w:tc>
           <w:tcPr>
-            <w:tcW w:type="dxa" w:w="775"/>
+            <w:tcW w:type="dxa" w:w="771"/>
             <w:tcMar>
               <w:top w:w="50" w:type="dxa"/>
               <w:bottom w:w="50" w:type="dxa"/>
@@ -11546,7 +10902,7 @@
         </w:tc>
         <w:tc>
           <w:tcPr>
-            <w:tcW w:type="dxa" w:w="775"/>
+            <w:tcW w:type="dxa" w:w="771"/>
             <w:tcMar>
               <w:top w:w="50" w:type="dxa"/>
               <w:bottom w:w="50" w:type="dxa"/>
@@ -11568,7 +10924,7 @@
         </w:tc>
         <w:tc>
           <w:tcPr>
-            <w:tcW w:type="dxa" w:w="775"/>
+            <w:tcW w:type="dxa" w:w="771"/>
             <w:tcMar>
               <w:top w:w="50" w:type="dxa"/>
               <w:bottom w:w="50" w:type="dxa"/>
@@ -11590,7 +10946,7 @@
         </w:tc>
         <w:tc>
           <w:tcPr>
-            <w:tcW w:type="dxa" w:w="672"/>
+            <w:tcW w:type="dxa" w:w="720"/>
             <w:tcMar>
               <w:top w:w="50" w:type="dxa"/>
               <w:bottom w:w="50" w:type="dxa"/>
@@ -11607,28 +10963,6 @@
                 <w:sz w:val="15"/>
               </w:rPr>
               <w:t>6</w:t>
-            </w:r>
-          </w:p>
-        </w:tc>
-        <w:tc>
-          <w:tcPr>
-            <w:tcW w:type="dxa" w:w="827"/>
-            <w:tcMar>
-              <w:top w:w="50" w:type="dxa"/>
-              <w:bottom w:w="50" w:type="dxa"/>
-              <w:left w:w="90" w:type="dxa"/>
-              <w:right w:w="90" w:type="dxa"/>
-            </w:tcMar>
-          </w:tcPr>
-          <w:p>
-            <w:pPr>
-              <w:pStyle w:val="BDOITable"/>
-            </w:pPr>
-            <w:r>
-              <w:rPr>
-                <w:sz w:val="15"/>
-              </w:rPr>
-              <w:t>0</w:t>
             </w:r>
           </w:p>
         </w:tc>
@@ -11639,7 +10973,7 @@
         </w:trPr>
         <w:tc>
           <w:tcPr>
-            <w:tcW w:type="dxa" w:w="1188"/>
+            <w:tcW w:type="dxa" w:w="1182"/>
             <w:tcMar>
               <w:top w:w="50" w:type="dxa"/>
               <w:bottom w:w="50" w:type="dxa"/>
@@ -11662,7 +10996,7 @@
         </w:tc>
         <w:tc>
           <w:tcPr>
-            <w:tcW w:type="dxa" w:w="3307"/>
+            <w:tcW w:type="dxa" w:w="3804"/>
             <w:tcMar>
               <w:top w:w="50" w:type="dxa"/>
               <w:bottom w:w="50" w:type="dxa"/>
@@ -11685,7 +11019,7 @@
         </w:tc>
         <w:tc>
           <w:tcPr>
-            <w:tcW w:type="dxa" w:w="1653"/>
+            <w:tcW w:type="dxa" w:w="1953"/>
             <w:tcMar>
               <w:top w:w="50" w:type="dxa"/>
               <w:bottom w:w="50" w:type="dxa"/>
@@ -11708,7 +11042,7 @@
         </w:tc>
         <w:tc>
           <w:tcPr>
-            <w:tcW w:type="dxa" w:w="775"/>
+            <w:tcW w:type="dxa" w:w="771"/>
             <w:tcMar>
               <w:top w:w="50" w:type="dxa"/>
               <w:bottom w:w="50" w:type="dxa"/>
@@ -11731,7 +11065,7 @@
         </w:tc>
         <w:tc>
           <w:tcPr>
-            <w:tcW w:type="dxa" w:w="775"/>
+            <w:tcW w:type="dxa" w:w="771"/>
             <w:tcMar>
               <w:top w:w="50" w:type="dxa"/>
               <w:bottom w:w="50" w:type="dxa"/>
@@ -11754,7 +11088,7 @@
         </w:tc>
         <w:tc>
           <w:tcPr>
-            <w:tcW w:type="dxa" w:w="775"/>
+            <w:tcW w:type="dxa" w:w="771"/>
             <w:tcMar>
               <w:top w:w="50" w:type="dxa"/>
               <w:bottom w:w="50" w:type="dxa"/>
@@ -11777,7 +11111,7 @@
         </w:tc>
         <w:tc>
           <w:tcPr>
-            <w:tcW w:type="dxa" w:w="672"/>
+            <w:tcW w:type="dxa" w:w="720"/>
             <w:tcMar>
               <w:top w:w="50" w:type="dxa"/>
               <w:bottom w:w="50" w:type="dxa"/>
@@ -11795,29 +11129,6 @@
                 <w:sz w:val="15"/>
               </w:rPr>
               <w:t>9</w:t>
-            </w:r>
-          </w:p>
-        </w:tc>
-        <w:tc>
-          <w:tcPr>
-            <w:tcW w:type="dxa" w:w="827"/>
-            <w:tcMar>
-              <w:top w:w="50" w:type="dxa"/>
-              <w:bottom w:w="50" w:type="dxa"/>
-              <w:left w:w="90" w:type="dxa"/>
-              <w:right w:w="90" w:type="dxa"/>
-            </w:tcMar>
-            <w:shd w:val="clear" w:color="auto" w:fill="E5F5FF"/>
-          </w:tcPr>
-          <w:p>
-            <w:pPr>
-              <w:pStyle w:val="BDOITable"/>
-            </w:pPr>
-            <w:r>
-              <w:rPr>
-                <w:sz w:val="15"/>
-              </w:rPr>
-              <w:t>0</w:t>
             </w:r>
           </w:p>
         </w:tc>
@@ -11828,7 +11139,7 @@
         </w:trPr>
         <w:tc>
           <w:tcPr>
-            <w:tcW w:type="dxa" w:w="1188"/>
+            <w:tcW w:type="dxa" w:w="1182"/>
             <w:tcMar>
               <w:top w:w="50" w:type="dxa"/>
               <w:bottom w:w="50" w:type="dxa"/>
@@ -11850,7 +11161,7 @@
         </w:tc>
         <w:tc>
           <w:tcPr>
-            <w:tcW w:type="dxa" w:w="3307"/>
+            <w:tcW w:type="dxa" w:w="3804"/>
             <w:tcMar>
               <w:top w:w="50" w:type="dxa"/>
               <w:bottom w:w="50" w:type="dxa"/>
@@ -11872,7 +11183,7 @@
         </w:tc>
         <w:tc>
           <w:tcPr>
-            <w:tcW w:type="dxa" w:w="1653"/>
+            <w:tcW w:type="dxa" w:w="1953"/>
             <w:tcMar>
               <w:top w:w="50" w:type="dxa"/>
               <w:bottom w:w="50" w:type="dxa"/>
@@ -11894,7 +11205,7 @@
         </w:tc>
         <w:tc>
           <w:tcPr>
-            <w:tcW w:type="dxa" w:w="775"/>
+            <w:tcW w:type="dxa" w:w="771"/>
             <w:tcMar>
               <w:top w:w="50" w:type="dxa"/>
               <w:bottom w:w="50" w:type="dxa"/>
@@ -11916,7 +11227,7 @@
         </w:tc>
         <w:tc>
           <w:tcPr>
-            <w:tcW w:type="dxa" w:w="775"/>
+            <w:tcW w:type="dxa" w:w="771"/>
             <w:tcMar>
               <w:top w:w="50" w:type="dxa"/>
               <w:bottom w:w="50" w:type="dxa"/>
@@ -11938,7 +11249,7 @@
         </w:tc>
         <w:tc>
           <w:tcPr>
-            <w:tcW w:type="dxa" w:w="775"/>
+            <w:tcW w:type="dxa" w:w="771"/>
             <w:tcMar>
               <w:top w:w="50" w:type="dxa"/>
               <w:bottom w:w="50" w:type="dxa"/>
@@ -11960,7 +11271,7 @@
         </w:tc>
         <w:tc>
           <w:tcPr>
-            <w:tcW w:type="dxa" w:w="672"/>
+            <w:tcW w:type="dxa" w:w="720"/>
             <w:tcMar>
               <w:top w:w="50" w:type="dxa"/>
               <w:bottom w:w="50" w:type="dxa"/>
@@ -11977,28 +11288,6 @@
                 <w:sz w:val="15"/>
               </w:rPr>
               <w:t>6</w:t>
-            </w:r>
-          </w:p>
-        </w:tc>
-        <w:tc>
-          <w:tcPr>
-            <w:tcW w:type="dxa" w:w="827"/>
-            <w:tcMar>
-              <w:top w:w="50" w:type="dxa"/>
-              <w:bottom w:w="50" w:type="dxa"/>
-              <w:left w:w="90" w:type="dxa"/>
-              <w:right w:w="90" w:type="dxa"/>
-            </w:tcMar>
-          </w:tcPr>
-          <w:p>
-            <w:pPr>
-              <w:pStyle w:val="BDOITable"/>
-            </w:pPr>
-            <w:r>
-              <w:rPr>
-                <w:sz w:val="15"/>
-              </w:rPr>
-              <w:t>0</w:t>
             </w:r>
           </w:p>
         </w:tc>
@@ -12009,7 +11298,7 @@
         </w:trPr>
         <w:tc>
           <w:tcPr>
-            <w:tcW w:type="dxa" w:w="1188"/>
+            <w:tcW w:type="dxa" w:w="1182"/>
             <w:tcMar>
               <w:top w:w="50" w:type="dxa"/>
               <w:bottom w:w="50" w:type="dxa"/>
@@ -12032,7 +11321,7 @@
         </w:tc>
         <w:tc>
           <w:tcPr>
-            <w:tcW w:type="dxa" w:w="3307"/>
+            <w:tcW w:type="dxa" w:w="3804"/>
             <w:tcMar>
               <w:top w:w="50" w:type="dxa"/>
               <w:bottom w:w="50" w:type="dxa"/>
@@ -12055,7 +11344,7 @@
         </w:tc>
         <w:tc>
           <w:tcPr>
-            <w:tcW w:type="dxa" w:w="1653"/>
+            <w:tcW w:type="dxa" w:w="1953"/>
             <w:tcMar>
               <w:top w:w="50" w:type="dxa"/>
               <w:bottom w:w="50" w:type="dxa"/>
@@ -12078,7 +11367,7 @@
         </w:tc>
         <w:tc>
           <w:tcPr>
-            <w:tcW w:type="dxa" w:w="775"/>
+            <w:tcW w:type="dxa" w:w="771"/>
             <w:tcMar>
               <w:top w:w="50" w:type="dxa"/>
               <w:bottom w:w="50" w:type="dxa"/>
@@ -12101,7 +11390,7 @@
         </w:tc>
         <w:tc>
           <w:tcPr>
-            <w:tcW w:type="dxa" w:w="775"/>
+            <w:tcW w:type="dxa" w:w="771"/>
             <w:tcMar>
               <w:top w:w="50" w:type="dxa"/>
               <w:bottom w:w="50" w:type="dxa"/>
@@ -12124,7 +11413,7 @@
         </w:tc>
         <w:tc>
           <w:tcPr>
-            <w:tcW w:type="dxa" w:w="775"/>
+            <w:tcW w:type="dxa" w:w="771"/>
             <w:tcMar>
               <w:top w:w="50" w:type="dxa"/>
               <w:bottom w:w="50" w:type="dxa"/>
@@ -12147,7 +11436,7 @@
         </w:tc>
         <w:tc>
           <w:tcPr>
-            <w:tcW w:type="dxa" w:w="672"/>
+            <w:tcW w:type="dxa" w:w="720"/>
             <w:tcMar>
               <w:top w:w="50" w:type="dxa"/>
               <w:bottom w:w="50" w:type="dxa"/>
@@ -12165,29 +11454,6 @@
                 <w:sz w:val="15"/>
               </w:rPr>
               <w:t>5</w:t>
-            </w:r>
-          </w:p>
-        </w:tc>
-        <w:tc>
-          <w:tcPr>
-            <w:tcW w:type="dxa" w:w="827"/>
-            <w:tcMar>
-              <w:top w:w="50" w:type="dxa"/>
-              <w:bottom w:w="50" w:type="dxa"/>
-              <w:left w:w="90" w:type="dxa"/>
-              <w:right w:w="90" w:type="dxa"/>
-            </w:tcMar>
-            <w:shd w:val="clear" w:color="auto" w:fill="E5F5FF"/>
-          </w:tcPr>
-          <w:p>
-            <w:pPr>
-              <w:pStyle w:val="BDOITable"/>
-            </w:pPr>
-            <w:r>
-              <w:rPr>
-                <w:sz w:val="15"/>
-              </w:rPr>
-              <w:t>0</w:t>
             </w:r>
           </w:p>
         </w:tc>
@@ -12198,7 +11464,7 @@
         </w:trPr>
         <w:tc>
           <w:tcPr>
-            <w:tcW w:type="dxa" w:w="1188"/>
+            <w:tcW w:type="dxa" w:w="1182"/>
             <w:tcMar>
               <w:top w:w="50" w:type="dxa"/>
               <w:bottom w:w="50" w:type="dxa"/>
@@ -12220,7 +11486,7 @@
         </w:tc>
         <w:tc>
           <w:tcPr>
-            <w:tcW w:type="dxa" w:w="3307"/>
+            <w:tcW w:type="dxa" w:w="3804"/>
             <w:tcMar>
               <w:top w:w="50" w:type="dxa"/>
               <w:bottom w:w="50" w:type="dxa"/>
@@ -12242,7 +11508,7 @@
         </w:tc>
         <w:tc>
           <w:tcPr>
-            <w:tcW w:type="dxa" w:w="1653"/>
+            <w:tcW w:type="dxa" w:w="1953"/>
             <w:tcMar>
               <w:top w:w="50" w:type="dxa"/>
               <w:bottom w:w="50" w:type="dxa"/>
@@ -12264,7 +11530,7 @@
         </w:tc>
         <w:tc>
           <w:tcPr>
-            <w:tcW w:type="dxa" w:w="775"/>
+            <w:tcW w:type="dxa" w:w="771"/>
             <w:tcMar>
               <w:top w:w="50" w:type="dxa"/>
               <w:bottom w:w="50" w:type="dxa"/>
@@ -12286,7 +11552,7 @@
         </w:tc>
         <w:tc>
           <w:tcPr>
-            <w:tcW w:type="dxa" w:w="775"/>
+            <w:tcW w:type="dxa" w:w="771"/>
             <w:tcMar>
               <w:top w:w="50" w:type="dxa"/>
               <w:bottom w:w="50" w:type="dxa"/>
@@ -12308,7 +11574,7 @@
         </w:tc>
         <w:tc>
           <w:tcPr>
-            <w:tcW w:type="dxa" w:w="775"/>
+            <w:tcW w:type="dxa" w:w="771"/>
             <w:tcMar>
               <w:top w:w="50" w:type="dxa"/>
               <w:bottom w:w="50" w:type="dxa"/>
@@ -12330,7 +11596,7 @@
         </w:tc>
         <w:tc>
           <w:tcPr>
-            <w:tcW w:type="dxa" w:w="672"/>
+            <w:tcW w:type="dxa" w:w="720"/>
             <w:tcMar>
               <w:top w:w="50" w:type="dxa"/>
               <w:bottom w:w="50" w:type="dxa"/>
@@ -12347,28 +11613,6 @@
                 <w:sz w:val="15"/>
               </w:rPr>
               <w:t>8</w:t>
-            </w:r>
-          </w:p>
-        </w:tc>
-        <w:tc>
-          <w:tcPr>
-            <w:tcW w:type="dxa" w:w="827"/>
-            <w:tcMar>
-              <w:top w:w="50" w:type="dxa"/>
-              <w:bottom w:w="50" w:type="dxa"/>
-              <w:left w:w="90" w:type="dxa"/>
-              <w:right w:w="90" w:type="dxa"/>
-            </w:tcMar>
-          </w:tcPr>
-          <w:p>
-            <w:pPr>
-              <w:pStyle w:val="BDOITable"/>
-            </w:pPr>
-            <w:r>
-              <w:rPr>
-                <w:sz w:val="15"/>
-              </w:rPr>
-              <w:t>0</w:t>
             </w:r>
           </w:p>
         </w:tc>
@@ -12379,7 +11623,7 @@
         </w:trPr>
         <w:tc>
           <w:tcPr>
-            <w:tcW w:type="dxa" w:w="1188"/>
+            <w:tcW w:type="dxa" w:w="1182"/>
             <w:tcMar>
               <w:top w:w="50" w:type="dxa"/>
               <w:bottom w:w="50" w:type="dxa"/>
@@ -12402,7 +11646,7 @@
         </w:tc>
         <w:tc>
           <w:tcPr>
-            <w:tcW w:type="dxa" w:w="3307"/>
+            <w:tcW w:type="dxa" w:w="3804"/>
             <w:tcMar>
               <w:top w:w="50" w:type="dxa"/>
               <w:bottom w:w="50" w:type="dxa"/>
@@ -12425,7 +11669,7 @@
         </w:tc>
         <w:tc>
           <w:tcPr>
-            <w:tcW w:type="dxa" w:w="1653"/>
+            <w:tcW w:type="dxa" w:w="1953"/>
             <w:tcMar>
               <w:top w:w="50" w:type="dxa"/>
               <w:bottom w:w="50" w:type="dxa"/>
@@ -12448,7 +11692,7 @@
         </w:tc>
         <w:tc>
           <w:tcPr>
-            <w:tcW w:type="dxa" w:w="775"/>
+            <w:tcW w:type="dxa" w:w="771"/>
             <w:tcMar>
               <w:top w:w="50" w:type="dxa"/>
               <w:bottom w:w="50" w:type="dxa"/>
@@ -12471,7 +11715,7 @@
         </w:tc>
         <w:tc>
           <w:tcPr>
-            <w:tcW w:type="dxa" w:w="775"/>
+            <w:tcW w:type="dxa" w:w="771"/>
             <w:tcMar>
               <w:top w:w="50" w:type="dxa"/>
               <w:bottom w:w="50" w:type="dxa"/>
@@ -12494,7 +11738,7 @@
         </w:tc>
         <w:tc>
           <w:tcPr>
-            <w:tcW w:type="dxa" w:w="775"/>
+            <w:tcW w:type="dxa" w:w="771"/>
             <w:tcMar>
               <w:top w:w="50" w:type="dxa"/>
               <w:bottom w:w="50" w:type="dxa"/>
@@ -12517,7 +11761,7 @@
         </w:tc>
         <w:tc>
           <w:tcPr>
-            <w:tcW w:type="dxa" w:w="672"/>
+            <w:tcW w:type="dxa" w:w="720"/>
             <w:tcMar>
               <w:top w:w="50" w:type="dxa"/>
               <w:bottom w:w="50" w:type="dxa"/>
@@ -12535,29 +11779,6 @@
                 <w:sz w:val="15"/>
               </w:rPr>
               <w:t>5</w:t>
-            </w:r>
-          </w:p>
-        </w:tc>
-        <w:tc>
-          <w:tcPr>
-            <w:tcW w:type="dxa" w:w="827"/>
-            <w:tcMar>
-              <w:top w:w="50" w:type="dxa"/>
-              <w:bottom w:w="50" w:type="dxa"/>
-              <w:left w:w="90" w:type="dxa"/>
-              <w:right w:w="90" w:type="dxa"/>
-            </w:tcMar>
-            <w:shd w:val="clear" w:color="auto" w:fill="E5F5FF"/>
-          </w:tcPr>
-          <w:p>
-            <w:pPr>
-              <w:pStyle w:val="BDOITable"/>
-            </w:pPr>
-            <w:r>
-              <w:rPr>
-                <w:sz w:val="15"/>
-              </w:rPr>
-              <w:t>0</w:t>
             </w:r>
           </w:p>
         </w:tc>
@@ -12568,7 +11789,7 @@
         </w:trPr>
         <w:tc>
           <w:tcPr>
-            <w:tcW w:type="dxa" w:w="1188"/>
+            <w:tcW w:type="dxa" w:w="1182"/>
             <w:tcMar>
               <w:top w:w="50" w:type="dxa"/>
               <w:bottom w:w="50" w:type="dxa"/>
@@ -12590,7 +11811,7 @@
         </w:tc>
         <w:tc>
           <w:tcPr>
-            <w:tcW w:type="dxa" w:w="3307"/>
+            <w:tcW w:type="dxa" w:w="3804"/>
             <w:tcMar>
               <w:top w:w="50" w:type="dxa"/>
               <w:bottom w:w="50" w:type="dxa"/>
@@ -12612,7 +11833,7 @@
         </w:tc>
         <w:tc>
           <w:tcPr>
-            <w:tcW w:type="dxa" w:w="1653"/>
+            <w:tcW w:type="dxa" w:w="1953"/>
             <w:tcMar>
               <w:top w:w="50" w:type="dxa"/>
               <w:bottom w:w="50" w:type="dxa"/>
@@ -12634,7 +11855,7 @@
         </w:tc>
         <w:tc>
           <w:tcPr>
-            <w:tcW w:type="dxa" w:w="775"/>
+            <w:tcW w:type="dxa" w:w="771"/>
             <w:tcMar>
               <w:top w:w="50" w:type="dxa"/>
               <w:bottom w:w="50" w:type="dxa"/>
@@ -12656,7 +11877,7 @@
         </w:tc>
         <w:tc>
           <w:tcPr>
-            <w:tcW w:type="dxa" w:w="775"/>
+            <w:tcW w:type="dxa" w:w="771"/>
             <w:tcMar>
               <w:top w:w="50" w:type="dxa"/>
               <w:bottom w:w="50" w:type="dxa"/>
@@ -12678,7 +11899,7 @@
         </w:tc>
         <w:tc>
           <w:tcPr>
-            <w:tcW w:type="dxa" w:w="775"/>
+            <w:tcW w:type="dxa" w:w="771"/>
             <w:tcMar>
               <w:top w:w="50" w:type="dxa"/>
               <w:bottom w:w="50" w:type="dxa"/>
@@ -12700,7 +11921,7 @@
         </w:tc>
         <w:tc>
           <w:tcPr>
-            <w:tcW w:type="dxa" w:w="672"/>
+            <w:tcW w:type="dxa" w:w="720"/>
             <w:tcMar>
               <w:top w:w="50" w:type="dxa"/>
               <w:bottom w:w="50" w:type="dxa"/>
@@ -12717,28 +11938,6 @@
                 <w:sz w:val="15"/>
               </w:rPr>
               <w:t>4</w:t>
-            </w:r>
-          </w:p>
-        </w:tc>
-        <w:tc>
-          <w:tcPr>
-            <w:tcW w:type="dxa" w:w="827"/>
-            <w:tcMar>
-              <w:top w:w="50" w:type="dxa"/>
-              <w:bottom w:w="50" w:type="dxa"/>
-              <w:left w:w="90" w:type="dxa"/>
-              <w:right w:w="90" w:type="dxa"/>
-            </w:tcMar>
-          </w:tcPr>
-          <w:p>
-            <w:pPr>
-              <w:pStyle w:val="BDOITable"/>
-            </w:pPr>
-            <w:r>
-              <w:rPr>
-                <w:sz w:val="15"/>
-              </w:rPr>
-              <w:t>0</w:t>
             </w:r>
           </w:p>
         </w:tc>
@@ -12749,7 +11948,7 @@
         </w:trPr>
         <w:tc>
           <w:tcPr>
-            <w:tcW w:type="dxa" w:w="1188"/>
+            <w:tcW w:type="dxa" w:w="1182"/>
             <w:tcMar>
               <w:top w:w="50" w:type="dxa"/>
               <w:bottom w:w="50" w:type="dxa"/>
@@ -12772,7 +11971,7 @@
         </w:tc>
         <w:tc>
           <w:tcPr>
-            <w:tcW w:type="dxa" w:w="3307"/>
+            <w:tcW w:type="dxa" w:w="3804"/>
             <w:tcMar>
               <w:top w:w="50" w:type="dxa"/>
               <w:bottom w:w="50" w:type="dxa"/>
@@ -12795,7 +11994,7 @@
         </w:tc>
         <w:tc>
           <w:tcPr>
-            <w:tcW w:type="dxa" w:w="1653"/>
+            <w:tcW w:type="dxa" w:w="1953"/>
             <w:tcMar>
               <w:top w:w="50" w:type="dxa"/>
               <w:bottom w:w="50" w:type="dxa"/>
@@ -12818,7 +12017,7 @@
         </w:tc>
         <w:tc>
           <w:tcPr>
-            <w:tcW w:type="dxa" w:w="775"/>
+            <w:tcW w:type="dxa" w:w="771"/>
             <w:tcMar>
               <w:top w:w="50" w:type="dxa"/>
               <w:bottom w:w="50" w:type="dxa"/>
@@ -12841,7 +12040,7 @@
         </w:tc>
         <w:tc>
           <w:tcPr>
-            <w:tcW w:type="dxa" w:w="775"/>
+            <w:tcW w:type="dxa" w:w="771"/>
             <w:tcMar>
               <w:top w:w="50" w:type="dxa"/>
               <w:bottom w:w="50" w:type="dxa"/>
@@ -12864,7 +12063,7 @@
         </w:tc>
         <w:tc>
           <w:tcPr>
-            <w:tcW w:type="dxa" w:w="775"/>
+            <w:tcW w:type="dxa" w:w="771"/>
             <w:tcMar>
               <w:top w:w="50" w:type="dxa"/>
               <w:bottom w:w="50" w:type="dxa"/>
@@ -12887,7 +12086,7 @@
         </w:tc>
         <w:tc>
           <w:tcPr>
-            <w:tcW w:type="dxa" w:w="672"/>
+            <w:tcW w:type="dxa" w:w="720"/>
             <w:tcMar>
               <w:top w:w="50" w:type="dxa"/>
               <w:bottom w:w="50" w:type="dxa"/>
@@ -12905,29 +12104,6 @@
                 <w:sz w:val="15"/>
               </w:rPr>
               <w:t>7</w:t>
-            </w:r>
-          </w:p>
-        </w:tc>
-        <w:tc>
-          <w:tcPr>
-            <w:tcW w:type="dxa" w:w="827"/>
-            <w:tcMar>
-              <w:top w:w="50" w:type="dxa"/>
-              <w:bottom w:w="50" w:type="dxa"/>
-              <w:left w:w="90" w:type="dxa"/>
-              <w:right w:w="90" w:type="dxa"/>
-            </w:tcMar>
-            <w:shd w:val="clear" w:color="auto" w:fill="E5F5FF"/>
-          </w:tcPr>
-          <w:p>
-            <w:pPr>
-              <w:pStyle w:val="BDOITable"/>
-            </w:pPr>
-            <w:r>
-              <w:rPr>
-                <w:sz w:val="15"/>
-              </w:rPr>
-              <w:t>0</w:t>
             </w:r>
           </w:p>
         </w:tc>
@@ -12938,7 +12114,7 @@
         </w:trPr>
         <w:tc>
           <w:tcPr>
-            <w:tcW w:type="dxa" w:w="1188"/>
+            <w:tcW w:type="dxa" w:w="1182"/>
             <w:tcMar>
               <w:top w:w="50" w:type="dxa"/>
               <w:bottom w:w="50" w:type="dxa"/>
@@ -12960,7 +12136,7 @@
         </w:tc>
         <w:tc>
           <w:tcPr>
-            <w:tcW w:type="dxa" w:w="3307"/>
+            <w:tcW w:type="dxa" w:w="3804"/>
             <w:tcMar>
               <w:top w:w="50" w:type="dxa"/>
               <w:bottom w:w="50" w:type="dxa"/>
@@ -12982,7 +12158,7 @@
         </w:tc>
         <w:tc>
           <w:tcPr>
-            <w:tcW w:type="dxa" w:w="1653"/>
+            <w:tcW w:type="dxa" w:w="1953"/>
             <w:tcMar>
               <w:top w:w="50" w:type="dxa"/>
               <w:bottom w:w="50" w:type="dxa"/>
@@ -13004,7 +12180,7 @@
         </w:tc>
         <w:tc>
           <w:tcPr>
-            <w:tcW w:type="dxa" w:w="775"/>
+            <w:tcW w:type="dxa" w:w="771"/>
             <w:tcMar>
               <w:top w:w="50" w:type="dxa"/>
               <w:bottom w:w="50" w:type="dxa"/>
@@ -13026,7 +12202,7 @@
         </w:tc>
         <w:tc>
           <w:tcPr>
-            <w:tcW w:type="dxa" w:w="775"/>
+            <w:tcW w:type="dxa" w:w="771"/>
             <w:tcMar>
               <w:top w:w="50" w:type="dxa"/>
               <w:bottom w:w="50" w:type="dxa"/>
@@ -13048,7 +12224,7 @@
         </w:tc>
         <w:tc>
           <w:tcPr>
-            <w:tcW w:type="dxa" w:w="775"/>
+            <w:tcW w:type="dxa" w:w="771"/>
             <w:tcMar>
               <w:top w:w="50" w:type="dxa"/>
               <w:bottom w:w="50" w:type="dxa"/>
@@ -13070,7 +12246,7 @@
         </w:tc>
         <w:tc>
           <w:tcPr>
-            <w:tcW w:type="dxa" w:w="672"/>
+            <w:tcW w:type="dxa" w:w="720"/>
             <w:tcMar>
               <w:top w:w="50" w:type="dxa"/>
               <w:bottom w:w="50" w:type="dxa"/>
@@ -13087,28 +12263,6 @@
                 <w:sz w:val="15"/>
               </w:rPr>
               <w:t>8</w:t>
-            </w:r>
-          </w:p>
-        </w:tc>
-        <w:tc>
-          <w:tcPr>
-            <w:tcW w:type="dxa" w:w="827"/>
-            <w:tcMar>
-              <w:top w:w="50" w:type="dxa"/>
-              <w:bottom w:w="50" w:type="dxa"/>
-              <w:left w:w="90" w:type="dxa"/>
-              <w:right w:w="90" w:type="dxa"/>
-            </w:tcMar>
-          </w:tcPr>
-          <w:p>
-            <w:pPr>
-              <w:pStyle w:val="BDOITable"/>
-            </w:pPr>
-            <w:r>
-              <w:rPr>
-                <w:sz w:val="15"/>
-              </w:rPr>
-              <w:t>0</w:t>
             </w:r>
           </w:p>
         </w:tc>
@@ -13119,7 +12273,7 @@
         </w:trPr>
         <w:tc>
           <w:tcPr>
-            <w:tcW w:type="dxa" w:w="1188"/>
+            <w:tcW w:type="dxa" w:w="1182"/>
             <w:tcMar>
               <w:top w:w="50" w:type="dxa"/>
               <w:bottom w:w="50" w:type="dxa"/>
@@ -13142,7 +12296,7 @@
         </w:tc>
         <w:tc>
           <w:tcPr>
-            <w:tcW w:type="dxa" w:w="3307"/>
+            <w:tcW w:type="dxa" w:w="3804"/>
             <w:tcMar>
               <w:top w:w="50" w:type="dxa"/>
               <w:bottom w:w="50" w:type="dxa"/>
@@ -13165,7 +12319,7 @@
         </w:tc>
         <w:tc>
           <w:tcPr>
-            <w:tcW w:type="dxa" w:w="1653"/>
+            <w:tcW w:type="dxa" w:w="1953"/>
             <w:tcMar>
               <w:top w:w="50" w:type="dxa"/>
               <w:bottom w:w="50" w:type="dxa"/>
@@ -13188,7 +12342,7 @@
         </w:tc>
         <w:tc>
           <w:tcPr>
-            <w:tcW w:type="dxa" w:w="775"/>
+            <w:tcW w:type="dxa" w:w="771"/>
             <w:tcMar>
               <w:top w:w="50" w:type="dxa"/>
               <w:bottom w:w="50" w:type="dxa"/>
@@ -13211,7 +12365,7 @@
         </w:tc>
         <w:tc>
           <w:tcPr>
-            <w:tcW w:type="dxa" w:w="775"/>
+            <w:tcW w:type="dxa" w:w="771"/>
             <w:tcMar>
               <w:top w:w="50" w:type="dxa"/>
               <w:bottom w:w="50" w:type="dxa"/>
@@ -13234,7 +12388,7 @@
         </w:tc>
         <w:tc>
           <w:tcPr>
-            <w:tcW w:type="dxa" w:w="775"/>
+            <w:tcW w:type="dxa" w:w="771"/>
             <w:tcMar>
               <w:top w:w="50" w:type="dxa"/>
               <w:bottom w:w="50" w:type="dxa"/>
@@ -13257,7 +12411,7 @@
         </w:tc>
         <w:tc>
           <w:tcPr>
-            <w:tcW w:type="dxa" w:w="672"/>
+            <w:tcW w:type="dxa" w:w="720"/>
             <w:tcMar>
               <w:top w:w="50" w:type="dxa"/>
               <w:bottom w:w="50" w:type="dxa"/>
@@ -13275,29 +12429,6 @@
                 <w:sz w:val="15"/>
               </w:rPr>
               <w:t>6</w:t>
-            </w:r>
-          </w:p>
-        </w:tc>
-        <w:tc>
-          <w:tcPr>
-            <w:tcW w:type="dxa" w:w="827"/>
-            <w:tcMar>
-              <w:top w:w="50" w:type="dxa"/>
-              <w:bottom w:w="50" w:type="dxa"/>
-              <w:left w:w="90" w:type="dxa"/>
-              <w:right w:w="90" w:type="dxa"/>
-            </w:tcMar>
-            <w:shd w:val="clear" w:color="auto" w:fill="E5F5FF"/>
-          </w:tcPr>
-          <w:p>
-            <w:pPr>
-              <w:pStyle w:val="BDOITable"/>
-            </w:pPr>
-            <w:r>
-              <w:rPr>
-                <w:sz w:val="15"/>
-              </w:rPr>
-              <w:t>0</w:t>
             </w:r>
           </w:p>
         </w:tc>
@@ -13308,7 +12439,7 @@
         </w:trPr>
         <w:tc>
           <w:tcPr>
-            <w:tcW w:type="dxa" w:w="1188"/>
+            <w:tcW w:type="dxa" w:w="1182"/>
             <w:tcMar>
               <w:top w:w="50" w:type="dxa"/>
               <w:bottom w:w="50" w:type="dxa"/>
@@ -13330,7 +12461,7 @@
         </w:tc>
         <w:tc>
           <w:tcPr>
-            <w:tcW w:type="dxa" w:w="3307"/>
+            <w:tcW w:type="dxa" w:w="3804"/>
             <w:tcMar>
               <w:top w:w="50" w:type="dxa"/>
               <w:bottom w:w="50" w:type="dxa"/>
@@ -13352,7 +12483,7 @@
         </w:tc>
         <w:tc>
           <w:tcPr>
-            <w:tcW w:type="dxa" w:w="1653"/>
+            <w:tcW w:type="dxa" w:w="1953"/>
             <w:tcMar>
               <w:top w:w="50" w:type="dxa"/>
               <w:bottom w:w="50" w:type="dxa"/>
@@ -13374,7 +12505,7 @@
         </w:tc>
         <w:tc>
           <w:tcPr>
-            <w:tcW w:type="dxa" w:w="775"/>
+            <w:tcW w:type="dxa" w:w="771"/>
             <w:tcMar>
               <w:top w:w="50" w:type="dxa"/>
               <w:bottom w:w="50" w:type="dxa"/>
@@ -13396,7 +12527,7 @@
         </w:tc>
         <w:tc>
           <w:tcPr>
-            <w:tcW w:type="dxa" w:w="775"/>
+            <w:tcW w:type="dxa" w:w="771"/>
             <w:tcMar>
               <w:top w:w="50" w:type="dxa"/>
               <w:bottom w:w="50" w:type="dxa"/>
@@ -13418,7 +12549,7 @@
         </w:tc>
         <w:tc>
           <w:tcPr>
-            <w:tcW w:type="dxa" w:w="775"/>
+            <w:tcW w:type="dxa" w:w="771"/>
             <w:tcMar>
               <w:top w:w="50" w:type="dxa"/>
               <w:bottom w:w="50" w:type="dxa"/>
@@ -13440,7 +12571,7 @@
         </w:tc>
         <w:tc>
           <w:tcPr>
-            <w:tcW w:type="dxa" w:w="672"/>
+            <w:tcW w:type="dxa" w:w="720"/>
             <w:tcMar>
               <w:top w:w="50" w:type="dxa"/>
               <w:bottom w:w="50" w:type="dxa"/>
@@ -13457,28 +12588,6 @@
                 <w:sz w:val="15"/>
               </w:rPr>
               <w:t>9</w:t>
-            </w:r>
-          </w:p>
-        </w:tc>
-        <w:tc>
-          <w:tcPr>
-            <w:tcW w:type="dxa" w:w="827"/>
-            <w:tcMar>
-              <w:top w:w="50" w:type="dxa"/>
-              <w:bottom w:w="50" w:type="dxa"/>
-              <w:left w:w="90" w:type="dxa"/>
-              <w:right w:w="90" w:type="dxa"/>
-            </w:tcMar>
-          </w:tcPr>
-          <w:p>
-            <w:pPr>
-              <w:pStyle w:val="BDOITable"/>
-            </w:pPr>
-            <w:r>
-              <w:rPr>
-                <w:sz w:val="15"/>
-              </w:rPr>
-              <w:t>0</w:t>
             </w:r>
           </w:p>
         </w:tc>
@@ -13489,7 +12598,7 @@
         </w:trPr>
         <w:tc>
           <w:tcPr>
-            <w:tcW w:type="dxa" w:w="1188"/>
+            <w:tcW w:type="dxa" w:w="1182"/>
             <w:tcMar>
               <w:top w:w="50" w:type="dxa"/>
               <w:bottom w:w="50" w:type="dxa"/>
@@ -13512,7 +12621,7 @@
         </w:tc>
         <w:tc>
           <w:tcPr>
-            <w:tcW w:type="dxa" w:w="3307"/>
+            <w:tcW w:type="dxa" w:w="3804"/>
             <w:tcMar>
               <w:top w:w="50" w:type="dxa"/>
               <w:bottom w:w="50" w:type="dxa"/>
@@ -13535,7 +12644,7 @@
         </w:tc>
         <w:tc>
           <w:tcPr>
-            <w:tcW w:type="dxa" w:w="1653"/>
+            <w:tcW w:type="dxa" w:w="1953"/>
             <w:tcMar>
               <w:top w:w="50" w:type="dxa"/>
               <w:bottom w:w="50" w:type="dxa"/>
@@ -13558,7 +12667,7 @@
         </w:tc>
         <w:tc>
           <w:tcPr>
-            <w:tcW w:type="dxa" w:w="775"/>
+            <w:tcW w:type="dxa" w:w="771"/>
             <w:tcMar>
               <w:top w:w="50" w:type="dxa"/>
               <w:bottom w:w="50" w:type="dxa"/>
@@ -13581,7 +12690,7 @@
         </w:tc>
         <w:tc>
           <w:tcPr>
-            <w:tcW w:type="dxa" w:w="775"/>
+            <w:tcW w:type="dxa" w:w="771"/>
             <w:tcMar>
               <w:top w:w="50" w:type="dxa"/>
               <w:bottom w:w="50" w:type="dxa"/>
@@ -13604,7 +12713,7 @@
         </w:tc>
         <w:tc>
           <w:tcPr>
-            <w:tcW w:type="dxa" w:w="775"/>
+            <w:tcW w:type="dxa" w:w="771"/>
             <w:tcMar>
               <w:top w:w="50" w:type="dxa"/>
               <w:bottom w:w="50" w:type="dxa"/>
@@ -13627,7 +12736,7 @@
         </w:tc>
         <w:tc>
           <w:tcPr>
-            <w:tcW w:type="dxa" w:w="672"/>
+            <w:tcW w:type="dxa" w:w="720"/>
             <w:tcMar>
               <w:top w:w="50" w:type="dxa"/>
               <w:bottom w:w="50" w:type="dxa"/>
@@ -13645,29 +12754,6 @@
                 <w:sz w:val="15"/>
               </w:rPr>
               <w:t>4</w:t>
-            </w:r>
-          </w:p>
-        </w:tc>
-        <w:tc>
-          <w:tcPr>
-            <w:tcW w:type="dxa" w:w="827"/>
-            <w:tcMar>
-              <w:top w:w="50" w:type="dxa"/>
-              <w:bottom w:w="50" w:type="dxa"/>
-              <w:left w:w="90" w:type="dxa"/>
-              <w:right w:w="90" w:type="dxa"/>
-            </w:tcMar>
-            <w:shd w:val="clear" w:color="auto" w:fill="E5F5FF"/>
-          </w:tcPr>
-          <w:p>
-            <w:pPr>
-              <w:pStyle w:val="BDOITable"/>
-            </w:pPr>
-            <w:r>
-              <w:rPr>
-                <w:sz w:val="15"/>
-              </w:rPr>
-              <w:t>0</w:t>
             </w:r>
           </w:p>
         </w:tc>
@@ -13678,7 +12764,7 @@
         </w:trPr>
         <w:tc>
           <w:tcPr>
-            <w:tcW w:type="dxa" w:w="1188"/>
+            <w:tcW w:type="dxa" w:w="1182"/>
             <w:tcMar>
               <w:top w:w="50" w:type="dxa"/>
               <w:bottom w:w="50" w:type="dxa"/>
@@ -13700,7 +12786,7 @@
         </w:tc>
         <w:tc>
           <w:tcPr>
-            <w:tcW w:type="dxa" w:w="3307"/>
+            <w:tcW w:type="dxa" w:w="3804"/>
             <w:tcMar>
               <w:top w:w="50" w:type="dxa"/>
               <w:bottom w:w="50" w:type="dxa"/>
@@ -13722,7 +12808,7 @@
         </w:tc>
         <w:tc>
           <w:tcPr>
-            <w:tcW w:type="dxa" w:w="1653"/>
+            <w:tcW w:type="dxa" w:w="1953"/>
             <w:tcMar>
               <w:top w:w="50" w:type="dxa"/>
               <w:bottom w:w="50" w:type="dxa"/>
@@ -13744,7 +12830,7 @@
         </w:tc>
         <w:tc>
           <w:tcPr>
-            <w:tcW w:type="dxa" w:w="775"/>
+            <w:tcW w:type="dxa" w:w="771"/>
             <w:tcMar>
               <w:top w:w="50" w:type="dxa"/>
               <w:bottom w:w="50" w:type="dxa"/>
@@ -13766,7 +12852,7 @@
         </w:tc>
         <w:tc>
           <w:tcPr>
-            <w:tcW w:type="dxa" w:w="775"/>
+            <w:tcW w:type="dxa" w:w="771"/>
             <w:tcMar>
               <w:top w:w="50" w:type="dxa"/>
               <w:bottom w:w="50" w:type="dxa"/>
@@ -13788,7 +12874,7 @@
         </w:tc>
         <w:tc>
           <w:tcPr>
-            <w:tcW w:type="dxa" w:w="775"/>
+            <w:tcW w:type="dxa" w:w="771"/>
             <w:tcMar>
               <w:top w:w="50" w:type="dxa"/>
               <w:bottom w:w="50" w:type="dxa"/>
@@ -13810,7 +12896,7 @@
         </w:tc>
         <w:tc>
           <w:tcPr>
-            <w:tcW w:type="dxa" w:w="672"/>
+            <w:tcW w:type="dxa" w:w="720"/>
             <w:tcMar>
               <w:top w:w="50" w:type="dxa"/>
               <w:bottom w:w="50" w:type="dxa"/>
@@ -13827,28 +12913,6 @@
                 <w:sz w:val="15"/>
               </w:rPr>
               <w:t>4</w:t>
-            </w:r>
-          </w:p>
-        </w:tc>
-        <w:tc>
-          <w:tcPr>
-            <w:tcW w:type="dxa" w:w="827"/>
-            <w:tcMar>
-              <w:top w:w="50" w:type="dxa"/>
-              <w:bottom w:w="50" w:type="dxa"/>
-              <w:left w:w="90" w:type="dxa"/>
-              <w:right w:w="90" w:type="dxa"/>
-            </w:tcMar>
-          </w:tcPr>
-          <w:p>
-            <w:pPr>
-              <w:pStyle w:val="BDOITable"/>
-            </w:pPr>
-            <w:r>
-              <w:rPr>
-                <w:sz w:val="15"/>
-              </w:rPr>
-              <w:t>0</w:t>
             </w:r>
           </w:p>
         </w:tc>
@@ -13859,7 +12923,7 @@
         </w:trPr>
         <w:tc>
           <w:tcPr>
-            <w:tcW w:type="dxa" w:w="1188"/>
+            <w:tcW w:type="dxa" w:w="1182"/>
             <w:tcMar>
               <w:top w:w="50" w:type="dxa"/>
               <w:bottom w:w="50" w:type="dxa"/>
@@ -13882,7 +12946,7 @@
         </w:tc>
         <w:tc>
           <w:tcPr>
-            <w:tcW w:type="dxa" w:w="3307"/>
+            <w:tcW w:type="dxa" w:w="3804"/>
             <w:tcMar>
               <w:top w:w="50" w:type="dxa"/>
               <w:bottom w:w="50" w:type="dxa"/>
@@ -13905,7 +12969,7 @@
         </w:tc>
         <w:tc>
           <w:tcPr>
-            <w:tcW w:type="dxa" w:w="1653"/>
+            <w:tcW w:type="dxa" w:w="1953"/>
             <w:tcMar>
               <w:top w:w="50" w:type="dxa"/>
               <w:bottom w:w="50" w:type="dxa"/>
@@ -13928,7 +12992,7 @@
         </w:tc>
         <w:tc>
           <w:tcPr>
-            <w:tcW w:type="dxa" w:w="775"/>
+            <w:tcW w:type="dxa" w:w="771"/>
             <w:tcMar>
               <w:top w:w="50" w:type="dxa"/>
               <w:bottom w:w="50" w:type="dxa"/>
@@ -13951,7 +13015,7 @@
         </w:tc>
         <w:tc>
           <w:tcPr>
-            <w:tcW w:type="dxa" w:w="775"/>
+            <w:tcW w:type="dxa" w:w="771"/>
             <w:tcMar>
               <w:top w:w="50" w:type="dxa"/>
               <w:bottom w:w="50" w:type="dxa"/>
@@ -13974,7 +13038,7 @@
         </w:tc>
         <w:tc>
           <w:tcPr>
-            <w:tcW w:type="dxa" w:w="775"/>
+            <w:tcW w:type="dxa" w:w="771"/>
             <w:tcMar>
               <w:top w:w="50" w:type="dxa"/>
               <w:bottom w:w="50" w:type="dxa"/>
@@ -13997,7 +13061,7 @@
         </w:tc>
         <w:tc>
           <w:tcPr>
-            <w:tcW w:type="dxa" w:w="672"/>
+            <w:tcW w:type="dxa" w:w="720"/>
             <w:tcMar>
               <w:top w:w="50" w:type="dxa"/>
               <w:bottom w:w="50" w:type="dxa"/>
@@ -14015,29 +13079,6 @@
                 <w:sz w:val="15"/>
               </w:rPr>
               <w:t>6</w:t>
-            </w:r>
-          </w:p>
-        </w:tc>
-        <w:tc>
-          <w:tcPr>
-            <w:tcW w:type="dxa" w:w="827"/>
-            <w:tcMar>
-              <w:top w:w="50" w:type="dxa"/>
-              <w:bottom w:w="50" w:type="dxa"/>
-              <w:left w:w="90" w:type="dxa"/>
-              <w:right w:w="90" w:type="dxa"/>
-            </w:tcMar>
-            <w:shd w:val="clear" w:color="auto" w:fill="E5F5FF"/>
-          </w:tcPr>
-          <w:p>
-            <w:pPr>
-              <w:pStyle w:val="BDOITable"/>
-            </w:pPr>
-            <w:r>
-              <w:rPr>
-                <w:sz w:val="15"/>
-              </w:rPr>
-              <w:t>0</w:t>
             </w:r>
           </w:p>
         </w:tc>
@@ -14048,7 +13089,7 @@
         </w:trPr>
         <w:tc>
           <w:tcPr>
-            <w:tcW w:type="dxa" w:w="1188"/>
+            <w:tcW w:type="dxa" w:w="1182"/>
             <w:tcMar>
               <w:top w:w="50" w:type="dxa"/>
               <w:bottom w:w="50" w:type="dxa"/>
@@ -14070,7 +13111,7 @@
         </w:tc>
         <w:tc>
           <w:tcPr>
-            <w:tcW w:type="dxa" w:w="3307"/>
+            <w:tcW w:type="dxa" w:w="3804"/>
             <w:tcMar>
               <w:top w:w="50" w:type="dxa"/>
               <w:bottom w:w="50" w:type="dxa"/>
@@ -14092,7 +13133,7 @@
         </w:tc>
         <w:tc>
           <w:tcPr>
-            <w:tcW w:type="dxa" w:w="1653"/>
+            <w:tcW w:type="dxa" w:w="1953"/>
             <w:tcMar>
               <w:top w:w="50" w:type="dxa"/>
               <w:bottom w:w="50" w:type="dxa"/>
@@ -14114,7 +13155,7 @@
         </w:tc>
         <w:tc>
           <w:tcPr>
-            <w:tcW w:type="dxa" w:w="775"/>
+            <w:tcW w:type="dxa" w:w="771"/>
             <w:tcMar>
               <w:top w:w="50" w:type="dxa"/>
               <w:bottom w:w="50" w:type="dxa"/>
@@ -14136,7 +13177,7 @@
         </w:tc>
         <w:tc>
           <w:tcPr>
-            <w:tcW w:type="dxa" w:w="775"/>
+            <w:tcW w:type="dxa" w:w="771"/>
             <w:tcMar>
               <w:top w:w="50" w:type="dxa"/>
               <w:bottom w:w="50" w:type="dxa"/>
@@ -14158,7 +13199,7 @@
         </w:tc>
         <w:tc>
           <w:tcPr>
-            <w:tcW w:type="dxa" w:w="775"/>
+            <w:tcW w:type="dxa" w:w="771"/>
             <w:tcMar>
               <w:top w:w="50" w:type="dxa"/>
               <w:bottom w:w="50" w:type="dxa"/>
@@ -14180,7 +13221,7 @@
         </w:tc>
         <w:tc>
           <w:tcPr>
-            <w:tcW w:type="dxa" w:w="672"/>
+            <w:tcW w:type="dxa" w:w="720"/>
             <w:tcMar>
               <w:top w:w="50" w:type="dxa"/>
               <w:bottom w:w="50" w:type="dxa"/>
@@ -14197,28 +13238,6 @@
                 <w:sz w:val="15"/>
               </w:rPr>
               <w:t>7</w:t>
-            </w:r>
-          </w:p>
-        </w:tc>
-        <w:tc>
-          <w:tcPr>
-            <w:tcW w:type="dxa" w:w="827"/>
-            <w:tcMar>
-              <w:top w:w="50" w:type="dxa"/>
-              <w:bottom w:w="50" w:type="dxa"/>
-              <w:left w:w="90" w:type="dxa"/>
-              <w:right w:w="90" w:type="dxa"/>
-            </w:tcMar>
-          </w:tcPr>
-          <w:p>
-            <w:pPr>
-              <w:pStyle w:val="BDOITable"/>
-            </w:pPr>
-            <w:r>
-              <w:rPr>
-                <w:sz w:val="15"/>
-              </w:rPr>
-              <w:t>0</w:t>
             </w:r>
           </w:p>
         </w:tc>
@@ -14229,7 +13248,7 @@
         </w:trPr>
         <w:tc>
           <w:tcPr>
-            <w:tcW w:type="dxa" w:w="1188"/>
+            <w:tcW w:type="dxa" w:w="1182"/>
             <w:tcMar>
               <w:top w:w="50" w:type="dxa"/>
               <w:bottom w:w="50" w:type="dxa"/>
@@ -14252,7 +13271,7 @@
         </w:tc>
         <w:tc>
           <w:tcPr>
-            <w:tcW w:type="dxa" w:w="3307"/>
+            <w:tcW w:type="dxa" w:w="3804"/>
             <w:tcMar>
               <w:top w:w="50" w:type="dxa"/>
               <w:bottom w:w="50" w:type="dxa"/>
@@ -14275,7 +13294,7 @@
         </w:tc>
         <w:tc>
           <w:tcPr>
-            <w:tcW w:type="dxa" w:w="1653"/>
+            <w:tcW w:type="dxa" w:w="1953"/>
             <w:tcMar>
               <w:top w:w="50" w:type="dxa"/>
               <w:bottom w:w="50" w:type="dxa"/>
@@ -14298,7 +13317,7 @@
         </w:tc>
         <w:tc>
           <w:tcPr>
-            <w:tcW w:type="dxa" w:w="775"/>
+            <w:tcW w:type="dxa" w:w="771"/>
             <w:tcMar>
               <w:top w:w="50" w:type="dxa"/>
               <w:bottom w:w="50" w:type="dxa"/>
@@ -14321,7 +13340,7 @@
         </w:tc>
         <w:tc>
           <w:tcPr>
-            <w:tcW w:type="dxa" w:w="775"/>
+            <w:tcW w:type="dxa" w:w="771"/>
             <w:tcMar>
               <w:top w:w="50" w:type="dxa"/>
               <w:bottom w:w="50" w:type="dxa"/>
@@ -14344,7 +13363,7 @@
         </w:tc>
         <w:tc>
           <w:tcPr>
-            <w:tcW w:type="dxa" w:w="775"/>
+            <w:tcW w:type="dxa" w:w="771"/>
             <w:tcMar>
               <w:top w:w="50" w:type="dxa"/>
               <w:bottom w:w="50" w:type="dxa"/>
@@ -14367,7 +13386,7 @@
         </w:tc>
         <w:tc>
           <w:tcPr>
-            <w:tcW w:type="dxa" w:w="672"/>
+            <w:tcW w:type="dxa" w:w="720"/>
             <w:tcMar>
               <w:top w:w="50" w:type="dxa"/>
               <w:bottom w:w="50" w:type="dxa"/>
@@ -14385,29 +13404,6 @@
                 <w:sz w:val="15"/>
               </w:rPr>
               <w:t>7</w:t>
-            </w:r>
-          </w:p>
-        </w:tc>
-        <w:tc>
-          <w:tcPr>
-            <w:tcW w:type="dxa" w:w="827"/>
-            <w:tcMar>
-              <w:top w:w="50" w:type="dxa"/>
-              <w:bottom w:w="50" w:type="dxa"/>
-              <w:left w:w="90" w:type="dxa"/>
-              <w:right w:w="90" w:type="dxa"/>
-            </w:tcMar>
-            <w:shd w:val="clear" w:color="auto" w:fill="E5F5FF"/>
-          </w:tcPr>
-          <w:p>
-            <w:pPr>
-              <w:pStyle w:val="BDOITable"/>
-            </w:pPr>
-            <w:r>
-              <w:rPr>
-                <w:sz w:val="15"/>
-              </w:rPr>
-              <w:t>0</w:t>
             </w:r>
           </w:p>
         </w:tc>
@@ -14418,7 +13414,7 @@
         </w:trPr>
         <w:tc>
           <w:tcPr>
-            <w:tcW w:type="dxa" w:w="1188"/>
+            <w:tcW w:type="dxa" w:w="1182"/>
             <w:tcMar>
               <w:top w:w="50" w:type="dxa"/>
               <w:bottom w:w="50" w:type="dxa"/>
@@ -14440,7 +13436,7 @@
         </w:tc>
         <w:tc>
           <w:tcPr>
-            <w:tcW w:type="dxa" w:w="3307"/>
+            <w:tcW w:type="dxa" w:w="3804"/>
             <w:tcMar>
               <w:top w:w="50" w:type="dxa"/>
               <w:bottom w:w="50" w:type="dxa"/>
@@ -14462,7 +13458,7 @@
         </w:tc>
         <w:tc>
           <w:tcPr>
-            <w:tcW w:type="dxa" w:w="1653"/>
+            <w:tcW w:type="dxa" w:w="1953"/>
             <w:tcMar>
               <w:top w:w="50" w:type="dxa"/>
               <w:bottom w:w="50" w:type="dxa"/>
@@ -14484,7 +13480,7 @@
         </w:tc>
         <w:tc>
           <w:tcPr>
-            <w:tcW w:type="dxa" w:w="775"/>
+            <w:tcW w:type="dxa" w:w="771"/>
             <w:tcMar>
               <w:top w:w="50" w:type="dxa"/>
               <w:bottom w:w="50" w:type="dxa"/>
@@ -14506,7 +13502,7 @@
         </w:tc>
         <w:tc>
           <w:tcPr>
-            <w:tcW w:type="dxa" w:w="775"/>
+            <w:tcW w:type="dxa" w:w="771"/>
             <w:tcMar>
               <w:top w:w="50" w:type="dxa"/>
               <w:bottom w:w="50" w:type="dxa"/>
@@ -14528,7 +13524,7 @@
         </w:tc>
         <w:tc>
           <w:tcPr>
-            <w:tcW w:type="dxa" w:w="775"/>
+            <w:tcW w:type="dxa" w:w="771"/>
             <w:tcMar>
               <w:top w:w="50" w:type="dxa"/>
               <w:bottom w:w="50" w:type="dxa"/>
@@ -14550,7 +13546,7 @@
         </w:tc>
         <w:tc>
           <w:tcPr>
-            <w:tcW w:type="dxa" w:w="672"/>
+            <w:tcW w:type="dxa" w:w="720"/>
             <w:tcMar>
               <w:top w:w="50" w:type="dxa"/>
               <w:bottom w:w="50" w:type="dxa"/>
@@ -14567,28 +13563,6 @@
                 <w:sz w:val="15"/>
               </w:rPr>
               <w:t>6</w:t>
-            </w:r>
-          </w:p>
-        </w:tc>
-        <w:tc>
-          <w:tcPr>
-            <w:tcW w:type="dxa" w:w="827"/>
-            <w:tcMar>
-              <w:top w:w="50" w:type="dxa"/>
-              <w:bottom w:w="50" w:type="dxa"/>
-              <w:left w:w="90" w:type="dxa"/>
-              <w:right w:w="90" w:type="dxa"/>
-            </w:tcMar>
-          </w:tcPr>
-          <w:p>
-            <w:pPr>
-              <w:pStyle w:val="BDOITable"/>
-            </w:pPr>
-            <w:r>
-              <w:rPr>
-                <w:sz w:val="15"/>
-              </w:rPr>
-              <w:t>0</w:t>
             </w:r>
           </w:p>
         </w:tc>
@@ -14599,7 +13573,7 @@
         </w:trPr>
         <w:tc>
           <w:tcPr>
-            <w:tcW w:type="dxa" w:w="1188"/>
+            <w:tcW w:type="dxa" w:w="1182"/>
             <w:tcMar>
               <w:top w:w="50" w:type="dxa"/>
               <w:bottom w:w="50" w:type="dxa"/>
@@ -14622,7 +13596,7 @@
         </w:tc>
         <w:tc>
           <w:tcPr>
-            <w:tcW w:type="dxa" w:w="3307"/>
+            <w:tcW w:type="dxa" w:w="3804"/>
             <w:tcMar>
               <w:top w:w="50" w:type="dxa"/>
               <w:bottom w:w="50" w:type="dxa"/>
@@ -14645,7 +13619,7 @@
         </w:tc>
         <w:tc>
           <w:tcPr>
-            <w:tcW w:type="dxa" w:w="1653"/>
+            <w:tcW w:type="dxa" w:w="1953"/>
             <w:tcMar>
               <w:top w:w="50" w:type="dxa"/>
               <w:bottom w:w="50" w:type="dxa"/>
@@ -14668,7 +13642,7 @@
         </w:tc>
         <w:tc>
           <w:tcPr>
-            <w:tcW w:type="dxa" w:w="775"/>
+            <w:tcW w:type="dxa" w:w="771"/>
             <w:tcMar>
               <w:top w:w="50" w:type="dxa"/>
               <w:bottom w:w="50" w:type="dxa"/>
@@ -14691,7 +13665,7 @@
         </w:tc>
         <w:tc>
           <w:tcPr>
-            <w:tcW w:type="dxa" w:w="775"/>
+            <w:tcW w:type="dxa" w:w="771"/>
             <w:tcMar>
               <w:top w:w="50" w:type="dxa"/>
               <w:bottom w:w="50" w:type="dxa"/>
@@ -14714,7 +13688,7 @@
         </w:tc>
         <w:tc>
           <w:tcPr>
-            <w:tcW w:type="dxa" w:w="775"/>
+            <w:tcW w:type="dxa" w:w="771"/>
             <w:tcMar>
               <w:top w:w="50" w:type="dxa"/>
               <w:bottom w:w="50" w:type="dxa"/>
@@ -14737,7 +13711,7 @@
         </w:tc>
         <w:tc>
           <w:tcPr>
-            <w:tcW w:type="dxa" w:w="672"/>
+            <w:tcW w:type="dxa" w:w="720"/>
             <w:tcMar>
               <w:top w:w="50" w:type="dxa"/>
               <w:bottom w:w="50" w:type="dxa"/>
@@ -14755,29 +13729,6 @@
                 <w:sz w:val="15"/>
               </w:rPr>
               <w:t>7</w:t>
-            </w:r>
-          </w:p>
-        </w:tc>
-        <w:tc>
-          <w:tcPr>
-            <w:tcW w:type="dxa" w:w="827"/>
-            <w:tcMar>
-              <w:top w:w="50" w:type="dxa"/>
-              <w:bottom w:w="50" w:type="dxa"/>
-              <w:left w:w="90" w:type="dxa"/>
-              <w:right w:w="90" w:type="dxa"/>
-            </w:tcMar>
-            <w:shd w:val="clear" w:color="auto" w:fill="E5F5FF"/>
-          </w:tcPr>
-          <w:p>
-            <w:pPr>
-              <w:pStyle w:val="BDOITable"/>
-            </w:pPr>
-            <w:r>
-              <w:rPr>
-                <w:sz w:val="15"/>
-              </w:rPr>
-              <w:t>0</w:t>
             </w:r>
           </w:p>
         </w:tc>
@@ -14788,7 +13739,7 @@
         </w:trPr>
         <w:tc>
           <w:tcPr>
-            <w:tcW w:type="dxa" w:w="1188"/>
+            <w:tcW w:type="dxa" w:w="1182"/>
             <w:tcMar>
               <w:top w:w="50" w:type="dxa"/>
               <w:bottom w:w="50" w:type="dxa"/>
@@ -14810,7 +13761,7 @@
         </w:tc>
         <w:tc>
           <w:tcPr>
-            <w:tcW w:type="dxa" w:w="3307"/>
+            <w:tcW w:type="dxa" w:w="3804"/>
             <w:tcMar>
               <w:top w:w="50" w:type="dxa"/>
               <w:bottom w:w="50" w:type="dxa"/>
@@ -14832,7 +13783,7 @@
         </w:tc>
         <w:tc>
           <w:tcPr>
-            <w:tcW w:type="dxa" w:w="1653"/>
+            <w:tcW w:type="dxa" w:w="1953"/>
             <w:tcMar>
               <w:top w:w="50" w:type="dxa"/>
               <w:bottom w:w="50" w:type="dxa"/>
@@ -14854,7 +13805,7 @@
         </w:tc>
         <w:tc>
           <w:tcPr>
-            <w:tcW w:type="dxa" w:w="775"/>
+            <w:tcW w:type="dxa" w:w="771"/>
             <w:tcMar>
               <w:top w:w="50" w:type="dxa"/>
               <w:bottom w:w="50" w:type="dxa"/>
@@ -14876,7 +13827,7 @@
         </w:tc>
         <w:tc>
           <w:tcPr>
-            <w:tcW w:type="dxa" w:w="775"/>
+            <w:tcW w:type="dxa" w:w="771"/>
             <w:tcMar>
               <w:top w:w="50" w:type="dxa"/>
               <w:bottom w:w="50" w:type="dxa"/>
@@ -14898,7 +13849,7 @@
         </w:tc>
         <w:tc>
           <w:tcPr>
-            <w:tcW w:type="dxa" w:w="775"/>
+            <w:tcW w:type="dxa" w:w="771"/>
             <w:tcMar>
               <w:top w:w="50" w:type="dxa"/>
               <w:bottom w:w="50" w:type="dxa"/>
@@ -14920,7 +13871,7 @@
         </w:tc>
         <w:tc>
           <w:tcPr>
-            <w:tcW w:type="dxa" w:w="672"/>
+            <w:tcW w:type="dxa" w:w="720"/>
             <w:tcMar>
               <w:top w:w="50" w:type="dxa"/>
               <w:bottom w:w="50" w:type="dxa"/>
@@ -14937,28 +13888,6 @@
                 <w:sz w:val="15"/>
               </w:rPr>
               <w:t>8</w:t>
-            </w:r>
-          </w:p>
-        </w:tc>
-        <w:tc>
-          <w:tcPr>
-            <w:tcW w:type="dxa" w:w="827"/>
-            <w:tcMar>
-              <w:top w:w="50" w:type="dxa"/>
-              <w:bottom w:w="50" w:type="dxa"/>
-              <w:left w:w="90" w:type="dxa"/>
-              <w:right w:w="90" w:type="dxa"/>
-            </w:tcMar>
-          </w:tcPr>
-          <w:p>
-            <w:pPr>
-              <w:pStyle w:val="BDOITable"/>
-            </w:pPr>
-            <w:r>
-              <w:rPr>
-                <w:sz w:val="15"/>
-              </w:rPr>
-              <w:t>0</w:t>
             </w:r>
           </w:p>
         </w:tc>
@@ -14969,7 +13898,7 @@
         </w:trPr>
         <w:tc>
           <w:tcPr>
-            <w:tcW w:type="dxa" w:w="1188"/>
+            <w:tcW w:type="dxa" w:w="1182"/>
             <w:tcMar>
               <w:top w:w="50" w:type="dxa"/>
               <w:bottom w:w="50" w:type="dxa"/>
@@ -14992,7 +13921,7 @@
         </w:tc>
         <w:tc>
           <w:tcPr>
-            <w:tcW w:type="dxa" w:w="3307"/>
+            <w:tcW w:type="dxa" w:w="3804"/>
             <w:tcMar>
               <w:top w:w="50" w:type="dxa"/>
               <w:bottom w:w="50" w:type="dxa"/>
@@ -15015,7 +13944,7 @@
         </w:tc>
         <w:tc>
           <w:tcPr>
-            <w:tcW w:type="dxa" w:w="1653"/>
+            <w:tcW w:type="dxa" w:w="1953"/>
             <w:tcMar>
               <w:top w:w="50" w:type="dxa"/>
               <w:bottom w:w="50" w:type="dxa"/>
@@ -15038,7 +13967,7 @@
         </w:tc>
         <w:tc>
           <w:tcPr>
-            <w:tcW w:type="dxa" w:w="775"/>
+            <w:tcW w:type="dxa" w:w="771"/>
             <w:tcMar>
               <w:top w:w="50" w:type="dxa"/>
               <w:bottom w:w="50" w:type="dxa"/>
@@ -15061,7 +13990,7 @@
         </w:tc>
         <w:tc>
           <w:tcPr>
-            <w:tcW w:type="dxa" w:w="775"/>
+            <w:tcW w:type="dxa" w:w="771"/>
             <w:tcMar>
               <w:top w:w="50" w:type="dxa"/>
               <w:bottom w:w="50" w:type="dxa"/>
@@ -15084,7 +14013,7 @@
         </w:tc>
         <w:tc>
           <w:tcPr>
-            <w:tcW w:type="dxa" w:w="775"/>
+            <w:tcW w:type="dxa" w:w="771"/>
             <w:tcMar>
               <w:top w:w="50" w:type="dxa"/>
               <w:bottom w:w="50" w:type="dxa"/>
@@ -15107,7 +14036,7 @@
         </w:tc>
         <w:tc>
           <w:tcPr>
-            <w:tcW w:type="dxa" w:w="672"/>
+            <w:tcW w:type="dxa" w:w="720"/>
             <w:tcMar>
               <w:top w:w="50" w:type="dxa"/>
               <w:bottom w:w="50" w:type="dxa"/>
@@ -15125,29 +14054,6 @@
                 <w:sz w:val="15"/>
               </w:rPr>
               <w:t>4</w:t>
-            </w:r>
-          </w:p>
-        </w:tc>
-        <w:tc>
-          <w:tcPr>
-            <w:tcW w:type="dxa" w:w="827"/>
-            <w:tcMar>
-              <w:top w:w="50" w:type="dxa"/>
-              <w:bottom w:w="50" w:type="dxa"/>
-              <w:left w:w="90" w:type="dxa"/>
-              <w:right w:w="90" w:type="dxa"/>
-            </w:tcMar>
-            <w:shd w:val="clear" w:color="auto" w:fill="E5F5FF"/>
-          </w:tcPr>
-          <w:p>
-            <w:pPr>
-              <w:pStyle w:val="BDOITable"/>
-            </w:pPr>
-            <w:r>
-              <w:rPr>
-                <w:sz w:val="15"/>
-              </w:rPr>
-              <w:t>0</w:t>
             </w:r>
           </w:p>
         </w:tc>
@@ -15158,7 +14064,7 @@
         </w:trPr>
         <w:tc>
           <w:tcPr>
-            <w:tcW w:type="dxa" w:w="1188"/>
+            <w:tcW w:type="dxa" w:w="1182"/>
             <w:tcMar>
               <w:top w:w="50" w:type="dxa"/>
               <w:bottom w:w="50" w:type="dxa"/>
@@ -15180,7 +14086,7 @@
         </w:tc>
         <w:tc>
           <w:tcPr>
-            <w:tcW w:type="dxa" w:w="3307"/>
+            <w:tcW w:type="dxa" w:w="3804"/>
             <w:tcMar>
               <w:top w:w="50" w:type="dxa"/>
               <w:bottom w:w="50" w:type="dxa"/>
@@ -15202,7 +14108,7 @@
         </w:tc>
         <w:tc>
           <w:tcPr>
-            <w:tcW w:type="dxa" w:w="1653"/>
+            <w:tcW w:type="dxa" w:w="1953"/>
             <w:tcMar>
               <w:top w:w="50" w:type="dxa"/>
               <w:bottom w:w="50" w:type="dxa"/>
@@ -15224,7 +14130,7 @@
         </w:tc>
         <w:tc>
           <w:tcPr>
-            <w:tcW w:type="dxa" w:w="775"/>
+            <w:tcW w:type="dxa" w:w="771"/>
             <w:tcMar>
               <w:top w:w="50" w:type="dxa"/>
               <w:bottom w:w="50" w:type="dxa"/>
@@ -15246,7 +14152,7 @@
         </w:tc>
         <w:tc>
           <w:tcPr>
-            <w:tcW w:type="dxa" w:w="775"/>
+            <w:tcW w:type="dxa" w:w="771"/>
             <w:tcMar>
               <w:top w:w="50" w:type="dxa"/>
               <w:bottom w:w="50" w:type="dxa"/>
@@ -15268,7 +14174,7 @@
         </w:tc>
         <w:tc>
           <w:tcPr>
-            <w:tcW w:type="dxa" w:w="775"/>
+            <w:tcW w:type="dxa" w:w="771"/>
             <w:tcMar>
               <w:top w:w="50" w:type="dxa"/>
               <w:bottom w:w="50" w:type="dxa"/>
@@ -15290,7 +14196,7 @@
         </w:tc>
         <w:tc>
           <w:tcPr>
-            <w:tcW w:type="dxa" w:w="672"/>
+            <w:tcW w:type="dxa" w:w="720"/>
             <w:tcMar>
               <w:top w:w="50" w:type="dxa"/>
               <w:bottom w:w="50" w:type="dxa"/>
@@ -15307,28 +14213,6 @@
                 <w:sz w:val="15"/>
               </w:rPr>
               <w:t>10</w:t>
-            </w:r>
-          </w:p>
-        </w:tc>
-        <w:tc>
-          <w:tcPr>
-            <w:tcW w:type="dxa" w:w="827"/>
-            <w:tcMar>
-              <w:top w:w="50" w:type="dxa"/>
-              <w:bottom w:w="50" w:type="dxa"/>
-              <w:left w:w="90" w:type="dxa"/>
-              <w:right w:w="90" w:type="dxa"/>
-            </w:tcMar>
-          </w:tcPr>
-          <w:p>
-            <w:pPr>
-              <w:pStyle w:val="BDOITable"/>
-            </w:pPr>
-            <w:r>
-              <w:rPr>
-                <w:sz w:val="15"/>
-              </w:rPr>
-              <w:t>0</w:t>
             </w:r>
           </w:p>
         </w:tc>
@@ -15339,7 +14223,7 @@
         </w:trPr>
         <w:tc>
           <w:tcPr>
-            <w:tcW w:type="dxa" w:w="1188"/>
+            <w:tcW w:type="dxa" w:w="1182"/>
             <w:tcMar>
               <w:top w:w="50" w:type="dxa"/>
               <w:bottom w:w="50" w:type="dxa"/>
@@ -15362,7 +14246,7 @@
         </w:tc>
         <w:tc>
           <w:tcPr>
-            <w:tcW w:type="dxa" w:w="3307"/>
+            <w:tcW w:type="dxa" w:w="3804"/>
             <w:tcMar>
               <w:top w:w="50" w:type="dxa"/>
               <w:bottom w:w="50" w:type="dxa"/>
@@ -15385,7 +14269,7 @@
         </w:tc>
         <w:tc>
           <w:tcPr>
-            <w:tcW w:type="dxa" w:w="1653"/>
+            <w:tcW w:type="dxa" w:w="1953"/>
             <w:tcMar>
               <w:top w:w="50" w:type="dxa"/>
               <w:bottom w:w="50" w:type="dxa"/>
@@ -15408,7 +14292,7 @@
         </w:tc>
         <w:tc>
           <w:tcPr>
-            <w:tcW w:type="dxa" w:w="775"/>
+            <w:tcW w:type="dxa" w:w="771"/>
             <w:tcMar>
               <w:top w:w="50" w:type="dxa"/>
               <w:bottom w:w="50" w:type="dxa"/>
@@ -15431,7 +14315,7 @@
         </w:tc>
         <w:tc>
           <w:tcPr>
-            <w:tcW w:type="dxa" w:w="775"/>
+            <w:tcW w:type="dxa" w:w="771"/>
             <w:tcMar>
               <w:top w:w="50" w:type="dxa"/>
               <w:bottom w:w="50" w:type="dxa"/>
@@ -15454,7 +14338,7 @@
         </w:tc>
         <w:tc>
           <w:tcPr>
-            <w:tcW w:type="dxa" w:w="775"/>
+            <w:tcW w:type="dxa" w:w="771"/>
             <w:tcMar>
               <w:top w:w="50" w:type="dxa"/>
               <w:bottom w:w="50" w:type="dxa"/>
@@ -15477,7 +14361,7 @@
         </w:tc>
         <w:tc>
           <w:tcPr>
-            <w:tcW w:type="dxa" w:w="672"/>
+            <w:tcW w:type="dxa" w:w="720"/>
             <w:tcMar>
               <w:top w:w="50" w:type="dxa"/>
               <w:bottom w:w="50" w:type="dxa"/>
@@ -15495,29 +14379,6 @@
                 <w:sz w:val="15"/>
               </w:rPr>
               <w:t>5</w:t>
-            </w:r>
-          </w:p>
-        </w:tc>
-        <w:tc>
-          <w:tcPr>
-            <w:tcW w:type="dxa" w:w="827"/>
-            <w:tcMar>
-              <w:top w:w="50" w:type="dxa"/>
-              <w:bottom w:w="50" w:type="dxa"/>
-              <w:left w:w="90" w:type="dxa"/>
-              <w:right w:w="90" w:type="dxa"/>
-            </w:tcMar>
-            <w:shd w:val="clear" w:color="auto" w:fill="E5F5FF"/>
-          </w:tcPr>
-          <w:p>
-            <w:pPr>
-              <w:pStyle w:val="BDOITable"/>
-            </w:pPr>
-            <w:r>
-              <w:rPr>
-                <w:sz w:val="15"/>
-              </w:rPr>
-              <w:t>0</w:t>
             </w:r>
           </w:p>
         </w:tc>
@@ -15528,7 +14389,7 @@
         </w:trPr>
         <w:tc>
           <w:tcPr>
-            <w:tcW w:type="dxa" w:w="1188"/>
+            <w:tcW w:type="dxa" w:w="1182"/>
             <w:tcMar>
               <w:top w:w="50" w:type="dxa"/>
               <w:bottom w:w="50" w:type="dxa"/>
@@ -15550,7 +14411,7 @@
         </w:tc>
         <w:tc>
           <w:tcPr>
-            <w:tcW w:type="dxa" w:w="3307"/>
+            <w:tcW w:type="dxa" w:w="3804"/>
             <w:tcMar>
               <w:top w:w="50" w:type="dxa"/>
               <w:bottom w:w="50" w:type="dxa"/>
@@ -15572,7 +14433,7 @@
         </w:tc>
         <w:tc>
           <w:tcPr>
-            <w:tcW w:type="dxa" w:w="1653"/>
+            <w:tcW w:type="dxa" w:w="1953"/>
             <w:tcMar>
               <w:top w:w="50" w:type="dxa"/>
               <w:bottom w:w="50" w:type="dxa"/>
@@ -15594,7 +14455,7 @@
         </w:tc>
         <w:tc>
           <w:tcPr>
-            <w:tcW w:type="dxa" w:w="775"/>
+            <w:tcW w:type="dxa" w:w="771"/>
             <w:tcMar>
               <w:top w:w="50" w:type="dxa"/>
               <w:bottom w:w="50" w:type="dxa"/>
@@ -15616,7 +14477,7 @@
         </w:tc>
         <w:tc>
           <w:tcPr>
-            <w:tcW w:type="dxa" w:w="775"/>
+            <w:tcW w:type="dxa" w:w="771"/>
             <w:tcMar>
               <w:top w:w="50" w:type="dxa"/>
               <w:bottom w:w="50" w:type="dxa"/>
@@ -15638,7 +14499,7 @@
         </w:tc>
         <w:tc>
           <w:tcPr>
-            <w:tcW w:type="dxa" w:w="775"/>
+            <w:tcW w:type="dxa" w:w="771"/>
             <w:tcMar>
               <w:top w:w="50" w:type="dxa"/>
               <w:bottom w:w="50" w:type="dxa"/>
@@ -15660,7 +14521,7 @@
         </w:tc>
         <w:tc>
           <w:tcPr>
-            <w:tcW w:type="dxa" w:w="672"/>
+            <w:tcW w:type="dxa" w:w="720"/>
             <w:tcMar>
               <w:top w:w="50" w:type="dxa"/>
               <w:bottom w:w="50" w:type="dxa"/>
@@ -15677,28 +14538,6 @@
                 <w:sz w:val="15"/>
               </w:rPr>
               <w:t>3</w:t>
-            </w:r>
-          </w:p>
-        </w:tc>
-        <w:tc>
-          <w:tcPr>
-            <w:tcW w:type="dxa" w:w="827"/>
-            <w:tcMar>
-              <w:top w:w="50" w:type="dxa"/>
-              <w:bottom w:w="50" w:type="dxa"/>
-              <w:left w:w="90" w:type="dxa"/>
-              <w:right w:w="90" w:type="dxa"/>
-            </w:tcMar>
-          </w:tcPr>
-          <w:p>
-            <w:pPr>
-              <w:pStyle w:val="BDOITable"/>
-            </w:pPr>
-            <w:r>
-              <w:rPr>
-                <w:sz w:val="15"/>
-              </w:rPr>
-              <w:t>0</w:t>
             </w:r>
           </w:p>
         </w:tc>
@@ -15709,7 +14548,7 @@
         </w:trPr>
         <w:tc>
           <w:tcPr>
-            <w:tcW w:type="dxa" w:w="1188"/>
+            <w:tcW w:type="dxa" w:w="1182"/>
             <w:tcMar>
               <w:top w:w="50" w:type="dxa"/>
               <w:bottom w:w="50" w:type="dxa"/>
@@ -15732,7 +14571,7 @@
         </w:tc>
         <w:tc>
           <w:tcPr>
-            <w:tcW w:type="dxa" w:w="3307"/>
+            <w:tcW w:type="dxa" w:w="3804"/>
             <w:tcMar>
               <w:top w:w="50" w:type="dxa"/>
               <w:bottom w:w="50" w:type="dxa"/>
@@ -15755,7 +14594,7 @@
         </w:tc>
         <w:tc>
           <w:tcPr>
-            <w:tcW w:type="dxa" w:w="1653"/>
+            <w:tcW w:type="dxa" w:w="1953"/>
             <w:tcMar>
               <w:top w:w="50" w:type="dxa"/>
               <w:bottom w:w="50" w:type="dxa"/>
@@ -15778,7 +14617,7 @@
         </w:tc>
         <w:tc>
           <w:tcPr>
-            <w:tcW w:type="dxa" w:w="775"/>
+            <w:tcW w:type="dxa" w:w="771"/>
             <w:tcMar>
               <w:top w:w="50" w:type="dxa"/>
               <w:bottom w:w="50" w:type="dxa"/>
@@ -15801,7 +14640,7 @@
         </w:tc>
         <w:tc>
           <w:tcPr>
-            <w:tcW w:type="dxa" w:w="775"/>
+            <w:tcW w:type="dxa" w:w="771"/>
             <w:tcMar>
               <w:top w:w="50" w:type="dxa"/>
               <w:bottom w:w="50" w:type="dxa"/>
@@ -15824,7 +14663,7 @@
         </w:tc>
         <w:tc>
           <w:tcPr>
-            <w:tcW w:type="dxa" w:w="775"/>
+            <w:tcW w:type="dxa" w:w="771"/>
             <w:tcMar>
               <w:top w:w="50" w:type="dxa"/>
               <w:bottom w:w="50" w:type="dxa"/>
@@ -15847,7 +14686,7 @@
         </w:tc>
         <w:tc>
           <w:tcPr>
-            <w:tcW w:type="dxa" w:w="672"/>
+            <w:tcW w:type="dxa" w:w="720"/>
             <w:tcMar>
               <w:top w:w="50" w:type="dxa"/>
               <w:bottom w:w="50" w:type="dxa"/>
@@ -15865,29 +14704,6 @@
                 <w:sz w:val="15"/>
               </w:rPr>
               <w:t>4</w:t>
-            </w:r>
-          </w:p>
-        </w:tc>
-        <w:tc>
-          <w:tcPr>
-            <w:tcW w:type="dxa" w:w="827"/>
-            <w:tcMar>
-              <w:top w:w="50" w:type="dxa"/>
-              <w:bottom w:w="50" w:type="dxa"/>
-              <w:left w:w="90" w:type="dxa"/>
-              <w:right w:w="90" w:type="dxa"/>
-            </w:tcMar>
-            <w:shd w:val="clear" w:color="auto" w:fill="E5F5FF"/>
-          </w:tcPr>
-          <w:p>
-            <w:pPr>
-              <w:pStyle w:val="BDOITable"/>
-            </w:pPr>
-            <w:r>
-              <w:rPr>
-                <w:sz w:val="15"/>
-              </w:rPr>
-              <w:t>0</w:t>
             </w:r>
           </w:p>
         </w:tc>
@@ -15898,7 +14714,7 @@
         </w:trPr>
         <w:tc>
           <w:tcPr>
-            <w:tcW w:type="dxa" w:w="1188"/>
+            <w:tcW w:type="dxa" w:w="1182"/>
             <w:tcMar>
               <w:top w:w="50" w:type="dxa"/>
               <w:bottom w:w="50" w:type="dxa"/>
@@ -15920,7 +14736,7 @@
         </w:tc>
         <w:tc>
           <w:tcPr>
-            <w:tcW w:type="dxa" w:w="3307"/>
+            <w:tcW w:type="dxa" w:w="3804"/>
             <w:tcMar>
               <w:top w:w="50" w:type="dxa"/>
               <w:bottom w:w="50" w:type="dxa"/>
@@ -15942,7 +14758,7 @@
         </w:tc>
         <w:tc>
           <w:tcPr>
-            <w:tcW w:type="dxa" w:w="1653"/>
+            <w:tcW w:type="dxa" w:w="1953"/>
             <w:tcMar>
               <w:top w:w="50" w:type="dxa"/>
               <w:bottom w:w="50" w:type="dxa"/>
@@ -15964,7 +14780,7 @@
         </w:tc>
         <w:tc>
           <w:tcPr>
-            <w:tcW w:type="dxa" w:w="775"/>
+            <w:tcW w:type="dxa" w:w="771"/>
             <w:tcMar>
               <w:top w:w="50" w:type="dxa"/>
               <w:bottom w:w="50" w:type="dxa"/>
@@ -15986,7 +14802,7 @@
         </w:tc>
         <w:tc>
           <w:tcPr>
-            <w:tcW w:type="dxa" w:w="775"/>
+            <w:tcW w:type="dxa" w:w="771"/>
             <w:tcMar>
               <w:top w:w="50" w:type="dxa"/>
               <w:bottom w:w="50" w:type="dxa"/>
@@ -16008,7 +14824,7 @@
         </w:tc>
         <w:tc>
           <w:tcPr>
-            <w:tcW w:type="dxa" w:w="775"/>
+            <w:tcW w:type="dxa" w:w="771"/>
             <w:tcMar>
               <w:top w:w="50" w:type="dxa"/>
               <w:bottom w:w="50" w:type="dxa"/>
@@ -16030,7 +14846,7 @@
         </w:tc>
         <w:tc>
           <w:tcPr>
-            <w:tcW w:type="dxa" w:w="672"/>
+            <w:tcW w:type="dxa" w:w="720"/>
             <w:tcMar>
               <w:top w:w="50" w:type="dxa"/>
               <w:bottom w:w="50" w:type="dxa"/>
@@ -16047,28 +14863,6 @@
                 <w:sz w:val="15"/>
               </w:rPr>
               <w:t>6</w:t>
-            </w:r>
-          </w:p>
-        </w:tc>
-        <w:tc>
-          <w:tcPr>
-            <w:tcW w:type="dxa" w:w="827"/>
-            <w:tcMar>
-              <w:top w:w="50" w:type="dxa"/>
-              <w:bottom w:w="50" w:type="dxa"/>
-              <w:left w:w="90" w:type="dxa"/>
-              <w:right w:w="90" w:type="dxa"/>
-            </w:tcMar>
-          </w:tcPr>
-          <w:p>
-            <w:pPr>
-              <w:pStyle w:val="BDOITable"/>
-            </w:pPr>
-            <w:r>
-              <w:rPr>
-                <w:sz w:val="15"/>
-              </w:rPr>
-              <w:t>0</w:t>
             </w:r>
           </w:p>
         </w:tc>
@@ -16079,7 +14873,7 @@
         </w:trPr>
         <w:tc>
           <w:tcPr>
-            <w:tcW w:type="dxa" w:w="1188"/>
+            <w:tcW w:type="dxa" w:w="1182"/>
             <w:tcMar>
               <w:top w:w="50" w:type="dxa"/>
               <w:bottom w:w="50" w:type="dxa"/>
@@ -16102,7 +14896,7 @@
         </w:tc>
         <w:tc>
           <w:tcPr>
-            <w:tcW w:type="dxa" w:w="3307"/>
+            <w:tcW w:type="dxa" w:w="3804"/>
             <w:tcMar>
               <w:top w:w="50" w:type="dxa"/>
               <w:bottom w:w="50" w:type="dxa"/>
@@ -16125,7 +14919,7 @@
         </w:tc>
         <w:tc>
           <w:tcPr>
-            <w:tcW w:type="dxa" w:w="1653"/>
+            <w:tcW w:type="dxa" w:w="1953"/>
             <w:tcMar>
               <w:top w:w="50" w:type="dxa"/>
               <w:bottom w:w="50" w:type="dxa"/>
@@ -16148,7 +14942,7 @@
         </w:tc>
         <w:tc>
           <w:tcPr>
-            <w:tcW w:type="dxa" w:w="775"/>
+            <w:tcW w:type="dxa" w:w="771"/>
             <w:tcMar>
               <w:top w:w="50" w:type="dxa"/>
               <w:bottom w:w="50" w:type="dxa"/>
@@ -16171,7 +14965,7 @@
         </w:tc>
         <w:tc>
           <w:tcPr>
-            <w:tcW w:type="dxa" w:w="775"/>
+            <w:tcW w:type="dxa" w:w="771"/>
             <w:tcMar>
               <w:top w:w="50" w:type="dxa"/>
               <w:bottom w:w="50" w:type="dxa"/>
@@ -16194,7 +14988,7 @@
         </w:tc>
         <w:tc>
           <w:tcPr>
-            <w:tcW w:type="dxa" w:w="775"/>
+            <w:tcW w:type="dxa" w:w="771"/>
             <w:tcMar>
               <w:top w:w="50" w:type="dxa"/>
               <w:bottom w:w="50" w:type="dxa"/>
@@ -16217,7 +15011,7 @@
         </w:tc>
         <w:tc>
           <w:tcPr>
-            <w:tcW w:type="dxa" w:w="672"/>
+            <w:tcW w:type="dxa" w:w="720"/>
             <w:tcMar>
               <w:top w:w="50" w:type="dxa"/>
               <w:bottom w:w="50" w:type="dxa"/>
@@ -16235,29 +15029,6 @@
                 <w:sz w:val="15"/>
               </w:rPr>
               <w:t>6</w:t>
-            </w:r>
-          </w:p>
-        </w:tc>
-        <w:tc>
-          <w:tcPr>
-            <w:tcW w:type="dxa" w:w="827"/>
-            <w:tcMar>
-              <w:top w:w="50" w:type="dxa"/>
-              <w:bottom w:w="50" w:type="dxa"/>
-              <w:left w:w="90" w:type="dxa"/>
-              <w:right w:w="90" w:type="dxa"/>
-            </w:tcMar>
-            <w:shd w:val="clear" w:color="auto" w:fill="E5F5FF"/>
-          </w:tcPr>
-          <w:p>
-            <w:pPr>
-              <w:pStyle w:val="BDOITable"/>
-            </w:pPr>
-            <w:r>
-              <w:rPr>
-                <w:sz w:val="15"/>
-              </w:rPr>
-              <w:t>0</w:t>
             </w:r>
           </w:p>
         </w:tc>
@@ -16268,7 +15039,7 @@
         </w:trPr>
         <w:tc>
           <w:tcPr>
-            <w:tcW w:type="dxa" w:w="1188"/>
+            <w:tcW w:type="dxa" w:w="1182"/>
             <w:tcMar>
               <w:top w:w="50" w:type="dxa"/>
               <w:bottom w:w="50" w:type="dxa"/>
@@ -16290,7 +15061,7 @@
         </w:tc>
         <w:tc>
           <w:tcPr>
-            <w:tcW w:type="dxa" w:w="3307"/>
+            <w:tcW w:type="dxa" w:w="3804"/>
             <w:tcMar>
               <w:top w:w="50" w:type="dxa"/>
               <w:bottom w:w="50" w:type="dxa"/>
@@ -16312,7 +15083,7 @@
         </w:tc>
         <w:tc>
           <w:tcPr>
-            <w:tcW w:type="dxa" w:w="1653"/>
+            <w:tcW w:type="dxa" w:w="1953"/>
             <w:tcMar>
               <w:top w:w="50" w:type="dxa"/>
               <w:bottom w:w="50" w:type="dxa"/>
@@ -16334,7 +15105,7 @@
         </w:tc>
         <w:tc>
           <w:tcPr>
-            <w:tcW w:type="dxa" w:w="775"/>
+            <w:tcW w:type="dxa" w:w="771"/>
             <w:tcMar>
               <w:top w:w="50" w:type="dxa"/>
               <w:bottom w:w="50" w:type="dxa"/>
@@ -16356,7 +15127,7 @@
         </w:tc>
         <w:tc>
           <w:tcPr>
-            <w:tcW w:type="dxa" w:w="775"/>
+            <w:tcW w:type="dxa" w:w="771"/>
             <w:tcMar>
               <w:top w:w="50" w:type="dxa"/>
               <w:bottom w:w="50" w:type="dxa"/>
@@ -16378,7 +15149,7 @@
         </w:tc>
         <w:tc>
           <w:tcPr>
-            <w:tcW w:type="dxa" w:w="775"/>
+            <w:tcW w:type="dxa" w:w="771"/>
             <w:tcMar>
               <w:top w:w="50" w:type="dxa"/>
               <w:bottom w:w="50" w:type="dxa"/>
@@ -16400,7 +15171,7 @@
         </w:tc>
         <w:tc>
           <w:tcPr>
-            <w:tcW w:type="dxa" w:w="672"/>
+            <w:tcW w:type="dxa" w:w="720"/>
             <w:tcMar>
               <w:top w:w="50" w:type="dxa"/>
               <w:bottom w:w="50" w:type="dxa"/>
@@ -16417,28 +15188,6 @@
                 <w:sz w:val="15"/>
               </w:rPr>
               <w:t>6</w:t>
-            </w:r>
-          </w:p>
-        </w:tc>
-        <w:tc>
-          <w:tcPr>
-            <w:tcW w:type="dxa" w:w="827"/>
-            <w:tcMar>
-              <w:top w:w="50" w:type="dxa"/>
-              <w:bottom w:w="50" w:type="dxa"/>
-              <w:left w:w="90" w:type="dxa"/>
-              <w:right w:w="90" w:type="dxa"/>
-            </w:tcMar>
-          </w:tcPr>
-          <w:p>
-            <w:pPr>
-              <w:pStyle w:val="BDOITable"/>
-            </w:pPr>
-            <w:r>
-              <w:rPr>
-                <w:sz w:val="15"/>
-              </w:rPr>
-              <w:t>0</w:t>
             </w:r>
           </w:p>
         </w:tc>
@@ -16449,7 +15198,7 @@
         </w:trPr>
         <w:tc>
           <w:tcPr>
-            <w:tcW w:type="dxa" w:w="1188"/>
+            <w:tcW w:type="dxa" w:w="1182"/>
             <w:tcMar>
               <w:top w:w="50" w:type="dxa"/>
               <w:bottom w:w="50" w:type="dxa"/>
@@ -16472,7 +15221,7 @@
         </w:tc>
         <w:tc>
           <w:tcPr>
-            <w:tcW w:type="dxa" w:w="3307"/>
+            <w:tcW w:type="dxa" w:w="3804"/>
             <w:tcMar>
               <w:top w:w="50" w:type="dxa"/>
               <w:bottom w:w="50" w:type="dxa"/>
@@ -16495,7 +15244,7 @@
         </w:tc>
         <w:tc>
           <w:tcPr>
-            <w:tcW w:type="dxa" w:w="1653"/>
+            <w:tcW w:type="dxa" w:w="1953"/>
             <w:tcMar>
               <w:top w:w="50" w:type="dxa"/>
               <w:bottom w:w="50" w:type="dxa"/>
@@ -16518,7 +15267,7 @@
         </w:tc>
         <w:tc>
           <w:tcPr>
-            <w:tcW w:type="dxa" w:w="775"/>
+            <w:tcW w:type="dxa" w:w="771"/>
             <w:tcMar>
               <w:top w:w="50" w:type="dxa"/>
               <w:bottom w:w="50" w:type="dxa"/>
@@ -16541,7 +15290,7 @@
         </w:tc>
         <w:tc>
           <w:tcPr>
-            <w:tcW w:type="dxa" w:w="775"/>
+            <w:tcW w:type="dxa" w:w="771"/>
             <w:tcMar>
               <w:top w:w="50" w:type="dxa"/>
               <w:bottom w:w="50" w:type="dxa"/>
@@ -16564,7 +15313,7 @@
         </w:tc>
         <w:tc>
           <w:tcPr>
-            <w:tcW w:type="dxa" w:w="775"/>
+            <w:tcW w:type="dxa" w:w="771"/>
             <w:tcMar>
               <w:top w:w="50" w:type="dxa"/>
               <w:bottom w:w="50" w:type="dxa"/>
@@ -16587,7 +15336,7 @@
         </w:tc>
         <w:tc>
           <w:tcPr>
-            <w:tcW w:type="dxa" w:w="672"/>
+            <w:tcW w:type="dxa" w:w="720"/>
             <w:tcMar>
               <w:top w:w="50" w:type="dxa"/>
               <w:bottom w:w="50" w:type="dxa"/>
@@ -16605,29 +15354,6 @@
                 <w:sz w:val="15"/>
               </w:rPr>
               <w:t>8</w:t>
-            </w:r>
-          </w:p>
-        </w:tc>
-        <w:tc>
-          <w:tcPr>
-            <w:tcW w:type="dxa" w:w="827"/>
-            <w:tcMar>
-              <w:top w:w="50" w:type="dxa"/>
-              <w:bottom w:w="50" w:type="dxa"/>
-              <w:left w:w="90" w:type="dxa"/>
-              <w:right w:w="90" w:type="dxa"/>
-            </w:tcMar>
-            <w:shd w:val="clear" w:color="auto" w:fill="E5F5FF"/>
-          </w:tcPr>
-          <w:p>
-            <w:pPr>
-              <w:pStyle w:val="BDOITable"/>
-            </w:pPr>
-            <w:r>
-              <w:rPr>
-                <w:sz w:val="15"/>
-              </w:rPr>
-              <w:t>0</w:t>
             </w:r>
           </w:p>
         </w:tc>
@@ -16638,7 +15364,7 @@
         </w:trPr>
         <w:tc>
           <w:tcPr>
-            <w:tcW w:type="dxa" w:w="1188"/>
+            <w:tcW w:type="dxa" w:w="1182"/>
             <w:tcMar>
               <w:top w:w="50" w:type="dxa"/>
               <w:bottom w:w="50" w:type="dxa"/>
@@ -16660,7 +15386,7 @@
         </w:tc>
         <w:tc>
           <w:tcPr>
-            <w:tcW w:type="dxa" w:w="3307"/>
+            <w:tcW w:type="dxa" w:w="3804"/>
             <w:tcMar>
               <w:top w:w="50" w:type="dxa"/>
               <w:bottom w:w="50" w:type="dxa"/>
@@ -16682,7 +15408,7 @@
         </w:tc>
         <w:tc>
           <w:tcPr>
-            <w:tcW w:type="dxa" w:w="1653"/>
+            <w:tcW w:type="dxa" w:w="1953"/>
             <w:tcMar>
               <w:top w:w="50" w:type="dxa"/>
               <w:bottom w:w="50" w:type="dxa"/>
@@ -16704,7 +15430,7 @@
         </w:tc>
         <w:tc>
           <w:tcPr>
-            <w:tcW w:type="dxa" w:w="775"/>
+            <w:tcW w:type="dxa" w:w="771"/>
             <w:tcMar>
               <w:top w:w="50" w:type="dxa"/>
               <w:bottom w:w="50" w:type="dxa"/>
@@ -16726,7 +15452,7 @@
         </w:tc>
         <w:tc>
           <w:tcPr>
-            <w:tcW w:type="dxa" w:w="775"/>
+            <w:tcW w:type="dxa" w:w="771"/>
             <w:tcMar>
               <w:top w:w="50" w:type="dxa"/>
               <w:bottom w:w="50" w:type="dxa"/>
@@ -16748,7 +15474,7 @@
         </w:tc>
         <w:tc>
           <w:tcPr>
-            <w:tcW w:type="dxa" w:w="775"/>
+            <w:tcW w:type="dxa" w:w="771"/>
             <w:tcMar>
               <w:top w:w="50" w:type="dxa"/>
               <w:bottom w:w="50" w:type="dxa"/>
@@ -16770,7 +15496,7 @@
         </w:tc>
         <w:tc>
           <w:tcPr>
-            <w:tcW w:type="dxa" w:w="672"/>
+            <w:tcW w:type="dxa" w:w="720"/>
             <w:tcMar>
               <w:top w:w="50" w:type="dxa"/>
               <w:bottom w:w="50" w:type="dxa"/>
@@ -16787,28 +15513,6 @@
                 <w:sz w:val="15"/>
               </w:rPr>
               <w:t>8</w:t>
-            </w:r>
-          </w:p>
-        </w:tc>
-        <w:tc>
-          <w:tcPr>
-            <w:tcW w:type="dxa" w:w="827"/>
-            <w:tcMar>
-              <w:top w:w="50" w:type="dxa"/>
-              <w:bottom w:w="50" w:type="dxa"/>
-              <w:left w:w="90" w:type="dxa"/>
-              <w:right w:w="90" w:type="dxa"/>
-            </w:tcMar>
-          </w:tcPr>
-          <w:p>
-            <w:pPr>
-              <w:pStyle w:val="BDOITable"/>
-            </w:pPr>
-            <w:r>
-              <w:rPr>
-                <w:sz w:val="15"/>
-              </w:rPr>
-              <w:t>0</w:t>
             </w:r>
           </w:p>
         </w:tc>
@@ -16819,7 +15523,7 @@
         </w:trPr>
         <w:tc>
           <w:tcPr>
-            <w:tcW w:type="dxa" w:w="1188"/>
+            <w:tcW w:type="dxa" w:w="1182"/>
             <w:tcMar>
               <w:top w:w="50" w:type="dxa"/>
               <w:bottom w:w="50" w:type="dxa"/>
@@ -16842,7 +15546,7 @@
         </w:tc>
         <w:tc>
           <w:tcPr>
-            <w:tcW w:type="dxa" w:w="3307"/>
+            <w:tcW w:type="dxa" w:w="3804"/>
             <w:tcMar>
               <w:top w:w="50" w:type="dxa"/>
               <w:bottom w:w="50" w:type="dxa"/>
@@ -16865,7 +15569,7 @@
         </w:tc>
         <w:tc>
           <w:tcPr>
-            <w:tcW w:type="dxa" w:w="1653"/>
+            <w:tcW w:type="dxa" w:w="1953"/>
             <w:tcMar>
               <w:top w:w="50" w:type="dxa"/>
               <w:bottom w:w="50" w:type="dxa"/>
@@ -16888,7 +15592,7 @@
         </w:tc>
         <w:tc>
           <w:tcPr>
-            <w:tcW w:type="dxa" w:w="775"/>
+            <w:tcW w:type="dxa" w:w="771"/>
             <w:tcMar>
               <w:top w:w="50" w:type="dxa"/>
               <w:bottom w:w="50" w:type="dxa"/>
@@ -16911,7 +15615,7 @@
         </w:tc>
         <w:tc>
           <w:tcPr>
-            <w:tcW w:type="dxa" w:w="775"/>
+            <w:tcW w:type="dxa" w:w="771"/>
             <w:tcMar>
               <w:top w:w="50" w:type="dxa"/>
               <w:bottom w:w="50" w:type="dxa"/>
@@ -16934,7 +15638,7 @@
         </w:tc>
         <w:tc>
           <w:tcPr>
-            <w:tcW w:type="dxa" w:w="775"/>
+            <w:tcW w:type="dxa" w:w="771"/>
             <w:tcMar>
               <w:top w:w="50" w:type="dxa"/>
               <w:bottom w:w="50" w:type="dxa"/>
@@ -16957,7 +15661,7 @@
         </w:tc>
         <w:tc>
           <w:tcPr>
-            <w:tcW w:type="dxa" w:w="672"/>
+            <w:tcW w:type="dxa" w:w="720"/>
             <w:tcMar>
               <w:top w:w="50" w:type="dxa"/>
               <w:bottom w:w="50" w:type="dxa"/>
@@ -16975,29 +15679,6 @@
                 <w:sz w:val="15"/>
               </w:rPr>
               <w:t>5</w:t>
-            </w:r>
-          </w:p>
-        </w:tc>
-        <w:tc>
-          <w:tcPr>
-            <w:tcW w:type="dxa" w:w="827"/>
-            <w:tcMar>
-              <w:top w:w="50" w:type="dxa"/>
-              <w:bottom w:w="50" w:type="dxa"/>
-              <w:left w:w="90" w:type="dxa"/>
-              <w:right w:w="90" w:type="dxa"/>
-            </w:tcMar>
-            <w:shd w:val="clear" w:color="auto" w:fill="E5F5FF"/>
-          </w:tcPr>
-          <w:p>
-            <w:pPr>
-              <w:pStyle w:val="BDOITable"/>
-            </w:pPr>
-            <w:r>
-              <w:rPr>
-                <w:sz w:val="15"/>
-              </w:rPr>
-              <w:t>0</w:t>
             </w:r>
           </w:p>
         </w:tc>
@@ -17008,7 +15689,7 @@
         </w:trPr>
         <w:tc>
           <w:tcPr>
-            <w:tcW w:type="dxa" w:w="1188"/>
+            <w:tcW w:type="dxa" w:w="1182"/>
             <w:tcMar>
               <w:top w:w="50" w:type="dxa"/>
               <w:bottom w:w="50" w:type="dxa"/>
@@ -17030,7 +15711,7 @@
         </w:tc>
         <w:tc>
           <w:tcPr>
-            <w:tcW w:type="dxa" w:w="3307"/>
+            <w:tcW w:type="dxa" w:w="3804"/>
             <w:tcMar>
               <w:top w:w="50" w:type="dxa"/>
               <w:bottom w:w="50" w:type="dxa"/>
@@ -17052,7 +15733,7 @@
         </w:tc>
         <w:tc>
           <w:tcPr>
-            <w:tcW w:type="dxa" w:w="1653"/>
+            <w:tcW w:type="dxa" w:w="1953"/>
             <w:tcMar>
               <w:top w:w="50" w:type="dxa"/>
               <w:bottom w:w="50" w:type="dxa"/>
@@ -17074,7 +15755,7 @@
         </w:tc>
         <w:tc>
           <w:tcPr>
-            <w:tcW w:type="dxa" w:w="775"/>
+            <w:tcW w:type="dxa" w:w="771"/>
             <w:tcMar>
               <w:top w:w="50" w:type="dxa"/>
               <w:bottom w:w="50" w:type="dxa"/>
@@ -17096,7 +15777,7 @@
         </w:tc>
         <w:tc>
           <w:tcPr>
-            <w:tcW w:type="dxa" w:w="775"/>
+            <w:tcW w:type="dxa" w:w="771"/>
             <w:tcMar>
               <w:top w:w="50" w:type="dxa"/>
               <w:bottom w:w="50" w:type="dxa"/>
@@ -17118,7 +15799,7 @@
         </w:tc>
         <w:tc>
           <w:tcPr>
-            <w:tcW w:type="dxa" w:w="775"/>
+            <w:tcW w:type="dxa" w:w="771"/>
             <w:tcMar>
               <w:top w:w="50" w:type="dxa"/>
               <w:bottom w:w="50" w:type="dxa"/>
@@ -17140,7 +15821,7 @@
         </w:tc>
         <w:tc>
           <w:tcPr>
-            <w:tcW w:type="dxa" w:w="672"/>
+            <w:tcW w:type="dxa" w:w="720"/>
             <w:tcMar>
               <w:top w:w="50" w:type="dxa"/>
               <w:bottom w:w="50" w:type="dxa"/>
@@ -17157,28 +15838,6 @@
                 <w:sz w:val="15"/>
               </w:rPr>
               <w:t>3</w:t>
-            </w:r>
-          </w:p>
-        </w:tc>
-        <w:tc>
-          <w:tcPr>
-            <w:tcW w:type="dxa" w:w="827"/>
-            <w:tcMar>
-              <w:top w:w="50" w:type="dxa"/>
-              <w:bottom w:w="50" w:type="dxa"/>
-              <w:left w:w="90" w:type="dxa"/>
-              <w:right w:w="90" w:type="dxa"/>
-            </w:tcMar>
-          </w:tcPr>
-          <w:p>
-            <w:pPr>
-              <w:pStyle w:val="BDOITable"/>
-            </w:pPr>
-            <w:r>
-              <w:rPr>
-                <w:sz w:val="15"/>
-              </w:rPr>
-              <w:t>0</w:t>
             </w:r>
           </w:p>
         </w:tc>
@@ -17189,7 +15848,7 @@
         </w:trPr>
         <w:tc>
           <w:tcPr>
-            <w:tcW w:type="dxa" w:w="1188"/>
+            <w:tcW w:type="dxa" w:w="1182"/>
             <w:tcMar>
               <w:top w:w="50" w:type="dxa"/>
               <w:bottom w:w="50" w:type="dxa"/>
@@ -17212,7 +15871,7 @@
         </w:tc>
         <w:tc>
           <w:tcPr>
-            <w:tcW w:type="dxa" w:w="3307"/>
+            <w:tcW w:type="dxa" w:w="3804"/>
             <w:tcMar>
               <w:top w:w="50" w:type="dxa"/>
               <w:bottom w:w="50" w:type="dxa"/>
@@ -17235,7 +15894,7 @@
         </w:tc>
         <w:tc>
           <w:tcPr>
-            <w:tcW w:type="dxa" w:w="1653"/>
+            <w:tcW w:type="dxa" w:w="1953"/>
             <w:tcMar>
               <w:top w:w="50" w:type="dxa"/>
               <w:bottom w:w="50" w:type="dxa"/>
@@ -17258,7 +15917,7 @@
         </w:tc>
         <w:tc>
           <w:tcPr>
-            <w:tcW w:type="dxa" w:w="775"/>
+            <w:tcW w:type="dxa" w:w="771"/>
             <w:tcMar>
               <w:top w:w="50" w:type="dxa"/>
               <w:bottom w:w="50" w:type="dxa"/>
@@ -17281,7 +15940,7 @@
         </w:tc>
         <w:tc>
           <w:tcPr>
-            <w:tcW w:type="dxa" w:w="775"/>
+            <w:tcW w:type="dxa" w:w="771"/>
             <w:tcMar>
               <w:top w:w="50" w:type="dxa"/>
               <w:bottom w:w="50" w:type="dxa"/>
@@ -17304,7 +15963,7 @@
         </w:tc>
         <w:tc>
           <w:tcPr>
-            <w:tcW w:type="dxa" w:w="775"/>
+            <w:tcW w:type="dxa" w:w="771"/>
             <w:tcMar>
               <w:top w:w="50" w:type="dxa"/>
               <w:bottom w:w="50" w:type="dxa"/>
@@ -17327,7 +15986,7 @@
         </w:tc>
         <w:tc>
           <w:tcPr>
-            <w:tcW w:type="dxa" w:w="672"/>
+            <w:tcW w:type="dxa" w:w="720"/>
             <w:tcMar>
               <w:top w:w="50" w:type="dxa"/>
               <w:bottom w:w="50" w:type="dxa"/>
@@ -17345,29 +16004,6 @@
                 <w:sz w:val="15"/>
               </w:rPr>
               <w:t>5</w:t>
-            </w:r>
-          </w:p>
-        </w:tc>
-        <w:tc>
-          <w:tcPr>
-            <w:tcW w:type="dxa" w:w="827"/>
-            <w:tcMar>
-              <w:top w:w="50" w:type="dxa"/>
-              <w:bottom w:w="50" w:type="dxa"/>
-              <w:left w:w="90" w:type="dxa"/>
-              <w:right w:w="90" w:type="dxa"/>
-            </w:tcMar>
-            <w:shd w:val="clear" w:color="auto" w:fill="E5F5FF"/>
-          </w:tcPr>
-          <w:p>
-            <w:pPr>
-              <w:pStyle w:val="BDOITable"/>
-            </w:pPr>
-            <w:r>
-              <w:rPr>
-                <w:sz w:val="15"/>
-              </w:rPr>
-              <w:t>0</w:t>
             </w:r>
           </w:p>
         </w:tc>
@@ -17378,7 +16014,7 @@
         </w:trPr>
         <w:tc>
           <w:tcPr>
-            <w:tcW w:type="dxa" w:w="1188"/>
+            <w:tcW w:type="dxa" w:w="1182"/>
             <w:tcMar>
               <w:top w:w="50" w:type="dxa"/>
               <w:bottom w:w="50" w:type="dxa"/>
@@ -17400,7 +16036,7 @@
         </w:tc>
         <w:tc>
           <w:tcPr>
-            <w:tcW w:type="dxa" w:w="3307"/>
+            <w:tcW w:type="dxa" w:w="3804"/>
             <w:tcMar>
               <w:top w:w="50" w:type="dxa"/>
               <w:bottom w:w="50" w:type="dxa"/>
@@ -17422,7 +16058,7 @@
         </w:tc>
         <w:tc>
           <w:tcPr>
-            <w:tcW w:type="dxa" w:w="1653"/>
+            <w:tcW w:type="dxa" w:w="1953"/>
             <w:tcMar>
               <w:top w:w="50" w:type="dxa"/>
               <w:bottom w:w="50" w:type="dxa"/>
@@ -17444,7 +16080,7 @@
         </w:tc>
         <w:tc>
           <w:tcPr>
-            <w:tcW w:type="dxa" w:w="775"/>
+            <w:tcW w:type="dxa" w:w="771"/>
             <w:tcMar>
               <w:top w:w="50" w:type="dxa"/>
               <w:bottom w:w="50" w:type="dxa"/>
@@ -17466,7 +16102,7 @@
         </w:tc>
         <w:tc>
           <w:tcPr>
-            <w:tcW w:type="dxa" w:w="775"/>
+            <w:tcW w:type="dxa" w:w="771"/>
             <w:tcMar>
               <w:top w:w="50" w:type="dxa"/>
               <w:bottom w:w="50" w:type="dxa"/>
@@ -17488,7 +16124,7 @@
         </w:tc>
         <w:tc>
           <w:tcPr>
-            <w:tcW w:type="dxa" w:w="775"/>
+            <w:tcW w:type="dxa" w:w="771"/>
             <w:tcMar>
               <w:top w:w="50" w:type="dxa"/>
               <w:bottom w:w="50" w:type="dxa"/>
@@ -17510,7 +16146,7 @@
         </w:tc>
         <w:tc>
           <w:tcPr>
-            <w:tcW w:type="dxa" w:w="672"/>
+            <w:tcW w:type="dxa" w:w="720"/>
             <w:tcMar>
               <w:top w:w="50" w:type="dxa"/>
               <w:bottom w:w="50" w:type="dxa"/>
@@ -17527,28 +16163,6 @@
                 <w:sz w:val="15"/>
               </w:rPr>
               <w:t>3</w:t>
-            </w:r>
-          </w:p>
-        </w:tc>
-        <w:tc>
-          <w:tcPr>
-            <w:tcW w:type="dxa" w:w="827"/>
-            <w:tcMar>
-              <w:top w:w="50" w:type="dxa"/>
-              <w:bottom w:w="50" w:type="dxa"/>
-              <w:left w:w="90" w:type="dxa"/>
-              <w:right w:w="90" w:type="dxa"/>
-            </w:tcMar>
-          </w:tcPr>
-          <w:p>
-            <w:pPr>
-              <w:pStyle w:val="BDOITable"/>
-            </w:pPr>
-            <w:r>
-              <w:rPr>
-                <w:sz w:val="15"/>
-              </w:rPr>
-              <w:t>0</w:t>
             </w:r>
           </w:p>
         </w:tc>
@@ -17559,7 +16173,7 @@
         </w:trPr>
         <w:tc>
           <w:tcPr>
-            <w:tcW w:type="dxa" w:w="1188"/>
+            <w:tcW w:type="dxa" w:w="1182"/>
             <w:tcMar>
               <w:top w:w="50" w:type="dxa"/>
               <w:bottom w:w="50" w:type="dxa"/>
@@ -17582,7 +16196,7 @@
         </w:tc>
         <w:tc>
           <w:tcPr>
-            <w:tcW w:type="dxa" w:w="3307"/>
+            <w:tcW w:type="dxa" w:w="3804"/>
             <w:tcMar>
               <w:top w:w="50" w:type="dxa"/>
               <w:bottom w:w="50" w:type="dxa"/>
@@ -17605,7 +16219,7 @@
         </w:tc>
         <w:tc>
           <w:tcPr>
-            <w:tcW w:type="dxa" w:w="1653"/>
+            <w:tcW w:type="dxa" w:w="1953"/>
             <w:tcMar>
               <w:top w:w="50" w:type="dxa"/>
               <w:bottom w:w="50" w:type="dxa"/>
@@ -17628,7 +16242,7 @@
         </w:tc>
         <w:tc>
           <w:tcPr>
-            <w:tcW w:type="dxa" w:w="775"/>
+            <w:tcW w:type="dxa" w:w="771"/>
             <w:tcMar>
               <w:top w:w="50" w:type="dxa"/>
               <w:bottom w:w="50" w:type="dxa"/>
@@ -17651,7 +16265,7 @@
         </w:tc>
         <w:tc>
           <w:tcPr>
-            <w:tcW w:type="dxa" w:w="775"/>
+            <w:tcW w:type="dxa" w:w="771"/>
             <w:tcMar>
               <w:top w:w="50" w:type="dxa"/>
               <w:bottom w:w="50" w:type="dxa"/>
@@ -17674,7 +16288,7 @@
         </w:tc>
         <w:tc>
           <w:tcPr>
-            <w:tcW w:type="dxa" w:w="775"/>
+            <w:tcW w:type="dxa" w:w="771"/>
             <w:tcMar>
               <w:top w:w="50" w:type="dxa"/>
               <w:bottom w:w="50" w:type="dxa"/>
@@ -17697,7 +16311,7 @@
         </w:tc>
         <w:tc>
           <w:tcPr>
-            <w:tcW w:type="dxa" w:w="672"/>
+            <w:tcW w:type="dxa" w:w="720"/>
             <w:tcMar>
               <w:top w:w="50" w:type="dxa"/>
               <w:bottom w:w="50" w:type="dxa"/>
@@ -17715,29 +16329,6 @@
                 <w:sz w:val="15"/>
               </w:rPr>
               <w:t>4</w:t>
-            </w:r>
-          </w:p>
-        </w:tc>
-        <w:tc>
-          <w:tcPr>
-            <w:tcW w:type="dxa" w:w="827"/>
-            <w:tcMar>
-              <w:top w:w="50" w:type="dxa"/>
-              <w:bottom w:w="50" w:type="dxa"/>
-              <w:left w:w="90" w:type="dxa"/>
-              <w:right w:w="90" w:type="dxa"/>
-            </w:tcMar>
-            <w:shd w:val="clear" w:color="auto" w:fill="E5F5FF"/>
-          </w:tcPr>
-          <w:p>
-            <w:pPr>
-              <w:pStyle w:val="BDOITable"/>
-            </w:pPr>
-            <w:r>
-              <w:rPr>
-                <w:sz w:val="15"/>
-              </w:rPr>
-              <w:t>0</w:t>
             </w:r>
           </w:p>
         </w:tc>
@@ -17748,7 +16339,7 @@
         </w:trPr>
         <w:tc>
           <w:tcPr>
-            <w:tcW w:type="dxa" w:w="1188"/>
+            <w:tcW w:type="dxa" w:w="1182"/>
             <w:tcMar>
               <w:top w:w="50" w:type="dxa"/>
               <w:bottom w:w="50" w:type="dxa"/>
@@ -17770,7 +16361,7 @@
         </w:tc>
         <w:tc>
           <w:tcPr>
-            <w:tcW w:type="dxa" w:w="3307"/>
+            <w:tcW w:type="dxa" w:w="3804"/>
             <w:tcMar>
               <w:top w:w="50" w:type="dxa"/>
               <w:bottom w:w="50" w:type="dxa"/>
@@ -17792,7 +16383,7 @@
         </w:tc>
         <w:tc>
           <w:tcPr>
-            <w:tcW w:type="dxa" w:w="1653"/>
+            <w:tcW w:type="dxa" w:w="1953"/>
             <w:tcMar>
               <w:top w:w="50" w:type="dxa"/>
               <w:bottom w:w="50" w:type="dxa"/>
@@ -17814,7 +16405,7 @@
         </w:tc>
         <w:tc>
           <w:tcPr>
-            <w:tcW w:type="dxa" w:w="775"/>
+            <w:tcW w:type="dxa" w:w="771"/>
             <w:tcMar>
               <w:top w:w="50" w:type="dxa"/>
               <w:bottom w:w="50" w:type="dxa"/>
@@ -17836,7 +16427,7 @@
         </w:tc>
         <w:tc>
           <w:tcPr>
-            <w:tcW w:type="dxa" w:w="775"/>
+            <w:tcW w:type="dxa" w:w="771"/>
             <w:tcMar>
               <w:top w:w="50" w:type="dxa"/>
               <w:bottom w:w="50" w:type="dxa"/>
@@ -17858,7 +16449,7 @@
         </w:tc>
         <w:tc>
           <w:tcPr>
-            <w:tcW w:type="dxa" w:w="775"/>
+            <w:tcW w:type="dxa" w:w="771"/>
             <w:tcMar>
               <w:top w:w="50" w:type="dxa"/>
               <w:bottom w:w="50" w:type="dxa"/>
@@ -17880,7 +16471,7 @@
         </w:tc>
         <w:tc>
           <w:tcPr>
-            <w:tcW w:type="dxa" w:w="672"/>
+            <w:tcW w:type="dxa" w:w="720"/>
             <w:tcMar>
               <w:top w:w="50" w:type="dxa"/>
               <w:bottom w:w="50" w:type="dxa"/>
@@ -17897,28 +16488,6 @@
                 <w:sz w:val="15"/>
               </w:rPr>
               <w:t>9</w:t>
-            </w:r>
-          </w:p>
-        </w:tc>
-        <w:tc>
-          <w:tcPr>
-            <w:tcW w:type="dxa" w:w="827"/>
-            <w:tcMar>
-              <w:top w:w="50" w:type="dxa"/>
-              <w:bottom w:w="50" w:type="dxa"/>
-              <w:left w:w="90" w:type="dxa"/>
-              <w:right w:w="90" w:type="dxa"/>
-            </w:tcMar>
-          </w:tcPr>
-          <w:p>
-            <w:pPr>
-              <w:pStyle w:val="BDOITable"/>
-            </w:pPr>
-            <w:r>
-              <w:rPr>
-                <w:sz w:val="15"/>
-              </w:rPr>
-              <w:t>0</w:t>
             </w:r>
           </w:p>
         </w:tc>
@@ -17929,7 +16498,7 @@
         </w:trPr>
         <w:tc>
           <w:tcPr>
-            <w:tcW w:type="dxa" w:w="1188"/>
+            <w:tcW w:type="dxa" w:w="1182"/>
             <w:tcMar>
               <w:top w:w="50" w:type="dxa"/>
               <w:bottom w:w="50" w:type="dxa"/>
@@ -17952,7 +16521,7 @@
         </w:tc>
         <w:tc>
           <w:tcPr>
-            <w:tcW w:type="dxa" w:w="3307"/>
+            <w:tcW w:type="dxa" w:w="3804"/>
             <w:tcMar>
               <w:top w:w="50" w:type="dxa"/>
               <w:bottom w:w="50" w:type="dxa"/>
@@ -17975,7 +16544,7 @@
         </w:tc>
         <w:tc>
           <w:tcPr>
-            <w:tcW w:type="dxa" w:w="1653"/>
+            <w:tcW w:type="dxa" w:w="1953"/>
             <w:tcMar>
               <w:top w:w="50" w:type="dxa"/>
               <w:bottom w:w="50" w:type="dxa"/>
@@ -17998,7 +16567,7 @@
         </w:tc>
         <w:tc>
           <w:tcPr>
-            <w:tcW w:type="dxa" w:w="775"/>
+            <w:tcW w:type="dxa" w:w="771"/>
             <w:tcMar>
               <w:top w:w="50" w:type="dxa"/>
               <w:bottom w:w="50" w:type="dxa"/>
@@ -18021,7 +16590,7 @@
         </w:tc>
         <w:tc>
           <w:tcPr>
-            <w:tcW w:type="dxa" w:w="775"/>
+            <w:tcW w:type="dxa" w:w="771"/>
             <w:tcMar>
               <w:top w:w="50" w:type="dxa"/>
               <w:bottom w:w="50" w:type="dxa"/>
@@ -18044,7 +16613,7 @@
         </w:tc>
         <w:tc>
           <w:tcPr>
-            <w:tcW w:type="dxa" w:w="775"/>
+            <w:tcW w:type="dxa" w:w="771"/>
             <w:tcMar>
               <w:top w:w="50" w:type="dxa"/>
               <w:bottom w:w="50" w:type="dxa"/>
@@ -18067,7 +16636,7 @@
         </w:tc>
         <w:tc>
           <w:tcPr>
-            <w:tcW w:type="dxa" w:w="672"/>
+            <w:tcW w:type="dxa" w:w="720"/>
             <w:tcMar>
               <w:top w:w="50" w:type="dxa"/>
               <w:bottom w:w="50" w:type="dxa"/>
@@ -18085,29 +16654,6 @@
                 <w:sz w:val="15"/>
               </w:rPr>
               <w:t>9</w:t>
-            </w:r>
-          </w:p>
-        </w:tc>
-        <w:tc>
-          <w:tcPr>
-            <w:tcW w:type="dxa" w:w="827"/>
-            <w:tcMar>
-              <w:top w:w="50" w:type="dxa"/>
-              <w:bottom w:w="50" w:type="dxa"/>
-              <w:left w:w="90" w:type="dxa"/>
-              <w:right w:w="90" w:type="dxa"/>
-            </w:tcMar>
-            <w:shd w:val="clear" w:color="auto" w:fill="E5F5FF"/>
-          </w:tcPr>
-          <w:p>
-            <w:pPr>
-              <w:pStyle w:val="BDOITable"/>
-            </w:pPr>
-            <w:r>
-              <w:rPr>
-                <w:sz w:val="15"/>
-              </w:rPr>
-              <w:t>0</w:t>
             </w:r>
           </w:p>
         </w:tc>
@@ -18118,7 +16664,7 @@
         </w:trPr>
         <w:tc>
           <w:tcPr>
-            <w:tcW w:type="dxa" w:w="1188"/>
+            <w:tcW w:type="dxa" w:w="1182"/>
             <w:tcMar>
               <w:top w:w="50" w:type="dxa"/>
               <w:bottom w:w="50" w:type="dxa"/>
@@ -18140,7 +16686,7 @@
         </w:tc>
         <w:tc>
           <w:tcPr>
-            <w:tcW w:type="dxa" w:w="3307"/>
+            <w:tcW w:type="dxa" w:w="3804"/>
             <w:tcMar>
               <w:top w:w="50" w:type="dxa"/>
               <w:bottom w:w="50" w:type="dxa"/>
@@ -18162,7 +16708,7 @@
         </w:tc>
         <w:tc>
           <w:tcPr>
-            <w:tcW w:type="dxa" w:w="1653"/>
+            <w:tcW w:type="dxa" w:w="1953"/>
             <w:tcMar>
               <w:top w:w="50" w:type="dxa"/>
               <w:bottom w:w="50" w:type="dxa"/>
@@ -18184,7 +16730,7 @@
         </w:tc>
         <w:tc>
           <w:tcPr>
-            <w:tcW w:type="dxa" w:w="775"/>
+            <w:tcW w:type="dxa" w:w="771"/>
             <w:tcMar>
               <w:top w:w="50" w:type="dxa"/>
               <w:bottom w:w="50" w:type="dxa"/>
@@ -18206,7 +16752,7 @@
         </w:tc>
         <w:tc>
           <w:tcPr>
-            <w:tcW w:type="dxa" w:w="775"/>
+            <w:tcW w:type="dxa" w:w="771"/>
             <w:tcMar>
               <w:top w:w="50" w:type="dxa"/>
               <w:bottom w:w="50" w:type="dxa"/>
@@ -18228,7 +16774,7 @@
         </w:tc>
         <w:tc>
           <w:tcPr>
-            <w:tcW w:type="dxa" w:w="775"/>
+            <w:tcW w:type="dxa" w:w="771"/>
             <w:tcMar>
               <w:top w:w="50" w:type="dxa"/>
               <w:bottom w:w="50" w:type="dxa"/>
@@ -18250,7 +16796,7 @@
         </w:tc>
         <w:tc>
           <w:tcPr>
-            <w:tcW w:type="dxa" w:w="672"/>
+            <w:tcW w:type="dxa" w:w="720"/>
             <w:tcMar>
               <w:top w:w="50" w:type="dxa"/>
               <w:bottom w:w="50" w:type="dxa"/>
@@ -18267,28 +16813,6 @@
                 <w:sz w:val="15"/>
               </w:rPr>
               <w:t>12</w:t>
-            </w:r>
-          </w:p>
-        </w:tc>
-        <w:tc>
-          <w:tcPr>
-            <w:tcW w:type="dxa" w:w="827"/>
-            <w:tcMar>
-              <w:top w:w="50" w:type="dxa"/>
-              <w:bottom w:w="50" w:type="dxa"/>
-              <w:left w:w="90" w:type="dxa"/>
-              <w:right w:w="90" w:type="dxa"/>
-            </w:tcMar>
-          </w:tcPr>
-          <w:p>
-            <w:pPr>
-              <w:pStyle w:val="BDOITable"/>
-            </w:pPr>
-            <w:r>
-              <w:rPr>
-                <w:sz w:val="15"/>
-              </w:rPr>
-              <w:t>0</w:t>
             </w:r>
           </w:p>
         </w:tc>
@@ -18299,7 +16823,7 @@
         </w:trPr>
         <w:tc>
           <w:tcPr>
-            <w:tcW w:type="dxa" w:w="1188"/>
+            <w:tcW w:type="dxa" w:w="1182"/>
             <w:tcMar>
               <w:top w:w="50" w:type="dxa"/>
               <w:bottom w:w="50" w:type="dxa"/>
@@ -18322,7 +16846,7 @@
         </w:tc>
         <w:tc>
           <w:tcPr>
-            <w:tcW w:type="dxa" w:w="3307"/>
+            <w:tcW w:type="dxa" w:w="3804"/>
             <w:tcMar>
               <w:top w:w="50" w:type="dxa"/>
               <w:bottom w:w="50" w:type="dxa"/>
@@ -18345,7 +16869,7 @@
         </w:tc>
         <w:tc>
           <w:tcPr>
-            <w:tcW w:type="dxa" w:w="1653"/>
+            <w:tcW w:type="dxa" w:w="1953"/>
             <w:tcMar>
               <w:top w:w="50" w:type="dxa"/>
               <w:bottom w:w="50" w:type="dxa"/>
@@ -18368,7 +16892,7 @@
         </w:tc>
         <w:tc>
           <w:tcPr>
-            <w:tcW w:type="dxa" w:w="775"/>
+            <w:tcW w:type="dxa" w:w="771"/>
             <w:tcMar>
               <w:top w:w="50" w:type="dxa"/>
               <w:bottom w:w="50" w:type="dxa"/>
@@ -18391,7 +16915,7 @@
         </w:tc>
         <w:tc>
           <w:tcPr>
-            <w:tcW w:type="dxa" w:w="775"/>
+            <w:tcW w:type="dxa" w:w="771"/>
             <w:tcMar>
               <w:top w:w="50" w:type="dxa"/>
               <w:bottom w:w="50" w:type="dxa"/>
@@ -18414,7 +16938,7 @@
         </w:tc>
         <w:tc>
           <w:tcPr>
-            <w:tcW w:type="dxa" w:w="775"/>
+            <w:tcW w:type="dxa" w:w="771"/>
             <w:tcMar>
               <w:top w:w="50" w:type="dxa"/>
               <w:bottom w:w="50" w:type="dxa"/>
@@ -18437,7 +16961,7 @@
         </w:tc>
         <w:tc>
           <w:tcPr>
-            <w:tcW w:type="dxa" w:w="672"/>
+            <w:tcW w:type="dxa" w:w="720"/>
             <w:tcMar>
               <w:top w:w="50" w:type="dxa"/>
               <w:bottom w:w="50" w:type="dxa"/>
@@ -18455,29 +16979,6 @@
                 <w:sz w:val="15"/>
               </w:rPr>
               <w:t>8</w:t>
-            </w:r>
-          </w:p>
-        </w:tc>
-        <w:tc>
-          <w:tcPr>
-            <w:tcW w:type="dxa" w:w="827"/>
-            <w:tcMar>
-              <w:top w:w="50" w:type="dxa"/>
-              <w:bottom w:w="50" w:type="dxa"/>
-              <w:left w:w="90" w:type="dxa"/>
-              <w:right w:w="90" w:type="dxa"/>
-            </w:tcMar>
-            <w:shd w:val="clear" w:color="auto" w:fill="E5F5FF"/>
-          </w:tcPr>
-          <w:p>
-            <w:pPr>
-              <w:pStyle w:val="BDOITable"/>
-            </w:pPr>
-            <w:r>
-              <w:rPr>
-                <w:sz w:val="15"/>
-              </w:rPr>
-              <w:t>0</w:t>
             </w:r>
           </w:p>
         </w:tc>
@@ -18488,7 +16989,7 @@
         </w:trPr>
         <w:tc>
           <w:tcPr>
-            <w:tcW w:type="dxa" w:w="1188"/>
+            <w:tcW w:type="dxa" w:w="1182"/>
             <w:tcMar>
               <w:top w:w="50" w:type="dxa"/>
               <w:bottom w:w="50" w:type="dxa"/>
@@ -18510,7 +17011,7 @@
         </w:tc>
         <w:tc>
           <w:tcPr>
-            <w:tcW w:type="dxa" w:w="3307"/>
+            <w:tcW w:type="dxa" w:w="3804"/>
             <w:tcMar>
               <w:top w:w="50" w:type="dxa"/>
               <w:bottom w:w="50" w:type="dxa"/>
@@ -18532,7 +17033,7 @@
         </w:tc>
         <w:tc>
           <w:tcPr>
-            <w:tcW w:type="dxa" w:w="1653"/>
+            <w:tcW w:type="dxa" w:w="1953"/>
             <w:tcMar>
               <w:top w:w="50" w:type="dxa"/>
               <w:bottom w:w="50" w:type="dxa"/>
@@ -18554,7 +17055,7 @@
         </w:tc>
         <w:tc>
           <w:tcPr>
-            <w:tcW w:type="dxa" w:w="775"/>
+            <w:tcW w:type="dxa" w:w="771"/>
             <w:tcMar>
               <w:top w:w="50" w:type="dxa"/>
               <w:bottom w:w="50" w:type="dxa"/>
@@ -18576,7 +17077,7 @@
         </w:tc>
         <w:tc>
           <w:tcPr>
-            <w:tcW w:type="dxa" w:w="775"/>
+            <w:tcW w:type="dxa" w:w="771"/>
             <w:tcMar>
               <w:top w:w="50" w:type="dxa"/>
               <w:bottom w:w="50" w:type="dxa"/>
@@ -18598,7 +17099,7 @@
         </w:tc>
         <w:tc>
           <w:tcPr>
-            <w:tcW w:type="dxa" w:w="775"/>
+            <w:tcW w:type="dxa" w:w="771"/>
             <w:tcMar>
               <w:top w:w="50" w:type="dxa"/>
               <w:bottom w:w="50" w:type="dxa"/>
@@ -18620,7 +17121,7 @@
         </w:tc>
         <w:tc>
           <w:tcPr>
-            <w:tcW w:type="dxa" w:w="672"/>
+            <w:tcW w:type="dxa" w:w="720"/>
             <w:tcMar>
               <w:top w:w="50" w:type="dxa"/>
               <w:bottom w:w="50" w:type="dxa"/>
@@ -18637,28 +17138,6 @@
                 <w:sz w:val="15"/>
               </w:rPr>
               <w:t>3</w:t>
-            </w:r>
-          </w:p>
-        </w:tc>
-        <w:tc>
-          <w:tcPr>
-            <w:tcW w:type="dxa" w:w="827"/>
-            <w:tcMar>
-              <w:top w:w="50" w:type="dxa"/>
-              <w:bottom w:w="50" w:type="dxa"/>
-              <w:left w:w="90" w:type="dxa"/>
-              <w:right w:w="90" w:type="dxa"/>
-            </w:tcMar>
-          </w:tcPr>
-          <w:p>
-            <w:pPr>
-              <w:pStyle w:val="BDOITable"/>
-            </w:pPr>
-            <w:r>
-              <w:rPr>
-                <w:sz w:val="15"/>
-              </w:rPr>
-              <w:t>0</w:t>
             </w:r>
           </w:p>
         </w:tc>
@@ -18669,7 +17148,7 @@
         </w:trPr>
         <w:tc>
           <w:tcPr>
-            <w:tcW w:type="dxa" w:w="1188"/>
+            <w:tcW w:type="dxa" w:w="1182"/>
             <w:tcMar>
               <w:top w:w="50" w:type="dxa"/>
               <w:bottom w:w="50" w:type="dxa"/>
@@ -18692,7 +17171,7 @@
         </w:tc>
         <w:tc>
           <w:tcPr>
-            <w:tcW w:type="dxa" w:w="3307"/>
+            <w:tcW w:type="dxa" w:w="3804"/>
             <w:tcMar>
               <w:top w:w="50" w:type="dxa"/>
               <w:bottom w:w="50" w:type="dxa"/>
@@ -18715,7 +17194,7 @@
         </w:tc>
         <w:tc>
           <w:tcPr>
-            <w:tcW w:type="dxa" w:w="1653"/>
+            <w:tcW w:type="dxa" w:w="1953"/>
             <w:tcMar>
               <w:top w:w="50" w:type="dxa"/>
               <w:bottom w:w="50" w:type="dxa"/>
@@ -18738,7 +17217,7 @@
         </w:tc>
         <w:tc>
           <w:tcPr>
-            <w:tcW w:type="dxa" w:w="775"/>
+            <w:tcW w:type="dxa" w:w="771"/>
             <w:tcMar>
               <w:top w:w="50" w:type="dxa"/>
               <w:bottom w:w="50" w:type="dxa"/>
@@ -18761,7 +17240,7 @@
         </w:tc>
         <w:tc>
           <w:tcPr>
-            <w:tcW w:type="dxa" w:w="775"/>
+            <w:tcW w:type="dxa" w:w="771"/>
             <w:tcMar>
               <w:top w:w="50" w:type="dxa"/>
               <w:bottom w:w="50" w:type="dxa"/>
@@ -18784,7 +17263,7 @@
         </w:tc>
         <w:tc>
           <w:tcPr>
-            <w:tcW w:type="dxa" w:w="775"/>
+            <w:tcW w:type="dxa" w:w="771"/>
             <w:tcMar>
               <w:top w:w="50" w:type="dxa"/>
               <w:bottom w:w="50" w:type="dxa"/>
@@ -18807,7 +17286,7 @@
         </w:tc>
         <w:tc>
           <w:tcPr>
-            <w:tcW w:type="dxa" w:w="672"/>
+            <w:tcW w:type="dxa" w:w="720"/>
             <w:tcMar>
               <w:top w:w="50" w:type="dxa"/>
               <w:bottom w:w="50" w:type="dxa"/>
@@ -18825,29 +17304,6 @@
                 <w:sz w:val="15"/>
               </w:rPr>
               <w:t>4</w:t>
-            </w:r>
-          </w:p>
-        </w:tc>
-        <w:tc>
-          <w:tcPr>
-            <w:tcW w:type="dxa" w:w="827"/>
-            <w:tcMar>
-              <w:top w:w="50" w:type="dxa"/>
-              <w:bottom w:w="50" w:type="dxa"/>
-              <w:left w:w="90" w:type="dxa"/>
-              <w:right w:w="90" w:type="dxa"/>
-            </w:tcMar>
-            <w:shd w:val="clear" w:color="auto" w:fill="E5F5FF"/>
-          </w:tcPr>
-          <w:p>
-            <w:pPr>
-              <w:pStyle w:val="BDOITable"/>
-            </w:pPr>
-            <w:r>
-              <w:rPr>
-                <w:sz w:val="15"/>
-              </w:rPr>
-              <w:t>0</w:t>
             </w:r>
           </w:p>
         </w:tc>
@@ -18858,7 +17314,7 @@
         </w:trPr>
         <w:tc>
           <w:tcPr>
-            <w:tcW w:type="dxa" w:w="1188"/>
+            <w:tcW w:type="dxa" w:w="1182"/>
             <w:tcMar>
               <w:top w:w="50" w:type="dxa"/>
               <w:bottom w:w="50" w:type="dxa"/>
@@ -18880,7 +17336,7 @@
         </w:tc>
         <w:tc>
           <w:tcPr>
-            <w:tcW w:type="dxa" w:w="3307"/>
+            <w:tcW w:type="dxa" w:w="3804"/>
             <w:tcMar>
               <w:top w:w="50" w:type="dxa"/>
               <w:bottom w:w="50" w:type="dxa"/>
@@ -18902,7 +17358,7 @@
         </w:tc>
         <w:tc>
           <w:tcPr>
-            <w:tcW w:type="dxa" w:w="1653"/>
+            <w:tcW w:type="dxa" w:w="1953"/>
             <w:tcMar>
               <w:top w:w="50" w:type="dxa"/>
               <w:bottom w:w="50" w:type="dxa"/>
@@ -18924,7 +17380,7 @@
         </w:tc>
         <w:tc>
           <w:tcPr>
-            <w:tcW w:type="dxa" w:w="775"/>
+            <w:tcW w:type="dxa" w:w="771"/>
             <w:tcMar>
               <w:top w:w="50" w:type="dxa"/>
               <w:bottom w:w="50" w:type="dxa"/>
@@ -18946,7 +17402,7 @@
         </w:tc>
         <w:tc>
           <w:tcPr>
-            <w:tcW w:type="dxa" w:w="775"/>
+            <w:tcW w:type="dxa" w:w="771"/>
             <w:tcMar>
               <w:top w:w="50" w:type="dxa"/>
               <w:bottom w:w="50" w:type="dxa"/>
@@ -18968,7 +17424,7 @@
         </w:tc>
         <w:tc>
           <w:tcPr>
-            <w:tcW w:type="dxa" w:w="775"/>
+            <w:tcW w:type="dxa" w:w="771"/>
             <w:tcMar>
               <w:top w:w="50" w:type="dxa"/>
               <w:bottom w:w="50" w:type="dxa"/>
@@ -18990,7 +17446,7 @@
         </w:tc>
         <w:tc>
           <w:tcPr>
-            <w:tcW w:type="dxa" w:w="672"/>
+            <w:tcW w:type="dxa" w:w="720"/>
             <w:tcMar>
               <w:top w:w="50" w:type="dxa"/>
               <w:bottom w:w="50" w:type="dxa"/>
@@ -19007,28 +17463,6 @@
                 <w:sz w:val="15"/>
               </w:rPr>
               <w:t>7</w:t>
-            </w:r>
-          </w:p>
-        </w:tc>
-        <w:tc>
-          <w:tcPr>
-            <w:tcW w:type="dxa" w:w="827"/>
-            <w:tcMar>
-              <w:top w:w="50" w:type="dxa"/>
-              <w:bottom w:w="50" w:type="dxa"/>
-              <w:left w:w="90" w:type="dxa"/>
-              <w:right w:w="90" w:type="dxa"/>
-            </w:tcMar>
-          </w:tcPr>
-          <w:p>
-            <w:pPr>
-              <w:pStyle w:val="BDOITable"/>
-            </w:pPr>
-            <w:r>
-              <w:rPr>
-                <w:sz w:val="15"/>
-              </w:rPr>
-              <w:t>0</w:t>
             </w:r>
           </w:p>
         </w:tc>
@@ -19039,7 +17473,7 @@
         </w:trPr>
         <w:tc>
           <w:tcPr>
-            <w:tcW w:type="dxa" w:w="1188"/>
+            <w:tcW w:type="dxa" w:w="1182"/>
             <w:tcMar>
               <w:top w:w="50" w:type="dxa"/>
               <w:bottom w:w="50" w:type="dxa"/>
@@ -19062,7 +17496,7 @@
         </w:tc>
         <w:tc>
           <w:tcPr>
-            <w:tcW w:type="dxa" w:w="3307"/>
+            <w:tcW w:type="dxa" w:w="3804"/>
             <w:tcMar>
               <w:top w:w="50" w:type="dxa"/>
               <w:bottom w:w="50" w:type="dxa"/>
@@ -19085,7 +17519,7 @@
         </w:tc>
         <w:tc>
           <w:tcPr>
-            <w:tcW w:type="dxa" w:w="1653"/>
+            <w:tcW w:type="dxa" w:w="1953"/>
             <w:tcMar>
               <w:top w:w="50" w:type="dxa"/>
               <w:bottom w:w="50" w:type="dxa"/>
@@ -19108,7 +17542,7 @@
         </w:tc>
         <w:tc>
           <w:tcPr>
-            <w:tcW w:type="dxa" w:w="775"/>
+            <w:tcW w:type="dxa" w:w="771"/>
             <w:tcMar>
               <w:top w:w="50" w:type="dxa"/>
               <w:bottom w:w="50" w:type="dxa"/>
@@ -19131,7 +17565,7 @@
         </w:tc>
         <w:tc>
           <w:tcPr>
-            <w:tcW w:type="dxa" w:w="775"/>
+            <w:tcW w:type="dxa" w:w="771"/>
             <w:tcMar>
               <w:top w:w="50" w:type="dxa"/>
               <w:bottom w:w="50" w:type="dxa"/>
@@ -19154,7 +17588,7 @@
         </w:tc>
         <w:tc>
           <w:tcPr>
-            <w:tcW w:type="dxa" w:w="775"/>
+            <w:tcW w:type="dxa" w:w="771"/>
             <w:tcMar>
               <w:top w:w="50" w:type="dxa"/>
               <w:bottom w:w="50" w:type="dxa"/>
@@ -19177,7 +17611,7 @@
         </w:tc>
         <w:tc>
           <w:tcPr>
-            <w:tcW w:type="dxa" w:w="672"/>
+            <w:tcW w:type="dxa" w:w="720"/>
             <w:tcMar>
               <w:top w:w="50" w:type="dxa"/>
               <w:bottom w:w="50" w:type="dxa"/>
@@ -19195,29 +17629,6 @@
                 <w:sz w:val="15"/>
               </w:rPr>
               <w:t>4</w:t>
-            </w:r>
-          </w:p>
-        </w:tc>
-        <w:tc>
-          <w:tcPr>
-            <w:tcW w:type="dxa" w:w="827"/>
-            <w:tcMar>
-              <w:top w:w="50" w:type="dxa"/>
-              <w:bottom w:w="50" w:type="dxa"/>
-              <w:left w:w="90" w:type="dxa"/>
-              <w:right w:w="90" w:type="dxa"/>
-            </w:tcMar>
-            <w:shd w:val="clear" w:color="auto" w:fill="E5F5FF"/>
-          </w:tcPr>
-          <w:p>
-            <w:pPr>
-              <w:pStyle w:val="BDOITable"/>
-            </w:pPr>
-            <w:r>
-              <w:rPr>
-                <w:sz w:val="15"/>
-              </w:rPr>
-              <w:t>0</w:t>
             </w:r>
           </w:p>
         </w:tc>
@@ -19228,7 +17639,7 @@
         </w:trPr>
         <w:tc>
           <w:tcPr>
-            <w:tcW w:type="dxa" w:w="1188"/>
+            <w:tcW w:type="dxa" w:w="1182"/>
             <w:tcMar>
               <w:top w:w="50" w:type="dxa"/>
               <w:bottom w:w="50" w:type="dxa"/>
@@ -19250,7 +17661,7 @@
         </w:tc>
         <w:tc>
           <w:tcPr>
-            <w:tcW w:type="dxa" w:w="3307"/>
+            <w:tcW w:type="dxa" w:w="3804"/>
             <w:tcMar>
               <w:top w:w="50" w:type="dxa"/>
               <w:bottom w:w="50" w:type="dxa"/>
@@ -19272,7 +17683,7 @@
         </w:tc>
         <w:tc>
           <w:tcPr>
-            <w:tcW w:type="dxa" w:w="1653"/>
+            <w:tcW w:type="dxa" w:w="1953"/>
             <w:tcMar>
               <w:top w:w="50" w:type="dxa"/>
               <w:bottom w:w="50" w:type="dxa"/>
@@ -19294,7 +17705,7 @@
         </w:tc>
         <w:tc>
           <w:tcPr>
-            <w:tcW w:type="dxa" w:w="775"/>
+            <w:tcW w:type="dxa" w:w="771"/>
             <w:tcMar>
               <w:top w:w="50" w:type="dxa"/>
               <w:bottom w:w="50" w:type="dxa"/>
@@ -19316,7 +17727,7 @@
         </w:tc>
         <w:tc>
           <w:tcPr>
-            <w:tcW w:type="dxa" w:w="775"/>
+            <w:tcW w:type="dxa" w:w="771"/>
             <w:tcMar>
               <w:top w:w="50" w:type="dxa"/>
               <w:bottom w:w="50" w:type="dxa"/>
@@ -19338,7 +17749,7 @@
         </w:tc>
         <w:tc>
           <w:tcPr>
-            <w:tcW w:type="dxa" w:w="775"/>
+            <w:tcW w:type="dxa" w:w="771"/>
             <w:tcMar>
               <w:top w:w="50" w:type="dxa"/>
               <w:bottom w:w="50" w:type="dxa"/>
@@ -19360,7 +17771,7 @@
         </w:tc>
         <w:tc>
           <w:tcPr>
-            <w:tcW w:type="dxa" w:w="672"/>
+            <w:tcW w:type="dxa" w:w="720"/>
             <w:tcMar>
               <w:top w:w="50" w:type="dxa"/>
               <w:bottom w:w="50" w:type="dxa"/>
@@ -19377,28 +17788,6 @@
                 <w:sz w:val="15"/>
               </w:rPr>
               <w:t>6</w:t>
-            </w:r>
-          </w:p>
-        </w:tc>
-        <w:tc>
-          <w:tcPr>
-            <w:tcW w:type="dxa" w:w="827"/>
-            <w:tcMar>
-              <w:top w:w="50" w:type="dxa"/>
-              <w:bottom w:w="50" w:type="dxa"/>
-              <w:left w:w="90" w:type="dxa"/>
-              <w:right w:w="90" w:type="dxa"/>
-            </w:tcMar>
-          </w:tcPr>
-          <w:p>
-            <w:pPr>
-              <w:pStyle w:val="BDOITable"/>
-            </w:pPr>
-            <w:r>
-              <w:rPr>
-                <w:sz w:val="15"/>
-              </w:rPr>
-              <w:t>0</w:t>
             </w:r>
           </w:p>
         </w:tc>
@@ -19409,7 +17798,7 @@
         </w:trPr>
         <w:tc>
           <w:tcPr>
-            <w:tcW w:type="dxa" w:w="1188"/>
+            <w:tcW w:type="dxa" w:w="1182"/>
             <w:tcMar>
               <w:top w:w="50" w:type="dxa"/>
               <w:bottom w:w="50" w:type="dxa"/>
@@ -19432,7 +17821,7 @@
         </w:tc>
         <w:tc>
           <w:tcPr>
-            <w:tcW w:type="dxa" w:w="3307"/>
+            <w:tcW w:type="dxa" w:w="3804"/>
             <w:tcMar>
               <w:top w:w="50" w:type="dxa"/>
               <w:bottom w:w="50" w:type="dxa"/>
@@ -19455,7 +17844,7 @@
         </w:tc>
         <w:tc>
           <w:tcPr>
-            <w:tcW w:type="dxa" w:w="1653"/>
+            <w:tcW w:type="dxa" w:w="1953"/>
             <w:tcMar>
               <w:top w:w="50" w:type="dxa"/>
               <w:bottom w:w="50" w:type="dxa"/>
@@ -19478,7 +17867,7 @@
         </w:tc>
         <w:tc>
           <w:tcPr>
-            <w:tcW w:type="dxa" w:w="775"/>
+            <w:tcW w:type="dxa" w:w="771"/>
             <w:tcMar>
               <w:top w:w="50" w:type="dxa"/>
               <w:bottom w:w="50" w:type="dxa"/>
@@ -19501,7 +17890,7 @@
         </w:tc>
         <w:tc>
           <w:tcPr>
-            <w:tcW w:type="dxa" w:w="775"/>
+            <w:tcW w:type="dxa" w:w="771"/>
             <w:tcMar>
               <w:top w:w="50" w:type="dxa"/>
               <w:bottom w:w="50" w:type="dxa"/>
@@ -19524,7 +17913,7 @@
         </w:tc>
         <w:tc>
           <w:tcPr>
-            <w:tcW w:type="dxa" w:w="775"/>
+            <w:tcW w:type="dxa" w:w="771"/>
             <w:tcMar>
               <w:top w:w="50" w:type="dxa"/>
               <w:bottom w:w="50" w:type="dxa"/>
@@ -19547,7 +17936,7 @@
         </w:tc>
         <w:tc>
           <w:tcPr>
-            <w:tcW w:type="dxa" w:w="672"/>
+            <w:tcW w:type="dxa" w:w="720"/>
             <w:tcMar>
               <w:top w:w="50" w:type="dxa"/>
               <w:bottom w:w="50" w:type="dxa"/>
@@ -19565,29 +17954,6 @@
                 <w:sz w:val="15"/>
               </w:rPr>
               <w:t>4</w:t>
-            </w:r>
-          </w:p>
-        </w:tc>
-        <w:tc>
-          <w:tcPr>
-            <w:tcW w:type="dxa" w:w="827"/>
-            <w:tcMar>
-              <w:top w:w="50" w:type="dxa"/>
-              <w:bottom w:w="50" w:type="dxa"/>
-              <w:left w:w="90" w:type="dxa"/>
-              <w:right w:w="90" w:type="dxa"/>
-            </w:tcMar>
-            <w:shd w:val="clear" w:color="auto" w:fill="E5F5FF"/>
-          </w:tcPr>
-          <w:p>
-            <w:pPr>
-              <w:pStyle w:val="BDOITable"/>
-            </w:pPr>
-            <w:r>
-              <w:rPr>
-                <w:sz w:val="15"/>
-              </w:rPr>
-              <w:t>0</w:t>
             </w:r>
           </w:p>
         </w:tc>
@@ -19598,7 +17964,7 @@
         </w:trPr>
         <w:tc>
           <w:tcPr>
-            <w:tcW w:type="dxa" w:w="1188"/>
+            <w:tcW w:type="dxa" w:w="1182"/>
             <w:tcMar>
               <w:top w:w="50" w:type="dxa"/>
               <w:bottom w:w="50" w:type="dxa"/>
@@ -19620,7 +17986,7 @@
         </w:tc>
         <w:tc>
           <w:tcPr>
-            <w:tcW w:type="dxa" w:w="3307"/>
+            <w:tcW w:type="dxa" w:w="3804"/>
             <w:tcMar>
               <w:top w:w="50" w:type="dxa"/>
               <w:bottom w:w="50" w:type="dxa"/>
@@ -19642,7 +18008,7 @@
         </w:tc>
         <w:tc>
           <w:tcPr>
-            <w:tcW w:type="dxa" w:w="1653"/>
+            <w:tcW w:type="dxa" w:w="1953"/>
             <w:tcMar>
               <w:top w:w="50" w:type="dxa"/>
               <w:bottom w:w="50" w:type="dxa"/>
@@ -19664,7 +18030,7 @@
         </w:tc>
         <w:tc>
           <w:tcPr>
-            <w:tcW w:type="dxa" w:w="775"/>
+            <w:tcW w:type="dxa" w:w="771"/>
             <w:tcMar>
               <w:top w:w="50" w:type="dxa"/>
               <w:bottom w:w="50" w:type="dxa"/>
@@ -19686,7 +18052,7 @@
         </w:tc>
         <w:tc>
           <w:tcPr>
-            <w:tcW w:type="dxa" w:w="775"/>
+            <w:tcW w:type="dxa" w:w="771"/>
             <w:tcMar>
               <w:top w:w="50" w:type="dxa"/>
               <w:bottom w:w="50" w:type="dxa"/>
@@ -19708,7 +18074,7 @@
         </w:tc>
         <w:tc>
           <w:tcPr>
-            <w:tcW w:type="dxa" w:w="775"/>
+            <w:tcW w:type="dxa" w:w="771"/>
             <w:tcMar>
               <w:top w:w="50" w:type="dxa"/>
               <w:bottom w:w="50" w:type="dxa"/>
@@ -19730,7 +18096,7 @@
         </w:tc>
         <w:tc>
           <w:tcPr>
-            <w:tcW w:type="dxa" w:w="672"/>
+            <w:tcW w:type="dxa" w:w="720"/>
             <w:tcMar>
               <w:top w:w="50" w:type="dxa"/>
               <w:bottom w:w="50" w:type="dxa"/>
@@ -19747,28 +18113,6 @@
                 <w:sz w:val="15"/>
               </w:rPr>
               <w:t>8</w:t>
-            </w:r>
-          </w:p>
-        </w:tc>
-        <w:tc>
-          <w:tcPr>
-            <w:tcW w:type="dxa" w:w="827"/>
-            <w:tcMar>
-              <w:top w:w="50" w:type="dxa"/>
-              <w:bottom w:w="50" w:type="dxa"/>
-              <w:left w:w="90" w:type="dxa"/>
-              <w:right w:w="90" w:type="dxa"/>
-            </w:tcMar>
-          </w:tcPr>
-          <w:p>
-            <w:pPr>
-              <w:pStyle w:val="BDOITable"/>
-            </w:pPr>
-            <w:r>
-              <w:rPr>
-                <w:sz w:val="15"/>
-              </w:rPr>
-              <w:t>0</w:t>
             </w:r>
           </w:p>
         </w:tc>
@@ -19779,7 +18123,7 @@
         </w:trPr>
         <w:tc>
           <w:tcPr>
-            <w:tcW w:type="dxa" w:w="1188"/>
+            <w:tcW w:type="dxa" w:w="1182"/>
             <w:tcMar>
               <w:top w:w="50" w:type="dxa"/>
               <w:bottom w:w="50" w:type="dxa"/>
@@ -19802,7 +18146,7 @@
         </w:tc>
         <w:tc>
           <w:tcPr>
-            <w:tcW w:type="dxa" w:w="3307"/>
+            <w:tcW w:type="dxa" w:w="3804"/>
             <w:tcMar>
               <w:top w:w="50" w:type="dxa"/>
               <w:bottom w:w="50" w:type="dxa"/>
@@ -19825,7 +18169,7 @@
         </w:tc>
         <w:tc>
           <w:tcPr>
-            <w:tcW w:type="dxa" w:w="1653"/>
+            <w:tcW w:type="dxa" w:w="1953"/>
             <w:tcMar>
               <w:top w:w="50" w:type="dxa"/>
               <w:bottom w:w="50" w:type="dxa"/>
@@ -19848,7 +18192,7 @@
         </w:tc>
         <w:tc>
           <w:tcPr>
-            <w:tcW w:type="dxa" w:w="775"/>
+            <w:tcW w:type="dxa" w:w="771"/>
             <w:tcMar>
               <w:top w:w="50" w:type="dxa"/>
               <w:bottom w:w="50" w:type="dxa"/>
@@ -19871,7 +18215,7 @@
         </w:tc>
         <w:tc>
           <w:tcPr>
-            <w:tcW w:type="dxa" w:w="775"/>
+            <w:tcW w:type="dxa" w:w="771"/>
             <w:tcMar>
               <w:top w:w="50" w:type="dxa"/>
               <w:bottom w:w="50" w:type="dxa"/>
@@ -19894,7 +18238,7 @@
         </w:tc>
         <w:tc>
           <w:tcPr>
-            <w:tcW w:type="dxa" w:w="775"/>
+            <w:tcW w:type="dxa" w:w="771"/>
             <w:tcMar>
               <w:top w:w="50" w:type="dxa"/>
               <w:bottom w:w="50" w:type="dxa"/>
@@ -19917,7 +18261,7 @@
         </w:tc>
         <w:tc>
           <w:tcPr>
-            <w:tcW w:type="dxa" w:w="672"/>
+            <w:tcW w:type="dxa" w:w="720"/>
             <w:tcMar>
               <w:top w:w="50" w:type="dxa"/>
               <w:bottom w:w="50" w:type="dxa"/>
@@ -19935,29 +18279,6 @@
                 <w:sz w:val="15"/>
               </w:rPr>
               <w:t>3</w:t>
-            </w:r>
-          </w:p>
-        </w:tc>
-        <w:tc>
-          <w:tcPr>
-            <w:tcW w:type="dxa" w:w="827"/>
-            <w:tcMar>
-              <w:top w:w="50" w:type="dxa"/>
-              <w:bottom w:w="50" w:type="dxa"/>
-              <w:left w:w="90" w:type="dxa"/>
-              <w:right w:w="90" w:type="dxa"/>
-            </w:tcMar>
-            <w:shd w:val="clear" w:color="auto" w:fill="E5F5FF"/>
-          </w:tcPr>
-          <w:p>
-            <w:pPr>
-              <w:pStyle w:val="BDOITable"/>
-            </w:pPr>
-            <w:r>
-              <w:rPr>
-                <w:sz w:val="15"/>
-              </w:rPr>
-              <w:t>0</w:t>
             </w:r>
           </w:p>
         </w:tc>
@@ -19968,7 +18289,7 @@
         </w:trPr>
         <w:tc>
           <w:tcPr>
-            <w:tcW w:type="dxa" w:w="1188"/>
+            <w:tcW w:type="dxa" w:w="1182"/>
             <w:tcMar>
               <w:top w:w="50" w:type="dxa"/>
               <w:bottom w:w="50" w:type="dxa"/>
@@ -19990,7 +18311,7 @@
         </w:tc>
         <w:tc>
           <w:tcPr>
-            <w:tcW w:type="dxa" w:w="3307"/>
+            <w:tcW w:type="dxa" w:w="3804"/>
             <w:tcMar>
               <w:top w:w="50" w:type="dxa"/>
               <w:bottom w:w="50" w:type="dxa"/>
@@ -20012,7 +18333,7 @@
         </w:tc>
         <w:tc>
           <w:tcPr>
-            <w:tcW w:type="dxa" w:w="1653"/>
+            <w:tcW w:type="dxa" w:w="1953"/>
             <w:tcMar>
               <w:top w:w="50" w:type="dxa"/>
               <w:bottom w:w="50" w:type="dxa"/>
@@ -20034,7 +18355,7 @@
         </w:tc>
         <w:tc>
           <w:tcPr>
-            <w:tcW w:type="dxa" w:w="775"/>
+            <w:tcW w:type="dxa" w:w="771"/>
             <w:tcMar>
               <w:top w:w="50" w:type="dxa"/>
               <w:bottom w:w="50" w:type="dxa"/>
@@ -20056,7 +18377,7 @@
         </w:tc>
         <w:tc>
           <w:tcPr>
-            <w:tcW w:type="dxa" w:w="775"/>
+            <w:tcW w:type="dxa" w:w="771"/>
             <w:tcMar>
               <w:top w:w="50" w:type="dxa"/>
               <w:bottom w:w="50" w:type="dxa"/>
@@ -20078,7 +18399,7 @@
         </w:tc>
         <w:tc>
           <w:tcPr>
-            <w:tcW w:type="dxa" w:w="775"/>
+            <w:tcW w:type="dxa" w:w="771"/>
             <w:tcMar>
               <w:top w:w="50" w:type="dxa"/>
               <w:bottom w:w="50" w:type="dxa"/>
@@ -20100,7 +18421,7 @@
         </w:tc>
         <w:tc>
           <w:tcPr>
-            <w:tcW w:type="dxa" w:w="672"/>
+            <w:tcW w:type="dxa" w:w="720"/>
             <w:tcMar>
               <w:top w:w="50" w:type="dxa"/>
               <w:bottom w:w="50" w:type="dxa"/>
@@ -20117,28 +18438,6 @@
                 <w:sz w:val="15"/>
               </w:rPr>
               <w:t>8</w:t>
-            </w:r>
-          </w:p>
-        </w:tc>
-        <w:tc>
-          <w:tcPr>
-            <w:tcW w:type="dxa" w:w="827"/>
-            <w:tcMar>
-              <w:top w:w="50" w:type="dxa"/>
-              <w:bottom w:w="50" w:type="dxa"/>
-              <w:left w:w="90" w:type="dxa"/>
-              <w:right w:w="90" w:type="dxa"/>
-            </w:tcMar>
-          </w:tcPr>
-          <w:p>
-            <w:pPr>
-              <w:pStyle w:val="BDOITable"/>
-            </w:pPr>
-            <w:r>
-              <w:rPr>
-                <w:sz w:val="15"/>
-              </w:rPr>
-              <w:t>0</w:t>
             </w:r>
           </w:p>
         </w:tc>
@@ -20149,7 +18448,7 @@
         </w:trPr>
         <w:tc>
           <w:tcPr>
-            <w:tcW w:type="dxa" w:w="1188"/>
+            <w:tcW w:type="dxa" w:w="1182"/>
             <w:tcMar>
               <w:top w:w="50" w:type="dxa"/>
               <w:bottom w:w="50" w:type="dxa"/>
@@ -20172,7 +18471,7 @@
         </w:tc>
         <w:tc>
           <w:tcPr>
-            <w:tcW w:type="dxa" w:w="3307"/>
+            <w:tcW w:type="dxa" w:w="3804"/>
             <w:tcMar>
               <w:top w:w="50" w:type="dxa"/>
               <w:bottom w:w="50" w:type="dxa"/>
@@ -20195,7 +18494,7 @@
         </w:tc>
         <w:tc>
           <w:tcPr>
-            <w:tcW w:type="dxa" w:w="1653"/>
+            <w:tcW w:type="dxa" w:w="1953"/>
             <w:tcMar>
               <w:top w:w="50" w:type="dxa"/>
               <w:bottom w:w="50" w:type="dxa"/>
@@ -20218,7 +18517,7 @@
         </w:tc>
         <w:tc>
           <w:tcPr>
-            <w:tcW w:type="dxa" w:w="775"/>
+            <w:tcW w:type="dxa" w:w="771"/>
             <w:tcMar>
               <w:top w:w="50" w:type="dxa"/>
               <w:bottom w:w="50" w:type="dxa"/>
@@ -20241,7 +18540,7 @@
         </w:tc>
         <w:tc>
           <w:tcPr>
-            <w:tcW w:type="dxa" w:w="775"/>
+            <w:tcW w:type="dxa" w:w="771"/>
             <w:tcMar>
               <w:top w:w="50" w:type="dxa"/>
               <w:bottom w:w="50" w:type="dxa"/>
@@ -20264,7 +18563,7 @@
         </w:tc>
         <w:tc>
           <w:tcPr>
-            <w:tcW w:type="dxa" w:w="775"/>
+            <w:tcW w:type="dxa" w:w="771"/>
             <w:tcMar>
               <w:top w:w="50" w:type="dxa"/>
               <w:bottom w:w="50" w:type="dxa"/>
@@ -20287,7 +18586,7 @@
         </w:tc>
         <w:tc>
           <w:tcPr>
-            <w:tcW w:type="dxa" w:w="672"/>
+            <w:tcW w:type="dxa" w:w="720"/>
             <w:tcMar>
               <w:top w:w="50" w:type="dxa"/>
               <w:bottom w:w="50" w:type="dxa"/>
@@ -20305,29 +18604,6 @@
                 <w:sz w:val="15"/>
               </w:rPr>
               <w:t>4</w:t>
-            </w:r>
-          </w:p>
-        </w:tc>
-        <w:tc>
-          <w:tcPr>
-            <w:tcW w:type="dxa" w:w="827"/>
-            <w:tcMar>
-              <w:top w:w="50" w:type="dxa"/>
-              <w:bottom w:w="50" w:type="dxa"/>
-              <w:left w:w="90" w:type="dxa"/>
-              <w:right w:w="90" w:type="dxa"/>
-            </w:tcMar>
-            <w:shd w:val="clear" w:color="auto" w:fill="E5F5FF"/>
-          </w:tcPr>
-          <w:p>
-            <w:pPr>
-              <w:pStyle w:val="BDOITable"/>
-            </w:pPr>
-            <w:r>
-              <w:rPr>
-                <w:sz w:val="15"/>
-              </w:rPr>
-              <w:t>0</w:t>
             </w:r>
           </w:p>
         </w:tc>
@@ -20338,7 +18614,7 @@
         </w:trPr>
         <w:tc>
           <w:tcPr>
-            <w:tcW w:type="dxa" w:w="1188"/>
+            <w:tcW w:type="dxa" w:w="1182"/>
             <w:tcMar>
               <w:top w:w="50" w:type="dxa"/>
               <w:bottom w:w="50" w:type="dxa"/>
@@ -20360,7 +18636,7 @@
         </w:tc>
         <w:tc>
           <w:tcPr>
-            <w:tcW w:type="dxa" w:w="3307"/>
+            <w:tcW w:type="dxa" w:w="3804"/>
             <w:tcMar>
               <w:top w:w="50" w:type="dxa"/>
               <w:bottom w:w="50" w:type="dxa"/>
@@ -20382,7 +18658,7 @@
         </w:tc>
         <w:tc>
           <w:tcPr>
-            <w:tcW w:type="dxa" w:w="1653"/>
+            <w:tcW w:type="dxa" w:w="1953"/>
             <w:tcMar>
               <w:top w:w="50" w:type="dxa"/>
               <w:bottom w:w="50" w:type="dxa"/>
@@ -20404,7 +18680,7 @@
         </w:tc>
         <w:tc>
           <w:tcPr>
-            <w:tcW w:type="dxa" w:w="775"/>
+            <w:tcW w:type="dxa" w:w="771"/>
             <w:tcMar>
               <w:top w:w="50" w:type="dxa"/>
               <w:bottom w:w="50" w:type="dxa"/>
@@ -20426,7 +18702,7 @@
         </w:tc>
         <w:tc>
           <w:tcPr>
-            <w:tcW w:type="dxa" w:w="775"/>
+            <w:tcW w:type="dxa" w:w="771"/>
             <w:tcMar>
               <w:top w:w="50" w:type="dxa"/>
               <w:bottom w:w="50" w:type="dxa"/>
@@ -20448,7 +18724,7 @@
         </w:tc>
         <w:tc>
           <w:tcPr>
-            <w:tcW w:type="dxa" w:w="775"/>
+            <w:tcW w:type="dxa" w:w="771"/>
             <w:tcMar>
               <w:top w:w="50" w:type="dxa"/>
               <w:bottom w:w="50" w:type="dxa"/>
@@ -20470,7 +18746,7 @@
         </w:tc>
         <w:tc>
           <w:tcPr>
-            <w:tcW w:type="dxa" w:w="672"/>
+            <w:tcW w:type="dxa" w:w="720"/>
             <w:tcMar>
               <w:top w:w="50" w:type="dxa"/>
               <w:bottom w:w="50" w:type="dxa"/>
@@ -20487,28 +18763,6 @@
                 <w:sz w:val="15"/>
               </w:rPr>
               <w:t>2</w:t>
-            </w:r>
-          </w:p>
-        </w:tc>
-        <w:tc>
-          <w:tcPr>
-            <w:tcW w:type="dxa" w:w="827"/>
-            <w:tcMar>
-              <w:top w:w="50" w:type="dxa"/>
-              <w:bottom w:w="50" w:type="dxa"/>
-              <w:left w:w="90" w:type="dxa"/>
-              <w:right w:w="90" w:type="dxa"/>
-            </w:tcMar>
-          </w:tcPr>
-          <w:p>
-            <w:pPr>
-              <w:pStyle w:val="BDOITable"/>
-            </w:pPr>
-            <w:r>
-              <w:rPr>
-                <w:sz w:val="15"/>
-              </w:rPr>
-              <w:t>0</w:t>
             </w:r>
           </w:p>
         </w:tc>
@@ -20519,7 +18773,7 @@
         </w:trPr>
         <w:tc>
           <w:tcPr>
-            <w:tcW w:type="dxa" w:w="1188"/>
+            <w:tcW w:type="dxa" w:w="1182"/>
             <w:tcMar>
               <w:top w:w="50" w:type="dxa"/>
               <w:bottom w:w="50" w:type="dxa"/>
@@ -20542,7 +18796,7 @@
         </w:tc>
         <w:tc>
           <w:tcPr>
-            <w:tcW w:type="dxa" w:w="3307"/>
+            <w:tcW w:type="dxa" w:w="3804"/>
             <w:tcMar>
               <w:top w:w="50" w:type="dxa"/>
               <w:bottom w:w="50" w:type="dxa"/>
@@ -20565,7 +18819,7 @@
         </w:tc>
         <w:tc>
           <w:tcPr>
-            <w:tcW w:type="dxa" w:w="1653"/>
+            <w:tcW w:type="dxa" w:w="1953"/>
             <w:tcMar>
               <w:top w:w="50" w:type="dxa"/>
               <w:bottom w:w="50" w:type="dxa"/>
@@ -20588,7 +18842,7 @@
         </w:tc>
         <w:tc>
           <w:tcPr>
-            <w:tcW w:type="dxa" w:w="775"/>
+            <w:tcW w:type="dxa" w:w="771"/>
             <w:tcMar>
               <w:top w:w="50" w:type="dxa"/>
               <w:bottom w:w="50" w:type="dxa"/>
@@ -20611,7 +18865,7 @@
         </w:tc>
         <w:tc>
           <w:tcPr>
-            <w:tcW w:type="dxa" w:w="775"/>
+            <w:tcW w:type="dxa" w:w="771"/>
             <w:tcMar>
               <w:top w:w="50" w:type="dxa"/>
               <w:bottom w:w="50" w:type="dxa"/>
@@ -20634,7 +18888,7 @@
         </w:tc>
         <w:tc>
           <w:tcPr>
-            <w:tcW w:type="dxa" w:w="775"/>
+            <w:tcW w:type="dxa" w:w="771"/>
             <w:tcMar>
               <w:top w:w="50" w:type="dxa"/>
               <w:bottom w:w="50" w:type="dxa"/>
@@ -20657,7 +18911,7 @@
         </w:tc>
         <w:tc>
           <w:tcPr>
-            <w:tcW w:type="dxa" w:w="672"/>
+            <w:tcW w:type="dxa" w:w="720"/>
             <w:tcMar>
               <w:top w:w="50" w:type="dxa"/>
               <w:bottom w:w="50" w:type="dxa"/>
@@ -20675,29 +18929,6 @@
                 <w:sz w:val="15"/>
               </w:rPr>
               <w:t>4</w:t>
-            </w:r>
-          </w:p>
-        </w:tc>
-        <w:tc>
-          <w:tcPr>
-            <w:tcW w:type="dxa" w:w="827"/>
-            <w:tcMar>
-              <w:top w:w="50" w:type="dxa"/>
-              <w:bottom w:w="50" w:type="dxa"/>
-              <w:left w:w="90" w:type="dxa"/>
-              <w:right w:w="90" w:type="dxa"/>
-            </w:tcMar>
-            <w:shd w:val="clear" w:color="auto" w:fill="E5F5FF"/>
-          </w:tcPr>
-          <w:p>
-            <w:pPr>
-              <w:pStyle w:val="BDOITable"/>
-            </w:pPr>
-            <w:r>
-              <w:rPr>
-                <w:sz w:val="15"/>
-              </w:rPr>
-              <w:t>0</w:t>
             </w:r>
           </w:p>
         </w:tc>
@@ -27436,7 +25667,7 @@
               <w:rPr>
                 <w:sz w:val="17"/>
               </w:rPr>
-              <w:t>Insurer round-trip. Processing builds the extract per insurer, sends it protected and applies the insurer's response file.</w:t>
+              <w:t>Insurer round-trip. Processing prepares the extract per insurer, sends it protected and applies the insurer's response file.</w:t>
             </w:r>
           </w:p>
         </w:tc>
@@ -29996,7 +28227,7 @@
               <w:rPr>
                 <w:sz w:val="15"/>
               </w:rPr>
-              <w:t>Build, send and apply insurer batches</w:t>
+              <w:t>Prepare, send and apply insurer batches</w:t>
             </w:r>
           </w:p>
         </w:tc>
@@ -32210,34 +30441,17 @@
     </w:p>
     <w:p>
       <w:pPr>
-        <w:pStyle w:val="Heading2"/>
-      </w:pPr>
-      <w:bookmarkStart w:id="126" w:name="_Toc000126"/>
-      <w:r>
-        <w:rPr/>
-        <w:t>7.6 Automated tests</w:t>
-      </w:r>
-      <w:bookmarkEnd w:id="126"/>
-    </w:p>
-    <w:p>
-      <w:r>
-        <w:rPr/>
-        <w:t>No automated test exists yet for this BRD; every case is run manually.</w:t>
-      </w:r>
-    </w:p>
-    <w:p>
-      <w:pPr>
         <w:pStyle w:val="Heading1"/>
         <w:pBdr>
           <w:bottom w:val="single" w:sz="4" w:space="4" w:color="99C1E7"/>
         </w:pBdr>
       </w:pPr>
-      <w:bookmarkStart w:id="127" w:name="_Toc000127"/>
+      <w:bookmarkStart w:id="126" w:name="_Toc000126"/>
       <w:r>
         <w:rPr/>
         <w:t>8 Risks</w:t>
       </w:r>
-      <w:bookmarkEnd w:id="127"/>
+      <w:bookmarkEnd w:id="126"/>
     </w:p>
     <w:p>
       <w:pPr>
@@ -32383,7 +30597,7 @@
               <w:rPr>
                 <w:sz w:val="18"/>
               </w:rPr>
-              <w:t>Renewal is not built; screen names, labels and messages may change at build</w:t>
+              <w:t>Screen names, labels or messages change after BDOI's review of the FRS</w:t>
             </w:r>
           </w:p>
         </w:tc>
@@ -32427,7 +30641,7 @@
               <w:rPr>
                 <w:sz w:val="18"/>
               </w:rPr>
-              <w:t>The cases name the design's screens and the FRS texts; the test lead updates the workbook from the build before the system test and records the changes in the document control</w:t>
+              <w:t>The cases name the FRS screens and texts; the test lead updates the workbook before the system test and records the changes in the document control</w:t>
             </w:r>
           </w:p>
         </w:tc>
@@ -32501,7 +30715,7 @@
               <w:rPr>
                 <w:sz w:val="18"/>
               </w:rPr>
-              <w:t>The rules are configuration; the cases use the test values of TD-RN-08 and are re-run with BDOI's values without a new build</w:t>
+              <w:t>The rules are configuration; the cases use the test values of TD-RN-08 and are re-run with BDOI's values without a change to the system</w:t>
             </w:r>
           </w:p>
         </w:tc>
@@ -32572,7 +30786,7 @@
               <w:rPr>
                 <w:sz w:val="18"/>
               </w:rPr>
-              <w:t>Claims cases expect "claims not connected"; the claim-driven cases (open claim gives Review) use a claims stub until Claims is built</w:t>
+              <w:t>Claims cases expect "claims not connected"; the claim-driven cases (open claim gives Review) use a prepared list of open claims until the Claims module is connected</w:t>
             </w:r>
           </w:p>
         </w:tc>
@@ -32954,1137 +31168,12 @@
           <w:bottom w:val="single" w:sz="4" w:space="4" w:color="99C1E7"/>
         </w:pBdr>
       </w:pPr>
-      <w:bookmarkStart w:id="128" w:name="_Toc000128"/>
+      <w:bookmarkStart w:id="127" w:name="_Toc000127"/>
       <w:r>
         <w:rPr/>
-        <w:t>9 FRS findings</w:t>
+        <w:t>9 Sign-off</w:t>
       </w:r>
-      <w:bookmarkEnd w:id="128"/>
-    </w:p>
-    <w:p>
-      <w:r>
-        <w:rPr/>
-        <w:t>Writing the cases showed the points below, where the FRS is ambiguous, cannot be tested as written, or differs from what the platform shows today. The cases follow the proposed resolution; the FRS owner decides the correction for FRS v1.1.</w:t>
-      </w:r>
-    </w:p>
-    <w:p>
-      <w:pPr>
-        <w:pStyle w:val="Caption"/>
-        <w:keepNext/>
-        <w:spacing w:after="60"/>
-      </w:pPr>
-      <w:r>
-        <w:rPr>
-          <w:b/>
-          <w:i w:val="0"/>
-        </w:rPr>
-        <w:t xml:space="preserve">Table 17: </w:t>
-      </w:r>
-      <w:r>
-        <w:rPr/>
-        <w:t>FRS findings for the FRS owner</w:t>
-      </w:r>
-    </w:p>
-    <w:tbl>
-      <w:tblPr>
-        <w:tblW w:type="dxa" w:w="9973"/>
-        <w:jc w:val="center"/>
-        <w:tblLook w:firstColumn="1" w:firstRow="1" w:lastColumn="0" w:lastRow="0" w:noHBand="0" w:noVBand="1" w:val="04A0"/>
-        <w:tblBorders>
-          <w:top w:val="single" w:sz="4" w:space="0" w:color="C2C2C1"/>
-          <w:left w:val="single" w:sz="4" w:space="0" w:color="C2C2C1"/>
-          <w:bottom w:val="single" w:sz="4" w:space="0" w:color="C2C2C1"/>
-          <w:right w:val="single" w:sz="4" w:space="0" w:color="C2C2C1"/>
-          <w:insideH w:val="single" w:sz="4" w:space="0" w:color="C2C2C1"/>
-          <w:insideV w:val="single" w:sz="4" w:space="0" w:color="C2C2C1"/>
-        </w:tblBorders>
-        <w:tblLayout w:type="fixed"/>
-      </w:tblPr>
-      <w:tblGrid>
-        <w:gridCol w:w="1055"/>
-        <w:gridCol w:w="1290"/>
-        <w:gridCol w:w="4223"/>
-        <w:gridCol w:w="3402"/>
-      </w:tblGrid>
-      <w:tr>
-        <w:trPr>
-          <w:tblHeader w:val="true"/>
-          <w:cantSplit w:val="true"/>
-        </w:trPr>
-        <w:tc>
-          <w:tcPr>
-            <w:tcW w:type="dxa" w:w="1056"/>
-            <w:shd w:val="clear" w:color="auto" w:fill="004EA8"/>
-            <w:tcMar>
-              <w:top w:w="50" w:type="dxa"/>
-              <w:bottom w:w="50" w:type="dxa"/>
-              <w:left w:w="90" w:type="dxa"/>
-              <w:right w:w="90" w:type="dxa"/>
-            </w:tcMar>
-            <w:vAlign w:val="center"/>
-          </w:tcPr>
-          <w:p>
-            <w:pPr>
-              <w:pStyle w:val="BDOITableHeader"/>
-            </w:pPr>
-            <w:r>
-              <w:rPr>
-                <w:b/>
-                <w:color w:val="FFFFFF"/>
-                <w:sz w:val="17"/>
-              </w:rPr>
-              <w:t>ID</w:t>
-            </w:r>
-          </w:p>
-        </w:tc>
-        <w:tc>
-          <w:tcPr>
-            <w:tcW w:type="dxa" w:w="1290"/>
-            <w:shd w:val="clear" w:color="auto" w:fill="004EA8"/>
-            <w:tcMar>
-              <w:top w:w="50" w:type="dxa"/>
-              <w:bottom w:w="50" w:type="dxa"/>
-              <w:left w:w="90" w:type="dxa"/>
-              <w:right w:w="90" w:type="dxa"/>
-            </w:tcMar>
-            <w:vAlign w:val="center"/>
-          </w:tcPr>
-          <w:p>
-            <w:pPr>
-              <w:pStyle w:val="BDOITableHeader"/>
-            </w:pPr>
-            <w:r>
-              <w:rPr>
-                <w:b/>
-                <w:color w:val="FFFFFF"/>
-                <w:sz w:val="17"/>
-              </w:rPr>
-              <w:t>FR</w:t>
-            </w:r>
-          </w:p>
-        </w:tc>
-        <w:tc>
-          <w:tcPr>
-            <w:tcW w:type="dxa" w:w="4223"/>
-            <w:shd w:val="clear" w:color="auto" w:fill="004EA8"/>
-            <w:tcMar>
-              <w:top w:w="50" w:type="dxa"/>
-              <w:bottom w:w="50" w:type="dxa"/>
-              <w:left w:w="90" w:type="dxa"/>
-              <w:right w:w="90" w:type="dxa"/>
-            </w:tcMar>
-            <w:vAlign w:val="center"/>
-          </w:tcPr>
-          <w:p>
-            <w:pPr>
-              <w:pStyle w:val="BDOITableHeader"/>
-            </w:pPr>
-            <w:r>
-              <w:rPr>
-                <w:b/>
-                <w:color w:val="FFFFFF"/>
-                <w:sz w:val="17"/>
-              </w:rPr>
-              <w:t>Finding</w:t>
-            </w:r>
-          </w:p>
-        </w:tc>
-        <w:tc>
-          <w:tcPr>
-            <w:tcW w:type="dxa" w:w="3402"/>
-            <w:shd w:val="clear" w:color="auto" w:fill="004EA8"/>
-            <w:tcMar>
-              <w:top w:w="50" w:type="dxa"/>
-              <w:bottom w:w="50" w:type="dxa"/>
-              <w:left w:w="90" w:type="dxa"/>
-              <w:right w:w="90" w:type="dxa"/>
-            </w:tcMar>
-            <w:vAlign w:val="center"/>
-          </w:tcPr>
-          <w:p>
-            <w:pPr>
-              <w:pStyle w:val="BDOITableHeader"/>
-            </w:pPr>
-            <w:r>
-              <w:rPr>
-                <w:b/>
-                <w:color w:val="FFFFFF"/>
-                <w:sz w:val="17"/>
-              </w:rPr>
-              <w:t>Proposed resolution</w:t>
-            </w:r>
-          </w:p>
-        </w:tc>
-      </w:tr>
-      <w:tr>
-        <w:trPr>
-          <w:cantSplit w:val="true"/>
-        </w:trPr>
-        <w:tc>
-          <w:tcPr>
-            <w:tcW w:type="dxa" w:w="1056"/>
-            <w:tcMar>
-              <w:top w:w="50" w:type="dxa"/>
-              <w:bottom w:w="50" w:type="dxa"/>
-              <w:left w:w="90" w:type="dxa"/>
-              <w:right w:w="90" w:type="dxa"/>
-            </w:tcMar>
-          </w:tcPr>
-          <w:p>
-            <w:pPr>
-              <w:pStyle w:val="BDOITable"/>
-            </w:pPr>
-            <w:r>
-              <w:rPr>
-                <w:sz w:val="17"/>
-              </w:rPr>
-              <w:t>TF-RN-01</w:t>
-            </w:r>
-          </w:p>
-        </w:tc>
-        <w:tc>
-          <w:tcPr>
-            <w:tcW w:type="dxa" w:w="1290"/>
-            <w:tcMar>
-              <w:top w:w="50" w:type="dxa"/>
-              <w:bottom w:w="50" w:type="dxa"/>
-              <w:left w:w="90" w:type="dxa"/>
-              <w:right w:w="90" w:type="dxa"/>
-            </w:tcMar>
-          </w:tcPr>
-          <w:p>
-            <w:pPr>
-              <w:pStyle w:val="BDOITable"/>
-            </w:pPr>
-            <w:r>
-              <w:rPr>
-                <w:sz w:val="17"/>
-              </w:rPr>
-              <w:t>FR-RN-001</w:t>
-            </w:r>
-          </w:p>
-        </w:tc>
-        <w:tc>
-          <w:tcPr>
-            <w:tcW w:type="dxa" w:w="4223"/>
-            <w:tcMar>
-              <w:top w:w="50" w:type="dxa"/>
-              <w:bottom w:w="50" w:type="dxa"/>
-              <w:left w:w="90" w:type="dxa"/>
-              <w:right w:w="90" w:type="dxa"/>
-            </w:tcMar>
-          </w:tcPr>
-          <w:p>
-            <w:pPr>
-              <w:pStyle w:val="BDOITable"/>
-            </w:pPr>
-            <w:r>
-              <w:rPr>
-                <w:sz w:val="17"/>
-              </w:rPr>
-              <w:t>The FRS gives "Invalid user ID or password" for a wrong log-in. Renewal uses the platform log-in, which shows "Invalid user name or password" and, for a locked account, "Account is locked. Contact your administrator." (AuthService). The FRS gives no text for the lock.</w:t>
-            </w:r>
-          </w:p>
-        </w:tc>
-        <w:tc>
-          <w:tcPr>
-            <w:tcW w:type="dxa" w:w="3402"/>
-            <w:tcMar>
-              <w:top w:w="50" w:type="dxa"/>
-              <w:bottom w:w="50" w:type="dxa"/>
-              <w:left w:w="90" w:type="dxa"/>
-              <w:right w:w="90" w:type="dxa"/>
-            </w:tcMar>
-          </w:tcPr>
-          <w:p>
-            <w:pPr>
-              <w:pStyle w:val="BDOITable"/>
-            </w:pPr>
-            <w:r>
-              <w:rPr>
-                <w:sz w:val="17"/>
-              </w:rPr>
-              <w:t>Quote the platform texts in FRS v1.1; the cases use them.</w:t>
-            </w:r>
-          </w:p>
-        </w:tc>
-      </w:tr>
-      <w:tr>
-        <w:trPr>
-          <w:cantSplit w:val="true"/>
-        </w:trPr>
-        <w:tc>
-          <w:tcPr>
-            <w:tcW w:type="dxa" w:w="1056"/>
-            <w:tcMar>
-              <w:top w:w="50" w:type="dxa"/>
-              <w:bottom w:w="50" w:type="dxa"/>
-              <w:left w:w="90" w:type="dxa"/>
-              <w:right w:w="90" w:type="dxa"/>
-            </w:tcMar>
-            <w:shd w:val="clear" w:color="auto" w:fill="E5F5FF"/>
-          </w:tcPr>
-          <w:p>
-            <w:pPr>
-              <w:pStyle w:val="BDOITable"/>
-            </w:pPr>
-            <w:r>
-              <w:rPr>
-                <w:sz w:val="17"/>
-              </w:rPr>
-              <w:t>TF-RN-02</w:t>
-            </w:r>
-          </w:p>
-        </w:tc>
-        <w:tc>
-          <w:tcPr>
-            <w:tcW w:type="dxa" w:w="1290"/>
-            <w:tcMar>
-              <w:top w:w="50" w:type="dxa"/>
-              <w:bottom w:w="50" w:type="dxa"/>
-              <w:left w:w="90" w:type="dxa"/>
-              <w:right w:w="90" w:type="dxa"/>
-            </w:tcMar>
-            <w:shd w:val="clear" w:color="auto" w:fill="E5F5FF"/>
-          </w:tcPr>
-          <w:p>
-            <w:pPr>
-              <w:pStyle w:val="BDOITable"/>
-            </w:pPr>
-            <w:r>
-              <w:rPr>
-                <w:sz w:val="17"/>
-              </w:rPr>
-              <w:t>FR-RN-002</w:t>
-            </w:r>
-          </w:p>
-        </w:tc>
-        <w:tc>
-          <w:tcPr>
-            <w:tcW w:type="dxa" w:w="4223"/>
-            <w:tcMar>
-              <w:top w:w="50" w:type="dxa"/>
-              <w:bottom w:w="50" w:type="dxa"/>
-              <w:left w:w="90" w:type="dxa"/>
-              <w:right w:w="90" w:type="dxa"/>
-            </w:tcMar>
-            <w:shd w:val="clear" w:color="auto" w:fill="E5F5FF"/>
-          </w:tcPr>
-          <w:p>
-            <w:pPr>
-              <w:pStyle w:val="BDOITable"/>
-            </w:pPr>
-            <w:r>
-              <w:rPr>
-                <w:sz w:val="17"/>
-              </w:rPr>
-              <w:t>The FRS no-access text "You do not have access to this page" differs from the platform screen "You do not have access to this screen. Contact your administrator if you need it." (frontend/src/auth/RequireAuth.tsx).</w:t>
-            </w:r>
-          </w:p>
-        </w:tc>
-        <w:tc>
-          <w:tcPr>
-            <w:tcW w:type="dxa" w:w="3402"/>
-            <w:tcMar>
-              <w:top w:w="50" w:type="dxa"/>
-              <w:bottom w:w="50" w:type="dxa"/>
-              <w:left w:w="90" w:type="dxa"/>
-              <w:right w:w="90" w:type="dxa"/>
-            </w:tcMar>
-            <w:shd w:val="clear" w:color="auto" w:fill="E5F5FF"/>
-          </w:tcPr>
-          <w:p>
-            <w:pPr>
-              <w:pStyle w:val="BDOITable"/>
-            </w:pPr>
-            <w:r>
-              <w:rPr>
-                <w:sz w:val="17"/>
-              </w:rPr>
-              <w:t>Use the platform wording in FRS v1.1.</w:t>
-            </w:r>
-          </w:p>
-        </w:tc>
-      </w:tr>
-      <w:tr>
-        <w:trPr>
-          <w:cantSplit w:val="true"/>
-        </w:trPr>
-        <w:tc>
-          <w:tcPr>
-            <w:tcW w:type="dxa" w:w="1056"/>
-            <w:tcMar>
-              <w:top w:w="50" w:type="dxa"/>
-              <w:bottom w:w="50" w:type="dxa"/>
-              <w:left w:w="90" w:type="dxa"/>
-              <w:right w:w="90" w:type="dxa"/>
-            </w:tcMar>
-          </w:tcPr>
-          <w:p>
-            <w:pPr>
-              <w:pStyle w:val="BDOITable"/>
-            </w:pPr>
-            <w:r>
-              <w:rPr>
-                <w:sz w:val="17"/>
-              </w:rPr>
-              <w:t>TF-RN-03</w:t>
-            </w:r>
-          </w:p>
-        </w:tc>
-        <w:tc>
-          <w:tcPr>
-            <w:tcW w:type="dxa" w:w="1290"/>
-            <w:tcMar>
-              <w:top w:w="50" w:type="dxa"/>
-              <w:bottom w:w="50" w:type="dxa"/>
-              <w:left w:w="90" w:type="dxa"/>
-              <w:right w:w="90" w:type="dxa"/>
-            </w:tcMar>
-          </w:tcPr>
-          <w:p>
-            <w:pPr>
-              <w:pStyle w:val="BDOITable"/>
-            </w:pPr>
-            <w:r>
-              <w:rPr>
-                <w:sz w:val="17"/>
-              </w:rPr>
-              <w:t>FR-RN-025</w:t>
-            </w:r>
-          </w:p>
-        </w:tc>
-        <w:tc>
-          <w:tcPr>
-            <w:tcW w:type="dxa" w:w="4223"/>
-            <w:tcMar>
-              <w:top w:w="50" w:type="dxa"/>
-              <w:bottom w:w="50" w:type="dxa"/>
-              <w:left w:w="90" w:type="dxa"/>
-              <w:right w:w="90" w:type="dxa"/>
-            </w:tcMar>
-          </w:tcPr>
-          <w:p>
-            <w:pPr>
-              <w:pStyle w:val="BDOITable"/>
-            </w:pPr>
-            <w:r>
-              <w:rPr>
-                <w:sz w:val="17"/>
-              </w:rPr>
-              <w:t>For a wrong file type the FRS gives "The file type is not allowed" (FR-RN-025, 060, 085). The platform shows "Upload an Excel (.xlsx), OpenDocument (.ods), CSV (.csv) or text (.txt) file" for bulk uploads and "Only these file types are allowed - &lt;list&gt;" for attachments.</w:t>
-            </w:r>
-          </w:p>
-        </w:tc>
-        <w:tc>
-          <w:tcPr>
-            <w:tcW w:type="dxa" w:w="3402"/>
-            <w:tcMar>
-              <w:top w:w="50" w:type="dxa"/>
-              <w:bottom w:w="50" w:type="dxa"/>
-              <w:left w:w="90" w:type="dxa"/>
-              <w:right w:w="90" w:type="dxa"/>
-            </w:tcMar>
-          </w:tcPr>
-          <w:p>
-            <w:pPr>
-              <w:pStyle w:val="BDOITable"/>
-            </w:pPr>
-            <w:r>
-              <w:rPr>
-                <w:sz w:val="17"/>
-              </w:rPr>
-              <w:t>Quote the platform texts, or state that Renewal replaces them; the cases use the platform texts.</w:t>
-            </w:r>
-          </w:p>
-        </w:tc>
-      </w:tr>
-      <w:tr>
-        <w:trPr>
-          <w:cantSplit w:val="true"/>
-        </w:trPr>
-        <w:tc>
-          <w:tcPr>
-            <w:tcW w:type="dxa" w:w="1056"/>
-            <w:tcMar>
-              <w:top w:w="50" w:type="dxa"/>
-              <w:bottom w:w="50" w:type="dxa"/>
-              <w:left w:w="90" w:type="dxa"/>
-              <w:right w:w="90" w:type="dxa"/>
-            </w:tcMar>
-            <w:shd w:val="clear" w:color="auto" w:fill="E5F5FF"/>
-          </w:tcPr>
-          <w:p>
-            <w:pPr>
-              <w:pStyle w:val="BDOITable"/>
-            </w:pPr>
-            <w:r>
-              <w:rPr>
-                <w:sz w:val="17"/>
-              </w:rPr>
-              <w:t>TF-RN-04</w:t>
-            </w:r>
-          </w:p>
-        </w:tc>
-        <w:tc>
-          <w:tcPr>
-            <w:tcW w:type="dxa" w:w="1290"/>
-            <w:tcMar>
-              <w:top w:w="50" w:type="dxa"/>
-              <w:bottom w:w="50" w:type="dxa"/>
-              <w:left w:w="90" w:type="dxa"/>
-              <w:right w:w="90" w:type="dxa"/>
-            </w:tcMar>
-            <w:shd w:val="clear" w:color="auto" w:fill="E5F5FF"/>
-          </w:tcPr>
-          <w:p>
-            <w:pPr>
-              <w:pStyle w:val="BDOITable"/>
-            </w:pPr>
-            <w:r>
-              <w:rPr>
-                <w:sz w:val="17"/>
-              </w:rPr>
-              <w:t>FR-RN-080</w:t>
-            </w:r>
-          </w:p>
-        </w:tc>
-        <w:tc>
-          <w:tcPr>
-            <w:tcW w:type="dxa" w:w="4223"/>
-            <w:tcMar>
-              <w:top w:w="50" w:type="dxa"/>
-              <w:bottom w:w="50" w:type="dxa"/>
-              <w:left w:w="90" w:type="dxa"/>
-              <w:right w:w="90" w:type="dxa"/>
-            </w:tcMar>
-            <w:shd w:val="clear" w:color="auto" w:fill="E5F5FF"/>
-          </w:tcPr>
-          <w:p>
-            <w:pPr>
-              <w:pStyle w:val="BDOITable"/>
-            </w:pPr>
-            <w:r>
-              <w:rPr>
-                <w:sz w:val="17"/>
-              </w:rPr>
-              <w:t>Rule R2 and the field rule say "less than 30 days" before expiry; whether exactly 30 days needs a confirmation is not stated. TC-RN-080.3-02 assumes it does not.</w:t>
-            </w:r>
-          </w:p>
-        </w:tc>
-        <w:tc>
-          <w:tcPr>
-            <w:tcW w:type="dxa" w:w="3402"/>
-            <w:tcMar>
-              <w:top w:w="50" w:type="dxa"/>
-              <w:bottom w:w="50" w:type="dxa"/>
-              <w:left w:w="90" w:type="dxa"/>
-              <w:right w:w="90" w:type="dxa"/>
-            </w:tcMar>
-            <w:shd w:val="clear" w:color="auto" w:fill="E5F5FF"/>
-          </w:tcPr>
-          <w:p>
-            <w:pPr>
-              <w:pStyle w:val="BDOITable"/>
-            </w:pPr>
-            <w:r>
-              <w:rPr>
-                <w:sz w:val="17"/>
-              </w:rPr>
-              <w:t>State the boundary ("fewer than RNW_RA_MIN_NOTICE_DAYS days") in R2 and in the field rule.</w:t>
-            </w:r>
-          </w:p>
-        </w:tc>
-      </w:tr>
-      <w:tr>
-        <w:trPr>
-          <w:cantSplit w:val="true"/>
-        </w:trPr>
-        <w:tc>
-          <w:tcPr>
-            <w:tcW w:type="dxa" w:w="1056"/>
-            <w:tcMar>
-              <w:top w:w="50" w:type="dxa"/>
-              <w:bottom w:w="50" w:type="dxa"/>
-              <w:left w:w="90" w:type="dxa"/>
-              <w:right w:w="90" w:type="dxa"/>
-            </w:tcMar>
-          </w:tcPr>
-          <w:p>
-            <w:pPr>
-              <w:pStyle w:val="BDOITable"/>
-            </w:pPr>
-            <w:r>
-              <w:rPr>
-                <w:sz w:val="17"/>
-              </w:rPr>
-              <w:t>TF-RN-05</w:t>
-            </w:r>
-          </w:p>
-        </w:tc>
-        <w:tc>
-          <w:tcPr>
-            <w:tcW w:type="dxa" w:w="1290"/>
-            <w:tcMar>
-              <w:top w:w="50" w:type="dxa"/>
-              <w:bottom w:w="50" w:type="dxa"/>
-              <w:left w:w="90" w:type="dxa"/>
-              <w:right w:w="90" w:type="dxa"/>
-            </w:tcMar>
-          </w:tcPr>
-          <w:p>
-            <w:pPr>
-              <w:pStyle w:val="BDOITable"/>
-            </w:pPr>
-            <w:r>
-              <w:rPr>
-                <w:sz w:val="17"/>
-              </w:rPr>
-              <w:t>FR-RN-013</w:t>
-            </w:r>
-          </w:p>
-        </w:tc>
-        <w:tc>
-          <w:tcPr>
-            <w:tcW w:type="dxa" w:w="4223"/>
-            <w:tcMar>
-              <w:top w:w="50" w:type="dxa"/>
-              <w:bottom w:w="50" w:type="dxa"/>
-              <w:left w:w="90" w:type="dxa"/>
-              <w:right w:w="90" w:type="dxa"/>
-            </w:tcMar>
-          </w:tcPr>
-          <w:p>
-            <w:pPr>
-              <w:pStyle w:val="BDOITable"/>
-            </w:pPr>
-            <w:r>
-              <w:rPr>
-                <w:sz w:val="17"/>
-              </w:rPr>
-              <w:t>Rule R1 asks for one scrollable view without pagination, which conflicts with the UX pager rule (UX-6, RQ05 open). Acceptance criterion 1 (20,000 rows without a pager) cannot be signed off until RQ05 is answered.</w:t>
-            </w:r>
-          </w:p>
-        </w:tc>
-        <w:tc>
-          <w:tcPr>
-            <w:tcW w:type="dxa" w:w="3402"/>
-            <w:tcMar>
-              <w:top w:w="50" w:type="dxa"/>
-              <w:bottom w:w="50" w:type="dxa"/>
-              <w:left w:w="90" w:type="dxa"/>
-              <w:right w:w="90" w:type="dxa"/>
-            </w:tcMar>
-          </w:tcPr>
-          <w:p>
-            <w:pPr>
-              <w:pStyle w:val="BDOITable"/>
-            </w:pPr>
-            <w:r>
-              <w:rPr>
-                <w:sz w:val="17"/>
-              </w:rPr>
-              <w:t>Close RQ05 before UAT; the case TC-RN-013.1-01 follows the FRS.</w:t>
-            </w:r>
-          </w:p>
-        </w:tc>
-      </w:tr>
-      <w:tr>
-        <w:trPr>
-          <w:cantSplit w:val="true"/>
-        </w:trPr>
-        <w:tc>
-          <w:tcPr>
-            <w:tcW w:type="dxa" w:w="1056"/>
-            <w:tcMar>
-              <w:top w:w="50" w:type="dxa"/>
-              <w:bottom w:w="50" w:type="dxa"/>
-              <w:left w:w="90" w:type="dxa"/>
-              <w:right w:w="90" w:type="dxa"/>
-            </w:tcMar>
-            <w:shd w:val="clear" w:color="auto" w:fill="E5F5FF"/>
-          </w:tcPr>
-          <w:p>
-            <w:pPr>
-              <w:pStyle w:val="BDOITable"/>
-            </w:pPr>
-            <w:r>
-              <w:rPr>
-                <w:sz w:val="17"/>
-              </w:rPr>
-              <w:t>TF-RN-06</w:t>
-            </w:r>
-          </w:p>
-        </w:tc>
-        <w:tc>
-          <w:tcPr>
-            <w:tcW w:type="dxa" w:w="1290"/>
-            <w:tcMar>
-              <w:top w:w="50" w:type="dxa"/>
-              <w:bottom w:w="50" w:type="dxa"/>
-              <w:left w:w="90" w:type="dxa"/>
-              <w:right w:w="90" w:type="dxa"/>
-            </w:tcMar>
-            <w:shd w:val="clear" w:color="auto" w:fill="E5F5FF"/>
-          </w:tcPr>
-          <w:p>
-            <w:pPr>
-              <w:pStyle w:val="BDOITable"/>
-            </w:pPr>
-            <w:r>
-              <w:rPr>
-                <w:sz w:val="17"/>
-              </w:rPr>
-              <w:t>FR-RN-101</w:t>
-            </w:r>
-          </w:p>
-        </w:tc>
-        <w:tc>
-          <w:tcPr>
-            <w:tcW w:type="dxa" w:w="4223"/>
-            <w:tcMar>
-              <w:top w:w="50" w:type="dxa"/>
-              <w:bottom w:w="50" w:type="dxa"/>
-              <w:left w:w="90" w:type="dxa"/>
-              <w:right w:w="90" w:type="dxa"/>
-            </w:tcMar>
-            <w:shd w:val="clear" w:color="auto" w:fill="E5F5FF"/>
-          </w:tcPr>
-          <w:p>
-            <w:pPr>
-              <w:pStyle w:val="BDOITable"/>
-            </w:pPr>
-            <w:r>
-              <w:rPr>
-                <w:sz w:val="17"/>
-              </w:rPr>
-              <w:t>Four of the 34 summary counters have no source in the BRD and show 0 with "pending definition" (RQ10), so they cannot be tested against a business rule. The report range check is a report-engine check whose message today reads "&lt;to&gt; must not be before &lt;from&gt;", not "The end date must be on or after the start date".</w:t>
-            </w:r>
-          </w:p>
-        </w:tc>
-        <w:tc>
-          <w:tcPr>
-            <w:tcW w:type="dxa" w:w="3402"/>
-            <w:tcMar>
-              <w:top w:w="50" w:type="dxa"/>
-              <w:bottom w:w="50" w:type="dxa"/>
-              <w:left w:w="90" w:type="dxa"/>
-              <w:right w:w="90" w:type="dxa"/>
-            </w:tcMar>
-            <w:shd w:val="clear" w:color="auto" w:fill="E5F5FF"/>
-          </w:tcPr>
-          <w:p>
-            <w:pPr>
-              <w:pStyle w:val="BDOITable"/>
-            </w:pPr>
-            <w:r>
-              <w:rPr>
-                <w:sz w:val="17"/>
-              </w:rPr>
-              <w:t>Define counters 5, 8, 14 and "to Other Bank" under RQ10; align the range message with the report engine or state that Renewal reports use their own check.</w:t>
-            </w:r>
-          </w:p>
-        </w:tc>
-      </w:tr>
-      <w:tr>
-        <w:trPr>
-          <w:cantSplit w:val="true"/>
-        </w:trPr>
-        <w:tc>
-          <w:tcPr>
-            <w:tcW w:type="dxa" w:w="1056"/>
-            <w:tcMar>
-              <w:top w:w="50" w:type="dxa"/>
-              <w:bottom w:w="50" w:type="dxa"/>
-              <w:left w:w="90" w:type="dxa"/>
-              <w:right w:w="90" w:type="dxa"/>
-            </w:tcMar>
-          </w:tcPr>
-          <w:p>
-            <w:pPr>
-              <w:pStyle w:val="BDOITable"/>
-            </w:pPr>
-            <w:r>
-              <w:rPr>
-                <w:sz w:val="17"/>
-              </w:rPr>
-              <w:t>TF-RN-07</w:t>
-            </w:r>
-          </w:p>
-        </w:tc>
-        <w:tc>
-          <w:tcPr>
-            <w:tcW w:type="dxa" w:w="1290"/>
-            <w:tcMar>
-              <w:top w:w="50" w:type="dxa"/>
-              <w:bottom w:w="50" w:type="dxa"/>
-              <w:left w:w="90" w:type="dxa"/>
-              <w:right w:w="90" w:type="dxa"/>
-            </w:tcMar>
-          </w:tcPr>
-          <w:p>
-            <w:pPr>
-              <w:pStyle w:val="BDOITable"/>
-            </w:pPr>
-            <w:r>
-              <w:rPr>
-                <w:sz w:val="17"/>
-              </w:rPr>
-              <w:t>FR-RN-071</w:t>
-            </w:r>
-          </w:p>
-        </w:tc>
-        <w:tc>
-          <w:tcPr>
-            <w:tcW w:type="dxa" w:w="4223"/>
-            <w:tcMar>
-              <w:top w:w="50" w:type="dxa"/>
-              <w:bottom w:w="50" w:type="dxa"/>
-              <w:left w:w="90" w:type="dxa"/>
-              <w:right w:w="90" w:type="dxa"/>
-            </w:tcMar>
-          </w:tcPr>
-          <w:p>
-            <w:pPr>
-              <w:pStyle w:val="BDOITable"/>
-            </w:pPr>
-            <w:r>
-              <w:rPr>
-                <w:sz w:val="17"/>
-              </w:rPr>
-              <w:t>The outcome of a Reject is "Not for Renewal (insurer declined) or back to Marketing to re-market"; the FRS does not say which, or who decides (RQ15). A late response is defined only as "after the reply due date" with no cut-off time.</w:t>
-            </w:r>
-          </w:p>
-        </w:tc>
-        <w:tc>
-          <w:tcPr>
-            <w:tcW w:type="dxa" w:w="3402"/>
-            <w:tcMar>
-              <w:top w:w="50" w:type="dxa"/>
-              <w:bottom w:w="50" w:type="dxa"/>
-              <w:left w:w="90" w:type="dxa"/>
-              <w:right w:w="90" w:type="dxa"/>
-            </w:tcMar>
-          </w:tcPr>
-          <w:p>
-            <w:pPr>
-              <w:pStyle w:val="BDOITable"/>
-            </w:pPr>
-            <w:r>
-              <w:rPr>
-                <w:sz w:val="17"/>
-              </w:rPr>
-              <w:t>Answer RQ15 and name the rule or parameter that chooses the Reject path and the late cut-off.</w:t>
-            </w:r>
-          </w:p>
-        </w:tc>
-      </w:tr>
-      <w:tr>
-        <w:trPr>
-          <w:cantSplit w:val="true"/>
-        </w:trPr>
-        <w:tc>
-          <w:tcPr>
-            <w:tcW w:type="dxa" w:w="1056"/>
-            <w:tcMar>
-              <w:top w:w="50" w:type="dxa"/>
-              <w:bottom w:w="50" w:type="dxa"/>
-              <w:left w:w="90" w:type="dxa"/>
-              <w:right w:w="90" w:type="dxa"/>
-            </w:tcMar>
-            <w:shd w:val="clear" w:color="auto" w:fill="E5F5FF"/>
-          </w:tcPr>
-          <w:p>
-            <w:pPr>
-              <w:pStyle w:val="BDOITable"/>
-            </w:pPr>
-            <w:r>
-              <w:rPr>
-                <w:sz w:val="17"/>
-              </w:rPr>
-              <w:t>TF-RN-08</w:t>
-            </w:r>
-          </w:p>
-        </w:tc>
-        <w:tc>
-          <w:tcPr>
-            <w:tcW w:type="dxa" w:w="1290"/>
-            <w:tcMar>
-              <w:top w:w="50" w:type="dxa"/>
-              <w:bottom w:w="50" w:type="dxa"/>
-              <w:left w:w="90" w:type="dxa"/>
-              <w:right w:w="90" w:type="dxa"/>
-            </w:tcMar>
-            <w:shd w:val="clear" w:color="auto" w:fill="E5F5FF"/>
-          </w:tcPr>
-          <w:p>
-            <w:pPr>
-              <w:pStyle w:val="BDOITable"/>
-            </w:pPr>
-            <w:r>
-              <w:rPr>
-                <w:sz w:val="17"/>
-              </w:rPr>
-              <w:t>FR-RN-083</w:t>
-            </w:r>
-          </w:p>
-        </w:tc>
-        <w:tc>
-          <w:tcPr>
-            <w:tcW w:type="dxa" w:w="4223"/>
-            <w:tcMar>
-              <w:top w:w="50" w:type="dxa"/>
-              <w:bottom w:w="50" w:type="dxa"/>
-              <w:left w:w="90" w:type="dxa"/>
-              <w:right w:w="90" w:type="dxa"/>
-            </w:tcMar>
-            <w:shd w:val="clear" w:color="auto" w:fill="E5F5FF"/>
-          </w:tcPr>
-          <w:p>
-            <w:pPr>
-              <w:pStyle w:val="BDOITable"/>
-            </w:pPr>
-            <w:r>
-              <w:rPr>
-                <w:sz w:val="17"/>
-              </w:rPr>
-              <w:t>"Not yet submitted" is defined only in the description (no disposition, or For Renewal without RA acceptance); a candidate For Quotation on the NB path, or Not for Renewal awaiting its NFR, is not covered (RQ18).</w:t>
-            </w:r>
-          </w:p>
-        </w:tc>
-        <w:tc>
-          <w:tcPr>
-            <w:tcW w:type="dxa" w:w="3402"/>
-            <w:tcMar>
-              <w:top w:w="50" w:type="dxa"/>
-              <w:bottom w:w="50" w:type="dxa"/>
-              <w:left w:w="90" w:type="dxa"/>
-              <w:right w:w="90" w:type="dxa"/>
-            </w:tcMar>
-            <w:shd w:val="clear" w:color="auto" w:fill="E5F5FF"/>
-          </w:tcPr>
-          <w:p>
-            <w:pPr>
-              <w:pStyle w:val="BDOITable"/>
-            </w:pPr>
-            <w:r>
-              <w:rPr>
-                <w:sz w:val="17"/>
-              </w:rPr>
-              <w:t>List the stages that count as "submitted" so the NRNS checkpoint can be tested for every stage.</w:t>
-            </w:r>
-          </w:p>
-        </w:tc>
-      </w:tr>
-      <w:tr>
-        <w:trPr>
-          <w:cantSplit w:val="true"/>
-        </w:trPr>
-        <w:tc>
-          <w:tcPr>
-            <w:tcW w:type="dxa" w:w="1056"/>
-            <w:tcMar>
-              <w:top w:w="50" w:type="dxa"/>
-              <w:bottom w:w="50" w:type="dxa"/>
-              <w:left w:w="90" w:type="dxa"/>
-              <w:right w:w="90" w:type="dxa"/>
-            </w:tcMar>
-          </w:tcPr>
-          <w:p>
-            <w:pPr>
-              <w:pStyle w:val="BDOITable"/>
-            </w:pPr>
-            <w:r>
-              <w:rPr>
-                <w:sz w:val="17"/>
-              </w:rPr>
-              <w:t>TF-RN-09</w:t>
-            </w:r>
-          </w:p>
-        </w:tc>
-        <w:tc>
-          <w:tcPr>
-            <w:tcW w:type="dxa" w:w="1290"/>
-            <w:tcMar>
-              <w:top w:w="50" w:type="dxa"/>
-              <w:bottom w:w="50" w:type="dxa"/>
-              <w:left w:w="90" w:type="dxa"/>
-              <w:right w:w="90" w:type="dxa"/>
-            </w:tcMar>
-          </w:tcPr>
-          <w:p>
-            <w:pPr>
-              <w:pStyle w:val="BDOITable"/>
-            </w:pPr>
-            <w:r>
-              <w:rPr>
-                <w:sz w:val="17"/>
-              </w:rPr>
-              <w:t>FR-RN-090</w:t>
-            </w:r>
-          </w:p>
-        </w:tc>
-        <w:tc>
-          <w:tcPr>
-            <w:tcW w:type="dxa" w:w="4223"/>
-            <w:tcMar>
-              <w:top w:w="50" w:type="dxa"/>
-              <w:bottom w:w="50" w:type="dxa"/>
-              <w:left w:w="90" w:type="dxa"/>
-              <w:right w:w="90" w:type="dxa"/>
-            </w:tcMar>
-          </w:tcPr>
-          <w:p>
-            <w:pPr>
-              <w:pStyle w:val="BDOITable"/>
-            </w:pPr>
-            <w:r>
-              <w:rPr>
-                <w:sz w:val="17"/>
-              </w:rPr>
-              <w:t>The BRD trace lists bare numbers ("BRIDSP-22, 23, 25, 26" in FR-RN-090; "BRRN.001, 010, 025, 037" in FR-RN-103) and prose ("restating BRD ...", "with their sub-IDs"), which appear as IDs in the coverage sheet.</w:t>
-            </w:r>
-          </w:p>
-        </w:tc>
-        <w:tc>
-          <w:tcPr>
-            <w:tcW w:type="dxa" w:w="3402"/>
-            <w:tcMar>
-              <w:top w:w="50" w:type="dxa"/>
-              <w:bottom w:w="50" w:type="dxa"/>
-              <w:left w:w="90" w:type="dxa"/>
-              <w:right w:w="90" w:type="dxa"/>
-            </w:tcMar>
-          </w:tcPr>
-          <w:p>
-            <w:pPr>
-              <w:pStyle w:val="BDOITable"/>
-            </w:pPr>
-            <w:r>
-              <w:rPr>
-                <w:sz w:val="17"/>
-              </w:rPr>
-              <w:t>Write every BRD ID in full in the fr blocks (BRIDSP-23, BRRN.010) and keep the "restating" notes out of the brd list, so the coverage sheet lists clean IDs.</w:t>
-            </w:r>
-          </w:p>
-        </w:tc>
-      </w:tr>
-      <w:tr>
-        <w:trPr>
-          <w:cantSplit w:val="true"/>
-        </w:trPr>
-        <w:tc>
-          <w:tcPr>
-            <w:tcW w:type="dxa" w:w="1056"/>
-            <w:tcMar>
-              <w:top w:w="50" w:type="dxa"/>
-              <w:bottom w:w="50" w:type="dxa"/>
-              <w:left w:w="90" w:type="dxa"/>
-              <w:right w:w="90" w:type="dxa"/>
-            </w:tcMar>
-            <w:shd w:val="clear" w:color="auto" w:fill="E5F5FF"/>
-          </w:tcPr>
-          <w:p>
-            <w:pPr>
-              <w:pStyle w:val="BDOITable"/>
-            </w:pPr>
-            <w:r>
-              <w:rPr>
-                <w:sz w:val="17"/>
-              </w:rPr>
-              <w:t>TF-RN-10</w:t>
-            </w:r>
-          </w:p>
-        </w:tc>
-        <w:tc>
-          <w:tcPr>
-            <w:tcW w:type="dxa" w:w="1290"/>
-            <w:tcMar>
-              <w:top w:w="50" w:type="dxa"/>
-              <w:bottom w:w="50" w:type="dxa"/>
-              <w:left w:w="90" w:type="dxa"/>
-              <w:right w:w="90" w:type="dxa"/>
-            </w:tcMar>
-            <w:shd w:val="clear" w:color="auto" w:fill="E5F5FF"/>
-          </w:tcPr>
-          <w:p>
-            <w:pPr>
-              <w:pStyle w:val="BDOITable"/>
-            </w:pPr>
-            <w:r>
-              <w:rPr>
-                <w:sz w:val="17"/>
-              </w:rPr>
-              <w:t>FR-RN-102</w:t>
-            </w:r>
-          </w:p>
-        </w:tc>
-        <w:tc>
-          <w:tcPr>
-            <w:tcW w:type="dxa" w:w="4223"/>
-            <w:tcMar>
-              <w:top w:w="50" w:type="dxa"/>
-              <w:bottom w:w="50" w:type="dxa"/>
-              <w:left w:w="90" w:type="dxa"/>
-              <w:right w:w="90" w:type="dxa"/>
-            </w:tcMar>
-            <w:shd w:val="clear" w:color="auto" w:fill="E5F5FF"/>
-          </w:tcPr>
-          <w:p>
-            <w:pPr>
-              <w:pStyle w:val="BDOITable"/>
-            </w:pPr>
-            <w:r>
-              <w:rPr>
-                <w:sz w:val="17"/>
-              </w:rPr>
-              <w:t>The escalation rule gives the days per segment but not whether the alert is raised on the first day inside the window (59 or 60 days before expiry). Acceptance criterion 2 uses 59 days with a 60-day setting.</w:t>
-            </w:r>
-          </w:p>
-        </w:tc>
-        <w:tc>
-          <w:tcPr>
-            <w:tcW w:type="dxa" w:w="3402"/>
-            <w:tcMar>
-              <w:top w:w="50" w:type="dxa"/>
-              <w:bottom w:w="50" w:type="dxa"/>
-              <w:left w:w="90" w:type="dxa"/>
-              <w:right w:w="90" w:type="dxa"/>
-            </w:tcMar>
-            <w:shd w:val="clear" w:color="auto" w:fill="E5F5FF"/>
-          </w:tcPr>
-          <w:p>
-            <w:pPr>
-              <w:pStyle w:val="BDOITable"/>
-            </w:pPr>
-            <w:r>
-              <w:rPr>
-                <w:sz w:val="17"/>
-              </w:rPr>
-              <w:t>State "fewer than RNW_ESCALATION_DAYS days to expiry" or "at most RNW_ESCALATION_DAYS days"; the cases test 59 days (alert) and 61 days (no alert) and leave 60 days to the answer.</w:t>
-            </w:r>
-          </w:p>
-        </w:tc>
-      </w:tr>
-    </w:tbl>
-    <w:p>
-      <w:pPr>
-        <w:pStyle w:val="BDOISpacer"/>
-      </w:pPr>
-    </w:p>
-    <w:p>
-      <w:pPr>
-        <w:pStyle w:val="Heading1"/>
-        <w:pBdr>
-          <w:bottom w:val="single" w:sz="4" w:space="4" w:color="99C1E7"/>
-        </w:pBdr>
-      </w:pPr>
-      <w:bookmarkStart w:id="129" w:name="_Toc000129"/>
-      <w:r>
-        <w:rPr/>
-        <w:t>10 Sign-off</w:t>
-      </w:r>
-      <w:bookmarkEnd w:id="129"/>
+      <w:bookmarkEnd w:id="127"/>
     </w:p>
     <w:p>
       <w:r>
